--- a/internal_doc/05.测试设计/story/truncate/测试Story_truncate.docx
+++ b/internal_doc/05.测试设计/story/truncate/测试Story_truncate.docx
@@ -4275,6 +4275,10 @@
     <w:p>
       <w:pPr>
         <w:ind w:firstLineChars="200" w:firstLine="420"/>
+        <w:rPr>
+          <w:ins w:id="10" w:author="huxiaojun" w:date="2015-05-13T15:05:00Z"/>
+          <w:rFonts w:hint="eastAsia"/>
+        </w:rPr>
       </w:pPr>
       <w:r>
         <w:rPr>
@@ -4396,17 +4400,127 @@
     </w:p>
     <w:p>
       <w:pPr>
+        <w:ind w:firstLineChars="200" w:firstLine="420"/>
+        <w:rPr>
+          <w:ins w:id="11" w:author="huxiaojun" w:date="2015-05-13T15:05:00Z"/>
+          <w:rFonts w:hint="eastAsia"/>
+        </w:rPr>
+      </w:pPr>
+      <w:ins w:id="12" w:author="huxiaojun" w:date="2015-05-13T15:05:00Z">
+        <w:r>
+          <w:rPr>
+            <w:rFonts w:hint="eastAsia"/>
+          </w:rPr>
+          <w:t>工作流程：</w:t>
+        </w:r>
+      </w:ins>
+    </w:p>
+    <w:p>
+      <w:pPr>
+        <w:pStyle w:val="ListParagraph"/>
+        <w:numPr>
+          <w:ilvl w:val="3"/>
+          <w:numId w:val="1"/>
+        </w:numPr>
+        <w:ind w:firstLineChars="0"/>
+        <w:rPr>
+          <w:ins w:id="13" w:author="huxiaojun" w:date="2015-05-13T15:06:00Z"/>
+          <w:rFonts w:hint="eastAsia"/>
+        </w:rPr>
+        <w:pPrChange w:id="14" w:author="huxiaojun" w:date="2015-05-13T15:06:00Z">
+          <w:pPr>
+            <w:ind w:firstLineChars="200" w:firstLine="420"/>
+          </w:pPr>
+        </w:pPrChange>
+      </w:pPr>
+      <w:ins w:id="15" w:author="huxiaojun" w:date="2015-05-13T15:05:00Z">
+        <w:r>
+          <w:rPr>
+            <w:rFonts w:hint="eastAsia"/>
+          </w:rPr>
+          <w:t>创建表</w:t>
+        </w:r>
+      </w:ins>
+      <w:ins w:id="16" w:author="huxiaojun" w:date="2015-05-13T15:06:00Z">
+        <w:r>
+          <w:rPr>
+            <w:rFonts w:hint="eastAsia"/>
+          </w:rPr>
+          <w:t>；</w:t>
+        </w:r>
+      </w:ins>
+    </w:p>
+    <w:p>
+      <w:pPr>
+        <w:pStyle w:val="ListParagraph"/>
+        <w:numPr>
+          <w:ilvl w:val="3"/>
+          <w:numId w:val="1"/>
+        </w:numPr>
+        <w:ind w:firstLineChars="0"/>
+        <w:rPr>
+          <w:ins w:id="17" w:author="huxiaojun" w:date="2015-05-13T15:06:00Z"/>
+          <w:rFonts w:hint="eastAsia"/>
+        </w:rPr>
+        <w:pPrChange w:id="18" w:author="huxiaojun" w:date="2015-05-13T15:06:00Z">
+          <w:pPr>
+            <w:ind w:firstLineChars="200" w:firstLine="420"/>
+          </w:pPr>
+        </w:pPrChange>
+      </w:pPr>
+      <w:ins w:id="19" w:author="huxiaojun" w:date="2015-05-13T15:06:00Z">
+        <w:r>
+          <w:rPr>
+            <w:rFonts w:hint="eastAsia"/>
+          </w:rPr>
+          <w:t>写入普通数据或者大对象数据；</w:t>
+        </w:r>
+      </w:ins>
+    </w:p>
+    <w:p>
+      <w:pPr>
+        <w:pStyle w:val="ListParagraph"/>
+        <w:numPr>
+          <w:ilvl w:val="3"/>
+          <w:numId w:val="1"/>
+        </w:numPr>
+        <w:ind w:firstLineChars="0"/>
+        <w:pPrChange w:id="20" w:author="huxiaojun" w:date="2015-05-13T15:06:00Z">
+          <w:pPr>
+            <w:ind w:firstLineChars="200" w:firstLine="420"/>
+          </w:pPr>
+        </w:pPrChange>
+      </w:pPr>
+      <w:ins w:id="21" w:author="huxiaojun" w:date="2015-05-13T15:06:00Z">
+        <w:r>
+          <w:rPr>
+            <w:rFonts w:hint="eastAsia"/>
+          </w:rPr>
+          <w:lastRenderedPageBreak/>
+          <w:t>数据</w:t>
+        </w:r>
+      </w:ins>
+      <w:ins w:id="22" w:author="huxiaojun" w:date="2015-05-13T15:07:00Z">
+        <w:r>
+          <w:rPr>
+            <w:rFonts w:hint="eastAsia"/>
+          </w:rPr>
+          <w:t>和数据页被清除干净；</w:t>
+        </w:r>
+      </w:ins>
+    </w:p>
+    <w:p>
+      <w:pPr>
         <w:pStyle w:val="Heading1"/>
         <w:rPr>
           <w:rFonts w:cs="Arial"/>
         </w:rPr>
       </w:pPr>
-      <w:bookmarkStart w:id="10" w:name="_Toc363054137"/>
+      <w:bookmarkStart w:id="23" w:name="_Toc363054137"/>
       <w:r>
         <w:rPr>
           <w:rFonts w:cs="Arial"/>
         </w:rPr>
-        <w:lastRenderedPageBreak/>
         <w:t>测试</w:t>
       </w:r>
       <w:r>
@@ -4415,7 +4529,7 @@
         </w:rPr>
         <w:t>设计</w:t>
       </w:r>
-      <w:bookmarkEnd w:id="10"/>
+      <w:bookmarkEnd w:id="23"/>
     </w:p>
     <w:p>
       <w:pPr>
@@ -4498,14 +4612,14 @@
           <w:rFonts w:cs="Arial"/>
         </w:rPr>
       </w:pPr>
-      <w:bookmarkStart w:id="11" w:name="_Toc363054138"/>
+      <w:bookmarkStart w:id="24" w:name="_Toc363054138"/>
       <w:r>
         <w:rPr>
           <w:rFonts w:cs="Arial"/>
         </w:rPr>
         <w:t>测试规格</w:t>
       </w:r>
-      <w:bookmarkEnd w:id="11"/>
+      <w:bookmarkEnd w:id="24"/>
     </w:p>
     <w:p>
       <w:pPr>
@@ -4514,14 +4628,14 @@
           <w:rFonts w:ascii="Arial" w:hAnsi="Arial" w:cs="Arial"/>
         </w:rPr>
       </w:pPr>
-      <w:bookmarkStart w:id="12" w:name="_Toc363054139"/>
+      <w:bookmarkStart w:id="25" w:name="_Toc363054139"/>
       <w:r>
         <w:rPr>
           <w:rFonts w:ascii="Arial" w:cs="Arial"/>
         </w:rPr>
         <w:t>场景分析</w:t>
       </w:r>
-      <w:bookmarkEnd w:id="12"/>
+      <w:bookmarkEnd w:id="25"/>
     </w:p>
     <w:p>
       <w:pPr>
@@ -4569,7 +4683,7 @@
           <w:rFonts w:ascii="Arial" w:cs="Arial"/>
         </w:rPr>
       </w:pPr>
-      <w:bookmarkStart w:id="13" w:name="_Toc363054140"/>
+      <w:bookmarkStart w:id="26" w:name="_Toc363054140"/>
       <w:r>
         <w:rPr>
           <w:rFonts w:ascii="Arial" w:cs="Arial"/>
@@ -4588,7 +4702,7 @@
         </w:rPr>
         <w:t>（要求包含正常功能和异常情况）</w:t>
       </w:r>
-      <w:bookmarkEnd w:id="13"/>
+      <w:bookmarkEnd w:id="26"/>
     </w:p>
     <w:p>
       <w:r>
@@ -6060,7 +6174,6 @@
                 <w:b/>
                 <w:szCs w:val="22"/>
               </w:rPr>
-              <w:lastRenderedPageBreak/>
               <w:t>性能</w:t>
             </w:r>
           </w:p>
@@ -6188,14 +6301,14 @@
           <w:rFonts w:cs="Arial"/>
         </w:rPr>
       </w:pPr>
-      <w:bookmarkStart w:id="14" w:name="_Toc363054150"/>
+      <w:bookmarkStart w:id="27" w:name="_Toc363054150"/>
       <w:r>
         <w:rPr>
           <w:rFonts w:cs="Arial"/>
         </w:rPr>
         <w:t>详细测试方法</w:t>
       </w:r>
-      <w:bookmarkEnd w:id="14"/>
+      <w:bookmarkEnd w:id="27"/>
     </w:p>
     <w:p>
       <w:pPr>
@@ -6204,14 +6317,14 @@
           <w:rFonts w:ascii="Arial" w:hAnsi="Arial" w:cs="Arial"/>
         </w:rPr>
       </w:pPr>
-      <w:bookmarkStart w:id="15" w:name="_Toc363054151"/>
+      <w:bookmarkStart w:id="28" w:name="_Toc363054151"/>
       <w:r>
         <w:rPr>
           <w:rFonts w:ascii="Arial" w:hAnsi="Arial" w:cs="Arial"/>
         </w:rPr>
         <w:t>详细设计</w:t>
       </w:r>
-      <w:bookmarkEnd w:id="15"/>
+      <w:bookmarkEnd w:id="28"/>
     </w:p>
     <w:p>
       <w:pPr>
@@ -7461,6 +7574,7 @@
                 <w:b/>
                 <w:szCs w:val="22"/>
               </w:rPr>
+              <w:lastRenderedPageBreak/>
               <w:t>相关功能</w:t>
             </w:r>
           </w:p>
@@ -7483,7 +7597,6 @@
                 <w:rFonts w:asciiTheme="minorHAnsi" w:eastAsiaTheme="minorEastAsia" w:hAnsiTheme="minorHAnsi" w:cstheme="minorBidi" w:hint="eastAsia"/>
                 <w:szCs w:val="22"/>
               </w:rPr>
-              <w:lastRenderedPageBreak/>
               <w:t>表内创建索引</w:t>
             </w:r>
           </w:p>
@@ -9136,7 +9249,7 @@
           <w:rFonts w:ascii="Arial" w:hAnsi="Arial" w:cs="Arial"/>
         </w:rPr>
       </w:pPr>
-      <w:bookmarkStart w:id="16" w:name="_Toc363054152"/>
+      <w:bookmarkStart w:id="29" w:name="_Toc363054152"/>
       <w:r>
         <w:rPr>
           <w:rFonts w:ascii="Arial" w:hAnsi="Arial" w:cs="Arial"/>
@@ -9144,7 +9257,7 @@
         <w:lastRenderedPageBreak/>
         <w:t>验收测试用例</w:t>
       </w:r>
-      <w:bookmarkEnd w:id="16"/>
+      <w:bookmarkEnd w:id="29"/>
     </w:p>
     <w:p>
       <w:pPr>
@@ -12380,6 +12493,21 @@
 </file>
 
 <file path=customXml/item1.xml><?xml version="1.0" encoding="utf-8"?>
+<p:properties xmlns:p="http://schemas.microsoft.com/office/2006/metadata/properties" xmlns:xsi="http://www.w3.org/2001/XMLSchema-instance">
+  <documentManagement/>
+</p:properties>
+</file>
+
+<file path=customXml/item2.xml><?xml version="1.0" encoding="utf-8"?>
+<?mso-contentType ?>
+<FormTemplates xmlns="http://schemas.microsoft.com/sharepoint/v3/contenttype/forms">
+  <Display>DocumentLibraryForm</Display>
+  <Edit>DocumentLibraryForm</Edit>
+  <New>DocumentLibraryForm</New>
+</FormTemplates>
+</file>
+
+<file path=customXml/item3.xml><?xml version="1.0" encoding="utf-8"?>
 <ct:contentTypeSchema xmlns:ct="http://schemas.microsoft.com/office/2006/metadata/contentType" xmlns:ma="http://schemas.microsoft.com/office/2006/metadata/properties/metaAttributes" ct:_="" ma:_="" ma:contentTypeName="Document" ma:contentTypeID="0x010100C9D738FE56F9DD4F818CEE0622FC80C0" ma:contentTypeVersion="0" ma:contentTypeDescription="Create a new document." ma:contentTypeScope="" ma:versionID="c733d375e9f13075cc482d188b8bae2c">
   <xsd:schema xmlns:xsd="http://www.w3.org/2001/XMLSchema" xmlns:p="http://schemas.microsoft.com/office/2006/metadata/properties" targetNamespace="http://schemas.microsoft.com/office/2006/metadata/properties" ma:root="true" ma:fieldsID="4aeb20c0e3442673af7ee10786458764">
     <xsd:element name="properties">
@@ -12428,26 +12556,27 @@
 </ct:contentTypeSchema>
 </file>
 
-<file path=customXml/item2.xml><?xml version="1.0" encoding="utf-8"?>
-<?mso-contentType ?>
-<FormTemplates xmlns="http://schemas.microsoft.com/sharepoint/v3/contenttype/forms">
-  <Display>DocumentLibraryForm</Display>
-  <Edit>DocumentLibraryForm</Edit>
-  <New>DocumentLibraryForm</New>
-</FormTemplates>
-</file>
-
-<file path=customXml/item3.xml><?xml version="1.0" encoding="utf-8"?>
-<p:properties xmlns:p="http://schemas.microsoft.com/office/2006/metadata/properties" xmlns:xsi="http://www.w3.org/2001/XMLSchema-instance">
-  <documentManagement/>
-</p:properties>
-</file>
-
 <file path=customXml/item4.xml><?xml version="1.0" encoding="utf-8"?>
 <b:Sources xmlns:b="http://schemas.openxmlformats.org/officeDocument/2006/bibliography" xmlns="http://schemas.openxmlformats.org/officeDocument/2006/bibliography" SelectedStyle="\APA.XSL" StyleName="APA"/>
 </file>
 
 <file path=customXml/itemProps1.xml><?xml version="1.0" encoding="utf-8"?>
+<ds:datastoreItem xmlns:ds="http://schemas.openxmlformats.org/officeDocument/2006/customXml" ds:itemID="{283A67FA-FB68-40D1-A1FD-BD4AEE599422}">
+  <ds:schemaRefs>
+    <ds:schemaRef ds:uri="http://schemas.microsoft.com/office/2006/metadata/properties"/>
+  </ds:schemaRefs>
+</ds:datastoreItem>
+</file>
+
+<file path=customXml/itemProps2.xml><?xml version="1.0" encoding="utf-8"?>
+<ds:datastoreItem xmlns:ds="http://schemas.openxmlformats.org/officeDocument/2006/customXml" ds:itemID="{9C2CE626-7193-49AD-BC45-D7AF4DFA65A4}">
+  <ds:schemaRefs>
+    <ds:schemaRef ds:uri="http://schemas.microsoft.com/sharepoint/v3/contenttype/forms"/>
+  </ds:schemaRefs>
+</ds:datastoreItem>
+</file>
+
+<file path=customXml/itemProps3.xml><?xml version="1.0" encoding="utf-8"?>
 <ds:datastoreItem xmlns:ds="http://schemas.openxmlformats.org/officeDocument/2006/customXml" ds:itemID="{94CFB702-9C76-4C98-BCB1-FF31686087A1}">
   <ds:schemaRefs>
     <ds:schemaRef ds:uri="http://schemas.microsoft.com/office/2006/metadata/contentType"/>
@@ -12462,24 +12591,8 @@
 </ds:datastoreItem>
 </file>
 
-<file path=customXml/itemProps2.xml><?xml version="1.0" encoding="utf-8"?>
-<ds:datastoreItem xmlns:ds="http://schemas.openxmlformats.org/officeDocument/2006/customXml" ds:itemID="{9C2CE626-7193-49AD-BC45-D7AF4DFA65A4}">
-  <ds:schemaRefs>
-    <ds:schemaRef ds:uri="http://schemas.microsoft.com/sharepoint/v3/contenttype/forms"/>
-  </ds:schemaRefs>
-</ds:datastoreItem>
-</file>
-
-<file path=customXml/itemProps3.xml><?xml version="1.0" encoding="utf-8"?>
-<ds:datastoreItem xmlns:ds="http://schemas.openxmlformats.org/officeDocument/2006/customXml" ds:itemID="{283A67FA-FB68-40D1-A1FD-BD4AEE599422}">
-  <ds:schemaRefs>
-    <ds:schemaRef ds:uri="http://schemas.microsoft.com/office/2006/metadata/properties"/>
-  </ds:schemaRefs>
-</ds:datastoreItem>
-</file>
-
 <file path=customXml/itemProps4.xml><?xml version="1.0" encoding="utf-8"?>
-<ds:datastoreItem xmlns:ds="http://schemas.openxmlformats.org/officeDocument/2006/customXml" ds:itemID="{3B587B9E-8081-4136-A522-BC032735E142}">
+<ds:datastoreItem xmlns:ds="http://schemas.openxmlformats.org/officeDocument/2006/customXml" ds:itemID="{214BB5CD-3481-4667-9E69-AB024C0D1459}">
   <ds:schemaRefs>
     <ds:schemaRef ds:uri="http://schemas.openxmlformats.org/officeDocument/2006/bibliography"/>
   </ds:schemaRefs>

--- a/internal_doc/05.测试设计/story/truncate/测试Story_truncate.docx
+++ b/internal_doc/05.测试设计/story/truncate/测试Story_truncate.docx
@@ -4092,7 +4092,7 @@
       <w:pPr>
         <w:pStyle w:val="Heading2"/>
         <w:rPr>
-          <w:rFonts w:cs="Arial" w:hint="eastAsia"/>
+          <w:rFonts w:cs="Arial"/>
         </w:rPr>
       </w:pPr>
       <w:bookmarkStart w:id="7" w:name="_Toc363054131"/>
@@ -4107,9 +4107,6 @@
     <w:p>
       <w:pPr>
         <w:ind w:firstLine="405"/>
-        <w:rPr>
-          <w:rFonts w:hint="eastAsia"/>
-        </w:rPr>
       </w:pPr>
       <w:r>
         <w:rPr>
@@ -4140,7 +4137,7 @@
       <w:pPr>
         <w:pStyle w:val="Heading2"/>
         <w:rPr>
-          <w:rFonts w:cs="Arial" w:hint="eastAsia"/>
+          <w:rFonts w:cs="Arial"/>
         </w:rPr>
       </w:pPr>
       <w:r>
@@ -4182,7 +4179,13 @@
         <w:rPr>
           <w:rFonts w:hint="eastAsia"/>
         </w:rPr>
-        <w:t>查询可能会报表不存在的错误，目前无法解决此问题</w:t>
+        <w:t>查询时随机</w:t>
+      </w:r>
+      <w:r>
+        <w:rPr>
+          <w:rFonts w:hint="eastAsia"/>
+        </w:rPr>
+        <w:t>报表不存在的错误，目前无法解决此问题</w:t>
       </w:r>
       <w:r>
         <w:rPr>
@@ -4226,9 +4229,6 @@
     <w:p>
       <w:pPr>
         <w:ind w:firstLine="420"/>
-        <w:rPr>
-          <w:rFonts w:hint="eastAsia"/>
-        </w:rPr>
       </w:pPr>
       <w:r>
         <w:rPr>
@@ -4354,6 +4354,9 @@
         <w:spacing w:after="312" w:line="240" w:lineRule="auto"/>
         <w:ind w:firstLineChars="0"/>
         <w:jc w:val="both"/>
+        <w:rPr>
+          <w:rFonts w:hint="eastAsia"/>
+        </w:rPr>
       </w:pPr>
       <w:r>
         <w:rPr>
@@ -4400,11 +4403,17 @@
     </w:p>
     <w:p>
       <w:pPr>
-        <w:ind w:firstLineChars="200" w:firstLine="420"/>
+        <w:spacing w:after="312"/>
         <w:rPr>
           <w:del w:id="11" w:author="huxiaojun" w:date="2015-05-14T17:34:00Z"/>
         </w:rPr>
       </w:pPr>
+      <w:r>
+        <w:rPr>
+          <w:rFonts w:hint="eastAsia"/>
+        </w:rPr>
+        <w:t xml:space="preserve">    </w:t>
+      </w:r>
       <w:r>
         <w:rPr>
           <w:rFonts w:hint="eastAsia"/>
@@ -4813,7 +4822,7 @@
     <w:p>
       <w:pPr>
         <w:rPr>
-          <w:rFonts w:asciiTheme="minorHAnsi" w:eastAsiaTheme="minorEastAsia" w:hAnsiTheme="minorHAnsi" w:cstheme="minorBidi" w:hint="eastAsia"/>
+          <w:rFonts w:asciiTheme="minorHAnsi" w:eastAsiaTheme="minorEastAsia" w:hAnsiTheme="minorHAnsi" w:cstheme="minorBidi"/>
           <w:szCs w:val="22"/>
         </w:rPr>
       </w:pPr>
@@ -4822,7 +4831,7 @@
       <w:pPr>
         <w:ind w:firstLineChars="200" w:firstLine="420"/>
         <w:rPr>
-          <w:rFonts w:asciiTheme="minorHAnsi" w:eastAsiaTheme="minorEastAsia" w:hAnsiTheme="minorHAnsi" w:cstheme="minorBidi" w:hint="eastAsia"/>
+          <w:rFonts w:asciiTheme="minorHAnsi" w:eastAsiaTheme="minorEastAsia" w:hAnsiTheme="minorHAnsi" w:cstheme="minorBidi"/>
           <w:szCs w:val="22"/>
         </w:rPr>
       </w:pPr>
@@ -4880,7 +4889,7 @@
       <w:pPr>
         <w:ind w:firstLineChars="200" w:firstLine="420"/>
         <w:rPr>
-          <w:rFonts w:asciiTheme="minorHAnsi" w:eastAsiaTheme="minorEastAsia" w:hAnsiTheme="minorHAnsi" w:cstheme="minorBidi" w:hint="eastAsia"/>
+          <w:rFonts w:asciiTheme="minorHAnsi" w:eastAsiaTheme="minorEastAsia" w:hAnsiTheme="minorHAnsi" w:cstheme="minorBidi"/>
           <w:szCs w:val="22"/>
         </w:rPr>
       </w:pPr>
@@ -4903,7 +4912,7 @@
       <w:pPr>
         <w:ind w:firstLineChars="200" w:firstLine="420"/>
         <w:rPr>
-          <w:rFonts w:asciiTheme="minorHAnsi" w:eastAsiaTheme="minorEastAsia" w:hAnsiTheme="minorHAnsi" w:cstheme="minorBidi" w:hint="eastAsia"/>
+          <w:rFonts w:asciiTheme="minorHAnsi" w:eastAsiaTheme="minorEastAsia" w:hAnsiTheme="minorHAnsi" w:cstheme="minorBidi"/>
           <w:szCs w:val="22"/>
         </w:rPr>
       </w:pPr>
@@ -4926,7 +4935,7 @@
       <w:pPr>
         <w:ind w:firstLineChars="200" w:firstLine="420"/>
         <w:rPr>
-          <w:rFonts w:asciiTheme="minorHAnsi" w:eastAsiaTheme="minorEastAsia" w:hAnsiTheme="minorHAnsi" w:cstheme="minorBidi" w:hint="eastAsia"/>
+          <w:rFonts w:asciiTheme="minorHAnsi" w:eastAsiaTheme="minorEastAsia" w:hAnsiTheme="minorHAnsi" w:cstheme="minorBidi"/>
           <w:szCs w:val="22"/>
         </w:rPr>
       </w:pPr>
@@ -4949,7 +4958,7 @@
       <w:pPr>
         <w:ind w:firstLineChars="200" w:firstLine="420"/>
         <w:rPr>
-          <w:rFonts w:asciiTheme="minorHAnsi" w:eastAsiaTheme="minorEastAsia" w:hAnsiTheme="minorHAnsi" w:cstheme="minorBidi" w:hint="eastAsia"/>
+          <w:rFonts w:asciiTheme="minorHAnsi" w:eastAsiaTheme="minorEastAsia" w:hAnsiTheme="minorHAnsi" w:cstheme="minorBidi"/>
           <w:szCs w:val="22"/>
         </w:rPr>
       </w:pPr>
@@ -4986,7 +4995,7 @@
       <w:pPr>
         <w:ind w:firstLineChars="200" w:firstLine="420"/>
         <w:rPr>
-          <w:rFonts w:asciiTheme="minorHAnsi" w:eastAsiaTheme="minorEastAsia" w:hAnsiTheme="minorHAnsi" w:cstheme="minorBidi" w:hint="eastAsia"/>
+          <w:rFonts w:asciiTheme="minorHAnsi" w:eastAsiaTheme="minorEastAsia" w:hAnsiTheme="minorHAnsi" w:cstheme="minorBidi"/>
           <w:szCs w:val="22"/>
         </w:rPr>
       </w:pPr>
@@ -5009,7 +5018,7 @@
       <w:pPr>
         <w:ind w:firstLineChars="200" w:firstLine="420"/>
         <w:rPr>
-          <w:rFonts w:asciiTheme="minorHAnsi" w:eastAsiaTheme="minorEastAsia" w:hAnsiTheme="minorHAnsi" w:cstheme="minorBidi" w:hint="eastAsia"/>
+          <w:rFonts w:asciiTheme="minorHAnsi" w:eastAsiaTheme="minorEastAsia" w:hAnsiTheme="minorHAnsi" w:cstheme="minorBidi"/>
           <w:szCs w:val="22"/>
         </w:rPr>
       </w:pPr>
@@ -5039,7 +5048,15 @@
           <w:rFonts w:asciiTheme="minorHAnsi" w:eastAsiaTheme="minorEastAsia" w:hAnsiTheme="minorHAnsi" w:cstheme="minorBidi" w:hint="eastAsia"/>
           <w:szCs w:val="22"/>
         </w:rPr>
-        <w:t>等操作并发时，不会导致集群挂死或者是集群节点</w:t>
+        <w:t>等操作并发时，不会导致集群挂死或者是集</w:t>
+      </w:r>
+      <w:r>
+        <w:rPr>
+          <w:rFonts w:asciiTheme="minorHAnsi" w:eastAsiaTheme="minorEastAsia" w:hAnsiTheme="minorHAnsi" w:cstheme="minorBidi" w:hint="eastAsia"/>
+          <w:szCs w:val="22"/>
+        </w:rPr>
+        <w:lastRenderedPageBreak/>
+        <w:t>群节点</w:t>
       </w:r>
       <w:r>
         <w:rPr>
@@ -5060,7 +5077,7 @@
       <w:pPr>
         <w:ind w:firstLineChars="200" w:firstLine="420"/>
         <w:rPr>
-          <w:rFonts w:asciiTheme="minorHAnsi" w:eastAsiaTheme="minorEastAsia" w:hAnsiTheme="minorHAnsi" w:cstheme="minorBidi" w:hint="eastAsia"/>
+          <w:rFonts w:asciiTheme="minorHAnsi" w:eastAsiaTheme="minorEastAsia" w:hAnsiTheme="minorHAnsi" w:cstheme="minorBidi"/>
           <w:b/>
           <w:szCs w:val="22"/>
         </w:rPr>
@@ -5070,7 +5087,6 @@
           <w:rFonts w:asciiTheme="minorHAnsi" w:eastAsiaTheme="minorEastAsia" w:hAnsiTheme="minorHAnsi" w:cstheme="minorBidi" w:hint="eastAsia"/>
           <w:szCs w:val="22"/>
         </w:rPr>
-        <w:lastRenderedPageBreak/>
         <w:t>根据功能点的分析，将</w:t>
       </w:r>
       <w:r>
@@ -5101,7 +5117,15 @@
           <w:b/>
           <w:szCs w:val="22"/>
         </w:rPr>
-        <w:t>功能操作</w:t>
+        <w:t>操作</w:t>
+      </w:r>
+      <w:r>
+        <w:rPr>
+          <w:rFonts w:asciiTheme="minorHAnsi" w:eastAsiaTheme="minorEastAsia" w:hAnsiTheme="minorHAnsi" w:cstheme="minorBidi" w:hint="eastAsia"/>
+          <w:b/>
+          <w:szCs w:val="22"/>
+        </w:rPr>
+        <w:t>对象</w:t>
       </w:r>
       <w:r>
         <w:rPr>
@@ -5227,7 +5251,7 @@
       <w:pPr>
         <w:ind w:firstLineChars="200" w:firstLine="420"/>
         <w:rPr>
-          <w:rFonts w:asciiTheme="minorHAnsi" w:eastAsiaTheme="minorEastAsia" w:hAnsiTheme="minorHAnsi" w:cstheme="minorBidi" w:hint="eastAsia"/>
+          <w:rFonts w:asciiTheme="minorHAnsi" w:eastAsiaTheme="minorEastAsia" w:hAnsiTheme="minorHAnsi" w:cstheme="minorBidi"/>
           <w:szCs w:val="22"/>
         </w:rPr>
       </w:pPr>
@@ -5235,7 +5259,7 @@
     <w:p>
       <w:pPr>
         <w:rPr>
-          <w:rFonts w:asciiTheme="minorHAnsi" w:eastAsiaTheme="minorEastAsia" w:hAnsiTheme="minorHAnsi" w:cstheme="minorBidi" w:hint="eastAsia"/>
+          <w:rFonts w:asciiTheme="minorHAnsi" w:eastAsiaTheme="minorEastAsia" w:hAnsiTheme="minorHAnsi" w:cstheme="minorBidi"/>
           <w:szCs w:val="22"/>
         </w:rPr>
       </w:pPr>
@@ -5258,13 +5282,13 @@
           <w:rFonts w:asciiTheme="minorHAnsi" w:eastAsiaTheme="minorEastAsia" w:hAnsiTheme="minorHAnsi" w:cstheme="minorBidi" w:hint="eastAsia"/>
           <w:szCs w:val="22"/>
         </w:rPr>
-        <w:t>功能直接相关</w:t>
+        <w:t>操作对象</w:t>
       </w:r>
     </w:p>
     <w:p>
       <w:pPr>
         <w:rPr>
-          <w:rFonts w:asciiTheme="minorHAnsi" w:eastAsiaTheme="minorEastAsia" w:hAnsiTheme="minorHAnsi" w:cstheme="minorBidi" w:hint="eastAsia"/>
+          <w:rFonts w:asciiTheme="minorHAnsi" w:eastAsiaTheme="minorEastAsia" w:hAnsiTheme="minorHAnsi" w:cstheme="minorBidi"/>
           <w:szCs w:val="22"/>
         </w:rPr>
       </w:pPr>
@@ -5298,8 +5322,7 @@
         <w:tblLook w:val="04A0"/>
       </w:tblPr>
       <w:tblGrid>
-        <w:gridCol w:w="675"/>
-        <w:gridCol w:w="1418"/>
+        <w:gridCol w:w="2093"/>
         <w:gridCol w:w="1417"/>
         <w:gridCol w:w="1560"/>
         <w:gridCol w:w="1559"/>
@@ -5308,45 +5331,50 @@
       <w:tr>
         <w:tc>
           <w:tcPr>
-            <w:tcW w:w="675" w:type="dxa"/>
+            <w:tcW w:w="2093" w:type="dxa"/>
+            <w:tcBorders>
+              <w:tl2br w:val="single" w:sz="4" w:space="0" w:color="auto"/>
+            </w:tcBorders>
           </w:tcPr>
           <w:p>
             <w:pPr>
               <w:rPr>
                 <w:rFonts w:asciiTheme="minorHAnsi" w:eastAsiaTheme="minorEastAsia" w:hAnsiTheme="minorHAnsi" w:cstheme="minorBidi"/>
                 <w:b/>
-                <w:szCs w:val="22"/>
+                <w:sz w:val="32"/>
+                <w:szCs w:val="32"/>
+                <w:vertAlign w:val="subscript"/>
               </w:rPr>
             </w:pPr>
             <w:r>
               <w:rPr>
                 <w:rFonts w:asciiTheme="minorHAnsi" w:eastAsiaTheme="minorEastAsia" w:hAnsiTheme="minorHAnsi" w:cstheme="minorBidi" w:hint="eastAsia"/>
                 <w:b/>
-                <w:szCs w:val="22"/>
-              </w:rPr>
-              <w:t>标号</w:t>
-            </w:r>
-          </w:p>
-        </w:tc>
-        <w:tc>
-          <w:tcPr>
-            <w:tcW w:w="1418" w:type="dxa"/>
-          </w:tcPr>
-          <w:p>
-            <w:pPr>
-              <w:rPr>
-                <w:rFonts w:asciiTheme="minorHAnsi" w:eastAsiaTheme="minorEastAsia" w:hAnsiTheme="minorHAnsi" w:cstheme="minorBidi"/>
+                <w:sz w:val="32"/>
+                <w:szCs w:val="32"/>
+                <w:vertAlign w:val="subscript"/>
+              </w:rPr>
+              <w:t>正交因子名称</w:t>
+            </w:r>
+            <w:r>
+              <w:rPr>
+                <w:rFonts w:asciiTheme="minorHAnsi" w:eastAsiaTheme="minorEastAsia" w:hAnsiTheme="minorHAnsi" w:cstheme="minorBidi" w:hint="eastAsia"/>
                 <w:b/>
-                <w:szCs w:val="22"/>
-              </w:rPr>
-            </w:pPr>
+                <w:sz w:val="32"/>
+                <w:szCs w:val="32"/>
+                <w:vertAlign w:val="subscript"/>
+              </w:rPr>
+              <w:t xml:space="preserve"> </w:t>
+            </w:r>
             <w:r>
               <w:rPr>
                 <w:rFonts w:asciiTheme="minorHAnsi" w:eastAsiaTheme="minorEastAsia" w:hAnsiTheme="minorHAnsi" w:cstheme="minorBidi" w:hint="eastAsia"/>
                 <w:b/>
-                <w:szCs w:val="22"/>
-              </w:rPr>
-              <w:t>测试点</w:t>
+                <w:sz w:val="32"/>
+                <w:szCs w:val="32"/>
+                <w:vertAlign w:val="superscript"/>
+              </w:rPr>
+              <w:t>正交因子值</w:t>
             </w:r>
           </w:p>
         </w:tc>
@@ -5368,7 +5396,7 @@
                 <w:b/>
                 <w:szCs w:val="22"/>
               </w:rPr>
-              <w:t>测试因子</w:t>
+              <w:t>正交因子值</w:t>
             </w:r>
             <w:r>
               <w:rPr>
@@ -5398,7 +5426,7 @@
                 <w:b/>
                 <w:szCs w:val="22"/>
               </w:rPr>
-              <w:t>测试因子</w:t>
+              <w:t>正交因子值</w:t>
             </w:r>
             <w:r>
               <w:rPr>
@@ -5428,7 +5456,7 @@
                 <w:b/>
                 <w:szCs w:val="22"/>
               </w:rPr>
-              <w:t>测试因子</w:t>
+              <w:t>正交因子值</w:t>
             </w:r>
             <w:r>
               <w:rPr>
@@ -5458,7 +5486,7 @@
                 <w:b/>
                 <w:szCs w:val="22"/>
               </w:rPr>
-              <w:t>测试因子</w:t>
+              <w:t>正交因子值</w:t>
             </w:r>
             <w:r>
               <w:rPr>
@@ -5474,27 +5502,7 @@
       <w:tr>
         <w:tc>
           <w:tcPr>
-            <w:tcW w:w="675" w:type="dxa"/>
-          </w:tcPr>
-          <w:p>
-            <w:pPr>
-              <w:rPr>
-                <w:rFonts w:asciiTheme="minorHAnsi" w:eastAsiaTheme="minorEastAsia" w:hAnsiTheme="minorHAnsi" w:cstheme="minorBidi"/>
-                <w:szCs w:val="22"/>
-              </w:rPr>
-            </w:pPr>
-            <w:r>
-              <w:rPr>
-                <w:rFonts w:asciiTheme="minorHAnsi" w:eastAsiaTheme="minorEastAsia" w:hAnsiTheme="minorHAnsi" w:cstheme="minorBidi" w:hint="eastAsia"/>
-                <w:szCs w:val="22"/>
-              </w:rPr>
-              <w:t>1</w:t>
-            </w:r>
-          </w:p>
-        </w:tc>
-        <w:tc>
-          <w:tcPr>
-            <w:tcW w:w="1418" w:type="dxa"/>
+            <w:tcW w:w="2093" w:type="dxa"/>
           </w:tcPr>
           <w:p>
             <w:pPr>
@@ -5603,27 +5611,7 @@
       <w:tr>
         <w:tc>
           <w:tcPr>
-            <w:tcW w:w="675" w:type="dxa"/>
-          </w:tcPr>
-          <w:p>
-            <w:pPr>
-              <w:rPr>
-                <w:rFonts w:asciiTheme="minorHAnsi" w:eastAsiaTheme="minorEastAsia" w:hAnsiTheme="minorHAnsi" w:cstheme="minorBidi"/>
-                <w:szCs w:val="22"/>
-              </w:rPr>
-            </w:pPr>
-            <w:r>
-              <w:rPr>
-                <w:rFonts w:asciiTheme="minorHAnsi" w:eastAsiaTheme="minorEastAsia" w:hAnsiTheme="minorHAnsi" w:cstheme="minorBidi" w:hint="eastAsia"/>
-                <w:szCs w:val="22"/>
-              </w:rPr>
-              <w:t>2</w:t>
-            </w:r>
-          </w:p>
-        </w:tc>
-        <w:tc>
-          <w:tcPr>
-            <w:tcW w:w="1418" w:type="dxa"/>
+            <w:tcW w:w="2093" w:type="dxa"/>
           </w:tcPr>
           <w:p>
             <w:pPr>
@@ -5725,27 +5713,7 @@
       <w:tr>
         <w:tc>
           <w:tcPr>
-            <w:tcW w:w="675" w:type="dxa"/>
-          </w:tcPr>
-          <w:p>
-            <w:pPr>
-              <w:rPr>
-                <w:rFonts w:asciiTheme="minorHAnsi" w:eastAsiaTheme="minorEastAsia" w:hAnsiTheme="minorHAnsi" w:cstheme="minorBidi"/>
-                <w:szCs w:val="22"/>
-              </w:rPr>
-            </w:pPr>
-            <w:r>
-              <w:rPr>
-                <w:rFonts w:asciiTheme="minorHAnsi" w:eastAsiaTheme="minorEastAsia" w:hAnsiTheme="minorHAnsi" w:cstheme="minorBidi" w:hint="eastAsia"/>
-                <w:szCs w:val="22"/>
-              </w:rPr>
-              <w:t>3</w:t>
-            </w:r>
-          </w:p>
-        </w:tc>
-        <w:tc>
-          <w:tcPr>
-            <w:tcW w:w="1418" w:type="dxa"/>
+            <w:tcW w:w="2093" w:type="dxa"/>
           </w:tcPr>
           <w:p>
             <w:pPr>
@@ -5800,7 +5768,7 @@
                 <w:rFonts w:asciiTheme="minorHAnsi" w:eastAsiaTheme="minorEastAsia" w:hAnsiTheme="minorHAnsi" w:cstheme="minorBidi" w:hint="eastAsia"/>
                 <w:szCs w:val="22"/>
               </w:rPr>
-              <w:t>记录小于数据页</w:t>
+              <w:t>总记录大于多个数据页</w:t>
             </w:r>
           </w:p>
         </w:tc>
@@ -5815,13 +5783,6 @@
                 <w:szCs w:val="22"/>
               </w:rPr>
             </w:pPr>
-            <w:r>
-              <w:rPr>
-                <w:rFonts w:asciiTheme="minorHAnsi" w:eastAsiaTheme="minorEastAsia" w:hAnsiTheme="minorHAnsi" w:cstheme="minorBidi" w:hint="eastAsia"/>
-                <w:szCs w:val="22"/>
-              </w:rPr>
-              <w:t>记录大于数据页</w:t>
-            </w:r>
           </w:p>
         </w:tc>
         <w:tc>
@@ -5835,13 +5796,6 @@
                 <w:szCs w:val="22"/>
               </w:rPr>
             </w:pPr>
-            <w:r>
-              <w:rPr>
-                <w:rFonts w:asciiTheme="minorHAnsi" w:eastAsiaTheme="minorEastAsia" w:hAnsiTheme="minorHAnsi" w:cstheme="minorBidi" w:hint="eastAsia"/>
-                <w:szCs w:val="22"/>
-              </w:rPr>
-              <w:t>记录等于数据页</w:t>
-            </w:r>
           </w:p>
         </w:tc>
         <w:tc>
@@ -5855,13 +5809,6 @@
                 <w:szCs w:val="22"/>
               </w:rPr>
             </w:pPr>
-            <w:r>
-              <w:rPr>
-                <w:rFonts w:asciiTheme="minorHAnsi" w:eastAsiaTheme="minorEastAsia" w:hAnsiTheme="minorHAnsi" w:cstheme="minorBidi" w:hint="eastAsia"/>
-                <w:szCs w:val="22"/>
-              </w:rPr>
-              <w:t>总记录大于多个数据页</w:t>
-            </w:r>
           </w:p>
         </w:tc>
       </w:tr>
@@ -5869,7 +5816,7 @@
     <w:p>
       <w:pPr>
         <w:rPr>
-          <w:rFonts w:asciiTheme="minorHAnsi" w:eastAsiaTheme="minorEastAsia" w:hAnsiTheme="minorHAnsi" w:cstheme="minorBidi" w:hint="eastAsia"/>
+          <w:rFonts w:asciiTheme="minorHAnsi" w:eastAsiaTheme="minorEastAsia" w:hAnsiTheme="minorHAnsi" w:cstheme="minorBidi"/>
           <w:szCs w:val="22"/>
         </w:rPr>
       </w:pPr>
@@ -5878,37 +5825,30 @@
       <w:pPr>
         <w:ind w:firstLineChars="200" w:firstLine="420"/>
         <w:rPr>
-          <w:rFonts w:asciiTheme="minorHAnsi" w:eastAsiaTheme="minorEastAsia" w:hAnsiTheme="minorHAnsi" w:cstheme="minorBidi" w:hint="eastAsia"/>
-          <w:szCs w:val="22"/>
-        </w:rPr>
-      </w:pPr>
-      <w:r>
-        <w:rPr>
-          <w:rFonts w:asciiTheme="minorHAnsi" w:eastAsiaTheme="minorEastAsia" w:hAnsiTheme="minorHAnsi" w:cstheme="minorBidi" w:hint="eastAsia"/>
-          <w:szCs w:val="22"/>
-        </w:rPr>
-        <w:t>根据上图的状态表生成标准例集矩阵。根据分析得出的</w:t>
-      </w:r>
-      <w:r>
-        <w:rPr>
-          <w:rFonts w:asciiTheme="minorHAnsi" w:eastAsiaTheme="minorEastAsia" w:hAnsiTheme="minorHAnsi" w:cstheme="minorBidi" w:hint="eastAsia"/>
-          <w:szCs w:val="22"/>
-        </w:rPr>
-        <w:t>P/L</w:t>
-      </w:r>
-      <w:r>
-        <w:rPr>
-          <w:rFonts w:asciiTheme="minorHAnsi" w:eastAsiaTheme="minorEastAsia" w:hAnsiTheme="minorHAnsi" w:cstheme="minorBidi" w:hint="eastAsia"/>
-          <w:szCs w:val="22"/>
-        </w:rPr>
-        <w:t>值，对应直角矩阵测试用例生成工具得出以下测试矩阵：</w:t>
+          <w:rFonts w:asciiTheme="minorHAnsi" w:eastAsiaTheme="minorEastAsia" w:hAnsiTheme="minorHAnsi" w:cstheme="minorBidi"/>
+          <w:szCs w:val="22"/>
+        </w:rPr>
+      </w:pPr>
+      <w:r>
+        <w:rPr>
+          <w:rFonts w:asciiTheme="minorHAnsi" w:eastAsiaTheme="minorEastAsia" w:hAnsiTheme="minorHAnsi" w:cstheme="minorBidi" w:hint="eastAsia"/>
+          <w:szCs w:val="22"/>
+        </w:rPr>
+        <w:t>根据上图的状态表生成标准例集矩阵。根据分析得出</w:t>
+      </w:r>
+      <w:r>
+        <w:rPr>
+          <w:rFonts w:asciiTheme="minorHAnsi" w:eastAsiaTheme="minorEastAsia" w:hAnsiTheme="minorHAnsi" w:cstheme="minorBidi" w:hint="eastAsia"/>
+          <w:szCs w:val="22"/>
+        </w:rPr>
+        <w:t>对应直角矩阵测试用例生成工具得出以下测试矩阵：</w:t>
       </w:r>
     </w:p>
     <w:p>
       <w:pPr>
         <w:ind w:firstLineChars="200" w:firstLine="420"/>
         <w:rPr>
-          <w:rFonts w:asciiTheme="minorHAnsi" w:eastAsiaTheme="minorEastAsia" w:hAnsiTheme="minorHAnsi" w:cstheme="minorBidi" w:hint="eastAsia"/>
+          <w:rFonts w:asciiTheme="minorHAnsi" w:eastAsiaTheme="minorEastAsia" w:hAnsiTheme="minorHAnsi" w:cstheme="minorBidi"/>
           <w:szCs w:val="22"/>
         </w:rPr>
       </w:pPr>
@@ -5916,7 +5856,7 @@
     <w:p>
       <w:pPr>
         <w:rPr>
-          <w:rFonts w:asciiTheme="minorHAnsi" w:eastAsiaTheme="minorEastAsia" w:hAnsiTheme="minorHAnsi" w:cstheme="minorBidi" w:hint="eastAsia"/>
+          <w:rFonts w:asciiTheme="minorHAnsi" w:eastAsiaTheme="minorEastAsia" w:hAnsiTheme="minorHAnsi" w:cstheme="minorBidi"/>
           <w:szCs w:val="22"/>
         </w:rPr>
       </w:pPr>
@@ -6441,7 +6381,7 @@
     <w:p>
       <w:pPr>
         <w:rPr>
-          <w:rFonts w:asciiTheme="minorHAnsi" w:eastAsiaTheme="minorEastAsia" w:hAnsiTheme="minorHAnsi" w:cstheme="minorBidi" w:hint="eastAsia"/>
+          <w:rFonts w:asciiTheme="minorHAnsi" w:eastAsiaTheme="minorEastAsia" w:hAnsiTheme="minorHAnsi" w:cstheme="minorBidi"/>
           <w:szCs w:val="22"/>
         </w:rPr>
       </w:pPr>
@@ -6449,7 +6389,7 @@
     <w:p>
       <w:pPr>
         <w:rPr>
-          <w:rFonts w:asciiTheme="minorHAnsi" w:eastAsiaTheme="minorEastAsia" w:hAnsiTheme="minorHAnsi" w:cstheme="minorBidi" w:hint="eastAsia"/>
+          <w:rFonts w:asciiTheme="minorHAnsi" w:eastAsiaTheme="minorEastAsia" w:hAnsiTheme="minorHAnsi" w:cstheme="minorBidi"/>
           <w:szCs w:val="22"/>
         </w:rPr>
       </w:pPr>
@@ -6496,16 +6436,13 @@
         <w:tblLook w:val="04A0"/>
       </w:tblPr>
       <w:tblGrid>
-        <w:gridCol w:w="1704"/>
-        <w:gridCol w:w="1704"/>
-        <w:gridCol w:w="1704"/>
-        <w:gridCol w:w="1705"/>
-        <w:gridCol w:w="1705"/>
+        <w:gridCol w:w="3510"/>
+        <w:gridCol w:w="5012"/>
       </w:tblGrid>
       <w:tr>
         <w:tc>
           <w:tcPr>
-            <w:tcW w:w="1704" w:type="dxa"/>
+            <w:tcW w:w="3510" w:type="dxa"/>
             <w:tcBorders>
               <w:tl2br w:val="single" w:sz="4" w:space="0" w:color="auto"/>
             </w:tcBorders>
@@ -6554,6 +6491,16 @@
               <w:rPr>
                 <w:rFonts w:asciiTheme="minorHAnsi" w:eastAsiaTheme="minorEastAsia" w:hAnsiTheme="minorHAnsi" w:cstheme="minorBidi" w:hint="eastAsia"/>
                 <w:b/>
+                <w:sz w:val="28"/>
+                <w:szCs w:val="28"/>
+                <w:vertAlign w:val="subscript"/>
+              </w:rPr>
+              <w:t xml:space="preserve">           </w:t>
+            </w:r>
+            <w:r>
+              <w:rPr>
+                <w:rFonts w:asciiTheme="minorHAnsi" w:eastAsiaTheme="minorEastAsia" w:hAnsiTheme="minorHAnsi" w:cstheme="minorBidi" w:hint="eastAsia"/>
+                <w:b/>
                 <w:sz w:val="32"/>
                 <w:szCs w:val="32"/>
                 <w:vertAlign w:val="superscript"/>
@@ -6564,29 +6511,7 @@
         </w:tc>
         <w:tc>
           <w:tcPr>
-            <w:tcW w:w="1704" w:type="dxa"/>
-          </w:tcPr>
-          <w:p>
-            <w:pPr>
-              <w:rPr>
-                <w:rFonts w:asciiTheme="minorHAnsi" w:eastAsiaTheme="minorEastAsia" w:hAnsiTheme="minorHAnsi" w:cstheme="minorBidi"/>
-                <w:b/>
-                <w:szCs w:val="22"/>
-              </w:rPr>
-            </w:pPr>
-            <w:r>
-              <w:rPr>
-                <w:rFonts w:asciiTheme="minorHAnsi" w:eastAsiaTheme="minorEastAsia" w:hAnsiTheme="minorHAnsi" w:cstheme="minorBidi" w:hint="eastAsia"/>
-                <w:b/>
-                <w:szCs w:val="22"/>
-              </w:rPr>
-              <w:t>记录小于数据页</w:t>
-            </w:r>
-          </w:p>
-        </w:tc>
-        <w:tc>
-          <w:tcPr>
-            <w:tcW w:w="1704" w:type="dxa"/>
+            <w:tcW w:w="5012" w:type="dxa"/>
           </w:tcPr>
           <w:p>
             <w:pPr>
@@ -6607,13 +6532,15 @@
                 <w:b/>
                 <w:szCs w:val="22"/>
               </w:rPr>
-              <w:t>记录等于数据页</w:t>
-            </w:r>
-          </w:p>
-        </w:tc>
-        <w:tc>
-          <w:tcPr>
-            <w:tcW w:w="1705" w:type="dxa"/>
+              <w:t>记录大于多个数据页</w:t>
+            </w:r>
+          </w:p>
+        </w:tc>
+      </w:tr>
+      <w:tr>
+        <w:tc>
+          <w:tcPr>
+            <w:tcW w:w="3510" w:type="dxa"/>
           </w:tcPr>
           <w:p>
             <w:pPr>
@@ -6621,7 +6548,6 @@
               <w:autoSpaceDN/>
               <w:adjustRightInd/>
               <w:spacing w:line="240" w:lineRule="auto"/>
-              <w:jc w:val="center"/>
               <w:rPr>
                 <w:rFonts w:asciiTheme="minorHAnsi" w:eastAsiaTheme="minorEastAsia" w:hAnsiTheme="minorHAnsi" w:cstheme="minorBidi"/>
                 <w:b/>
@@ -6634,13 +6560,35 @@
                 <w:b/>
                 <w:szCs w:val="22"/>
               </w:rPr>
-              <w:t>记录大于数据页</w:t>
-            </w:r>
-          </w:p>
-        </w:tc>
-        <w:tc>
-          <w:tcPr>
-            <w:tcW w:w="1705" w:type="dxa"/>
+              <w:t>普通表写入普通记录</w:t>
+            </w:r>
+          </w:p>
+        </w:tc>
+        <w:tc>
+          <w:tcPr>
+            <w:tcW w:w="5012" w:type="dxa"/>
+          </w:tcPr>
+          <w:p>
+            <w:pPr>
+              <w:rPr>
+                <w:rFonts w:asciiTheme="minorHAnsi" w:eastAsiaTheme="minorEastAsia" w:hAnsiTheme="minorHAnsi" w:cstheme="minorBidi"/>
+                <w:szCs w:val="22"/>
+              </w:rPr>
+            </w:pPr>
+            <w:r>
+              <w:rPr>
+                <w:rFonts w:asciiTheme="minorHAnsi" w:eastAsiaTheme="minorEastAsia" w:hAnsiTheme="minorHAnsi" w:cstheme="minorBidi" w:hint="eastAsia"/>
+                <w:szCs w:val="22"/>
+              </w:rPr>
+              <w:t>普通表写入的普通记录大于多个数据页</w:t>
+            </w:r>
+          </w:p>
+        </w:tc>
+      </w:tr>
+      <w:tr>
+        <w:tc>
+          <w:tcPr>
+            <w:tcW w:w="3510" w:type="dxa"/>
           </w:tcPr>
           <w:p>
             <w:pPr>
@@ -6648,7 +6596,6 @@
               <w:autoSpaceDN/>
               <w:adjustRightInd/>
               <w:spacing w:line="240" w:lineRule="auto"/>
-              <w:jc w:val="center"/>
               <w:rPr>
                 <w:rFonts w:asciiTheme="minorHAnsi" w:eastAsiaTheme="minorEastAsia" w:hAnsiTheme="minorHAnsi" w:cstheme="minorBidi"/>
                 <w:b/>
@@ -6661,7 +6608,29 @@
                 <w:b/>
                 <w:szCs w:val="22"/>
               </w:rPr>
-              <w:t>记录大于多个数据页</w:t>
+              <w:t>水平分区表写入普通记录</w:t>
+            </w:r>
+          </w:p>
+        </w:tc>
+        <w:tc>
+          <w:tcPr>
+            <w:tcW w:w="5012" w:type="dxa"/>
+          </w:tcPr>
+          <w:p>
+            <w:pPr>
+              <w:rPr>
+                <w:rFonts w:asciiTheme="minorHAnsi" w:eastAsiaTheme="minorEastAsia" w:hAnsiTheme="minorHAnsi" w:cstheme="minorBidi"/>
+                <w:szCs w:val="22"/>
+                <w:highlight w:val="yellow"/>
+              </w:rPr>
+            </w:pPr>
+            <w:r>
+              <w:rPr>
+                <w:rFonts w:asciiTheme="minorHAnsi" w:eastAsiaTheme="minorEastAsia" w:hAnsiTheme="minorHAnsi" w:cstheme="minorBidi" w:hint="eastAsia"/>
+                <w:szCs w:val="22"/>
+                <w:highlight w:val="yellow"/>
+              </w:rPr>
+              <w:t>水平分区表写入的普通记录大于多个数据页</w:t>
             </w:r>
           </w:p>
         </w:tc>
@@ -6669,7 +6638,7 @@
       <w:tr>
         <w:tc>
           <w:tcPr>
-            <w:tcW w:w="1704" w:type="dxa"/>
+            <w:tcW w:w="3510" w:type="dxa"/>
           </w:tcPr>
           <w:p>
             <w:pPr>
@@ -6689,13 +6658,45 @@
                 <w:b/>
                 <w:szCs w:val="22"/>
               </w:rPr>
-              <w:t>普通表写入普通记录</w:t>
-            </w:r>
-          </w:p>
-        </w:tc>
-        <w:tc>
-          <w:tcPr>
-            <w:tcW w:w="1704" w:type="dxa"/>
+              <w:lastRenderedPageBreak/>
+              <w:t>垂直分区表写入普通记录</w:t>
+            </w:r>
+            <w:r>
+              <w:rPr>
+                <w:rFonts w:asciiTheme="minorHAnsi" w:eastAsiaTheme="minorEastAsia" w:hAnsiTheme="minorHAnsi" w:cstheme="minorBidi" w:hint="eastAsia"/>
+                <w:b/>
+                <w:szCs w:val="22"/>
+              </w:rPr>
+              <w:t>[split]</w:t>
+            </w:r>
+          </w:p>
+        </w:tc>
+        <w:tc>
+          <w:tcPr>
+            <w:tcW w:w="5012" w:type="dxa"/>
+          </w:tcPr>
+          <w:p>
+            <w:pPr>
+              <w:rPr>
+                <w:rFonts w:asciiTheme="minorHAnsi" w:eastAsiaTheme="minorEastAsia" w:hAnsiTheme="minorHAnsi" w:cstheme="minorBidi"/>
+                <w:szCs w:val="22"/>
+              </w:rPr>
+            </w:pPr>
+            <w:r>
+              <w:rPr>
+                <w:rFonts w:asciiTheme="minorHAnsi" w:eastAsiaTheme="minorEastAsia" w:hAnsiTheme="minorHAnsi" w:cstheme="minorBidi" w:hint="eastAsia"/>
+                <w:szCs w:val="22"/>
+                <w:highlight w:val="yellow"/>
+              </w:rPr>
+              <w:t>垂直分区表写入的普通记录大于多个数据页</w:t>
+            </w:r>
+          </w:p>
+        </w:tc>
+      </w:tr>
+      <w:tr>
+        <w:tc>
+          <w:tcPr>
+            <w:tcW w:w="3510" w:type="dxa"/>
           </w:tcPr>
           <w:p>
             <w:pPr>
@@ -6705,86 +6706,23 @@
               <w:spacing w:line="240" w:lineRule="auto"/>
               <w:rPr>
                 <w:rFonts w:asciiTheme="minorHAnsi" w:eastAsiaTheme="minorEastAsia" w:hAnsiTheme="minorHAnsi" w:cstheme="minorBidi"/>
-                <w:szCs w:val="22"/>
-                <w:highlight w:val="yellow"/>
-              </w:rPr>
-            </w:pPr>
-            <w:r>
-              <w:rPr>
-                <w:rFonts w:asciiTheme="minorHAnsi" w:eastAsiaTheme="minorEastAsia" w:hAnsiTheme="minorHAnsi" w:cstheme="minorBidi" w:hint="eastAsia"/>
-                <w:szCs w:val="22"/>
-                <w:highlight w:val="yellow"/>
-              </w:rPr>
-              <w:t>普通表写入的普通记录小于一个数据页</w:t>
-            </w:r>
-          </w:p>
-        </w:tc>
-        <w:tc>
-          <w:tcPr>
-            <w:tcW w:w="1704" w:type="dxa"/>
-          </w:tcPr>
-          <w:p>
-            <w:pPr>
-              <w:rPr>
-                <w:rFonts w:asciiTheme="minorHAnsi" w:eastAsiaTheme="minorEastAsia" w:hAnsiTheme="minorHAnsi" w:cstheme="minorBidi"/>
-                <w:szCs w:val="22"/>
-              </w:rPr>
-            </w:pPr>
-            <w:r>
-              <w:rPr>
-                <w:rFonts w:asciiTheme="minorHAnsi" w:eastAsiaTheme="minorEastAsia" w:hAnsiTheme="minorHAnsi" w:cstheme="minorBidi" w:hint="eastAsia"/>
-                <w:szCs w:val="22"/>
-                <w:highlight w:val="lightGray"/>
-              </w:rPr>
-              <w:t>普通表写入的普通记录等于一个数据页</w:t>
-            </w:r>
-          </w:p>
-        </w:tc>
-        <w:tc>
-          <w:tcPr>
-            <w:tcW w:w="1705" w:type="dxa"/>
-          </w:tcPr>
-          <w:p>
-            <w:pPr>
-              <w:rPr>
-                <w:rFonts w:asciiTheme="minorHAnsi" w:eastAsiaTheme="minorEastAsia" w:hAnsiTheme="minorHAnsi" w:cstheme="minorBidi"/>
-                <w:szCs w:val="22"/>
-              </w:rPr>
-            </w:pPr>
-            <w:r>
-              <w:rPr>
-                <w:rFonts w:asciiTheme="minorHAnsi" w:eastAsiaTheme="minorEastAsia" w:hAnsiTheme="minorHAnsi" w:cstheme="minorBidi" w:hint="eastAsia"/>
-                <w:szCs w:val="22"/>
-              </w:rPr>
-              <w:t>普通表写入的普通记录大于一个数据页</w:t>
-            </w:r>
-          </w:p>
-        </w:tc>
-        <w:tc>
-          <w:tcPr>
-            <w:tcW w:w="1705" w:type="dxa"/>
-          </w:tcPr>
-          <w:p>
-            <w:pPr>
-              <w:rPr>
-                <w:rFonts w:asciiTheme="minorHAnsi" w:eastAsiaTheme="minorEastAsia" w:hAnsiTheme="minorHAnsi" w:cstheme="minorBidi"/>
-                <w:szCs w:val="22"/>
-              </w:rPr>
-            </w:pPr>
-            <w:r>
-              <w:rPr>
-                <w:rFonts w:asciiTheme="minorHAnsi" w:eastAsiaTheme="minorEastAsia" w:hAnsiTheme="minorHAnsi" w:cstheme="minorBidi" w:hint="eastAsia"/>
-                <w:szCs w:val="22"/>
-              </w:rPr>
-              <w:t>普通表写入的普通记录大于多个数据页</w:t>
-            </w:r>
-          </w:p>
-        </w:tc>
-      </w:tr>
-      <w:tr>
-        <w:tc>
-          <w:tcPr>
-            <w:tcW w:w="1704" w:type="dxa"/>
+                <w:b/>
+                <w:szCs w:val="22"/>
+              </w:rPr>
+            </w:pPr>
+            <w:r>
+              <w:rPr>
+                <w:rFonts w:asciiTheme="minorHAnsi" w:eastAsiaTheme="minorEastAsia" w:hAnsiTheme="minorHAnsi" w:cstheme="minorBidi" w:hint="eastAsia"/>
+                <w:b/>
+                <w:szCs w:val="22"/>
+              </w:rPr>
+              <w:t>混合分区表写入普通记录</w:t>
+            </w:r>
+          </w:p>
+        </w:tc>
+        <w:tc>
+          <w:tcPr>
+            <w:tcW w:w="5012" w:type="dxa"/>
           </w:tcPr>
           <w:p>
             <w:pPr>
@@ -6794,61 +6732,25 @@
               <w:spacing w:line="240" w:lineRule="auto"/>
               <w:rPr>
                 <w:rFonts w:asciiTheme="minorHAnsi" w:eastAsiaTheme="minorEastAsia" w:hAnsiTheme="minorHAnsi" w:cstheme="minorBidi"/>
-                <w:b/>
-                <w:szCs w:val="22"/>
-              </w:rPr>
-            </w:pPr>
-            <w:r>
-              <w:rPr>
-                <w:rFonts w:asciiTheme="minorHAnsi" w:eastAsiaTheme="minorEastAsia" w:hAnsiTheme="minorHAnsi" w:cstheme="minorBidi" w:hint="eastAsia"/>
-                <w:b/>
-                <w:szCs w:val="22"/>
-              </w:rPr>
-              <w:t>水平分区表写入</w:t>
-            </w:r>
-            <w:r>
-              <w:rPr>
-                <w:rFonts w:asciiTheme="minorHAnsi" w:eastAsiaTheme="minorEastAsia" w:hAnsiTheme="minorHAnsi" w:cstheme="minorBidi" w:hint="eastAsia"/>
-                <w:b/>
-                <w:szCs w:val="22"/>
-              </w:rPr>
-              <w:lastRenderedPageBreak/>
-              <w:t>普通记录</w:t>
-            </w:r>
-          </w:p>
-        </w:tc>
-        <w:tc>
-          <w:tcPr>
-            <w:tcW w:w="1704" w:type="dxa"/>
-          </w:tcPr>
-          <w:p>
-            <w:pPr>
-              <w:rPr>
-                <w:rFonts w:asciiTheme="minorHAnsi" w:eastAsiaTheme="minorEastAsia" w:hAnsiTheme="minorHAnsi" w:cstheme="minorBidi"/>
-                <w:szCs w:val="22"/>
-              </w:rPr>
-            </w:pPr>
-            <w:r>
-              <w:rPr>
-                <w:rFonts w:asciiTheme="minorHAnsi" w:eastAsiaTheme="minorEastAsia" w:hAnsiTheme="minorHAnsi" w:cstheme="minorBidi" w:hint="eastAsia"/>
-                <w:szCs w:val="22"/>
-              </w:rPr>
-              <w:lastRenderedPageBreak/>
-              <w:t>水平分区表写入</w:t>
-            </w:r>
-            <w:r>
-              <w:rPr>
-                <w:rFonts w:asciiTheme="minorHAnsi" w:eastAsiaTheme="minorEastAsia" w:hAnsiTheme="minorHAnsi" w:cstheme="minorBidi" w:hint="eastAsia"/>
-                <w:szCs w:val="22"/>
-              </w:rPr>
-              <w:lastRenderedPageBreak/>
-              <w:t>的普通记录小于一个数据页</w:t>
-            </w:r>
-          </w:p>
-        </w:tc>
-        <w:tc>
-          <w:tcPr>
-            <w:tcW w:w="1704" w:type="dxa"/>
+                <w:szCs w:val="22"/>
+                <w:highlight w:val="yellow"/>
+              </w:rPr>
+            </w:pPr>
+            <w:r>
+              <w:rPr>
+                <w:rFonts w:asciiTheme="minorHAnsi" w:eastAsiaTheme="minorEastAsia" w:hAnsiTheme="minorHAnsi" w:cstheme="minorBidi" w:hint="eastAsia"/>
+                <w:szCs w:val="22"/>
+                <w:highlight w:val="yellow"/>
+              </w:rPr>
+              <w:t>混合分区表写入的普通记录大于多个数据页</w:t>
+            </w:r>
+          </w:p>
+        </w:tc>
+      </w:tr>
+      <w:tr>
+        <w:tc>
+          <w:tcPr>
+            <w:tcW w:w="3510" w:type="dxa"/>
           </w:tcPr>
           <w:p>
             <w:pPr>
@@ -6858,93 +6760,23 @@
               <w:spacing w:line="240" w:lineRule="auto"/>
               <w:rPr>
                 <w:rFonts w:asciiTheme="minorHAnsi" w:eastAsiaTheme="minorEastAsia" w:hAnsiTheme="minorHAnsi" w:cstheme="minorBidi"/>
-                <w:szCs w:val="22"/>
-                <w:highlight w:val="yellow"/>
-              </w:rPr>
-            </w:pPr>
-            <w:r>
-              <w:rPr>
-                <w:rFonts w:asciiTheme="minorHAnsi" w:eastAsiaTheme="minorEastAsia" w:hAnsiTheme="minorHAnsi" w:cstheme="minorBidi" w:hint="eastAsia"/>
-                <w:szCs w:val="22"/>
-                <w:highlight w:val="yellow"/>
-              </w:rPr>
-              <w:lastRenderedPageBreak/>
-              <w:t>水平分区表写入</w:t>
-            </w:r>
-            <w:r>
-              <w:rPr>
-                <w:rFonts w:asciiTheme="minorHAnsi" w:eastAsiaTheme="minorEastAsia" w:hAnsiTheme="minorHAnsi" w:cstheme="minorBidi" w:hint="eastAsia"/>
-                <w:szCs w:val="22"/>
-                <w:highlight w:val="yellow"/>
-              </w:rPr>
-              <w:lastRenderedPageBreak/>
-              <w:t>的普通记录等于一个数据页</w:t>
-            </w:r>
-          </w:p>
-        </w:tc>
-        <w:tc>
-          <w:tcPr>
-            <w:tcW w:w="1705" w:type="dxa"/>
-          </w:tcPr>
-          <w:p>
-            <w:pPr>
-              <w:rPr>
-                <w:rFonts w:asciiTheme="minorHAnsi" w:eastAsiaTheme="minorEastAsia" w:hAnsiTheme="minorHAnsi" w:cstheme="minorBidi"/>
-                <w:szCs w:val="22"/>
-              </w:rPr>
-            </w:pPr>
-            <w:r>
-              <w:rPr>
-                <w:rFonts w:asciiTheme="minorHAnsi" w:eastAsiaTheme="minorEastAsia" w:hAnsiTheme="minorHAnsi" w:cstheme="minorBidi" w:hint="eastAsia"/>
-                <w:szCs w:val="22"/>
-              </w:rPr>
-              <w:lastRenderedPageBreak/>
-              <w:t>水平分区表写入</w:t>
-            </w:r>
-            <w:r>
-              <w:rPr>
-                <w:rFonts w:asciiTheme="minorHAnsi" w:eastAsiaTheme="minorEastAsia" w:hAnsiTheme="minorHAnsi" w:cstheme="minorBidi" w:hint="eastAsia"/>
-                <w:szCs w:val="22"/>
-              </w:rPr>
-              <w:lastRenderedPageBreak/>
-              <w:t>的普通记录大于一个数据页</w:t>
-            </w:r>
-          </w:p>
-        </w:tc>
-        <w:tc>
-          <w:tcPr>
-            <w:tcW w:w="1705" w:type="dxa"/>
-          </w:tcPr>
-          <w:p>
-            <w:pPr>
-              <w:rPr>
-                <w:rFonts w:asciiTheme="minorHAnsi" w:eastAsiaTheme="minorEastAsia" w:hAnsiTheme="minorHAnsi" w:cstheme="minorBidi"/>
-                <w:szCs w:val="22"/>
-              </w:rPr>
-            </w:pPr>
-            <w:r>
-              <w:rPr>
-                <w:rFonts w:asciiTheme="minorHAnsi" w:eastAsiaTheme="minorEastAsia" w:hAnsiTheme="minorHAnsi" w:cstheme="minorBidi" w:hint="eastAsia"/>
-                <w:szCs w:val="22"/>
-              </w:rPr>
-              <w:lastRenderedPageBreak/>
-              <w:t>水平分区表写入</w:t>
-            </w:r>
-            <w:r>
-              <w:rPr>
-                <w:rFonts w:asciiTheme="minorHAnsi" w:eastAsiaTheme="minorEastAsia" w:hAnsiTheme="minorHAnsi" w:cstheme="minorBidi" w:hint="eastAsia"/>
-                <w:szCs w:val="22"/>
-              </w:rPr>
-              <w:lastRenderedPageBreak/>
-              <w:t>的普通记录大于多个数据页</w:t>
-            </w:r>
-          </w:p>
-        </w:tc>
-      </w:tr>
-      <w:tr>
-        <w:tc>
-          <w:tcPr>
-            <w:tcW w:w="1704" w:type="dxa"/>
+                <w:b/>
+                <w:szCs w:val="22"/>
+              </w:rPr>
+            </w:pPr>
+            <w:r>
+              <w:rPr>
+                <w:rFonts w:asciiTheme="minorHAnsi" w:eastAsiaTheme="minorEastAsia" w:hAnsiTheme="minorHAnsi" w:cstheme="minorBidi" w:hint="eastAsia"/>
+                <w:b/>
+                <w:szCs w:val="22"/>
+              </w:rPr>
+              <w:t>普通表写入大对象记录</w:t>
+            </w:r>
+          </w:p>
+        </w:tc>
+        <w:tc>
+          <w:tcPr>
+            <w:tcW w:w="5012" w:type="dxa"/>
           </w:tcPr>
           <w:p>
             <w:pPr>
@@ -6954,64 +6786,23 @@
               <w:spacing w:line="240" w:lineRule="auto"/>
               <w:rPr>
                 <w:rFonts w:asciiTheme="minorHAnsi" w:eastAsiaTheme="minorEastAsia" w:hAnsiTheme="minorHAnsi" w:cstheme="minorBidi"/>
-                <w:b/>
-                <w:szCs w:val="22"/>
-              </w:rPr>
-            </w:pPr>
-            <w:r>
-              <w:rPr>
-                <w:rFonts w:asciiTheme="minorHAnsi" w:eastAsiaTheme="minorEastAsia" w:hAnsiTheme="minorHAnsi" w:cstheme="minorBidi" w:hint="eastAsia"/>
-                <w:b/>
-                <w:szCs w:val="22"/>
-              </w:rPr>
-              <w:lastRenderedPageBreak/>
-              <w:t>垂直分区表写入普通记录</w:t>
-            </w:r>
-          </w:p>
-        </w:tc>
-        <w:tc>
-          <w:tcPr>
-            <w:tcW w:w="1704" w:type="dxa"/>
-          </w:tcPr>
-          <w:p>
-            <w:pPr>
-              <w:rPr>
-                <w:rFonts w:asciiTheme="minorHAnsi" w:eastAsiaTheme="minorEastAsia" w:hAnsiTheme="minorHAnsi" w:cstheme="minorBidi"/>
-                <w:szCs w:val="22"/>
-              </w:rPr>
-            </w:pPr>
-            <w:r>
-              <w:rPr>
-                <w:rFonts w:asciiTheme="minorHAnsi" w:eastAsiaTheme="minorEastAsia" w:hAnsiTheme="minorHAnsi" w:cstheme="minorBidi" w:hint="eastAsia"/>
-                <w:szCs w:val="22"/>
-              </w:rPr>
-              <w:t>垂直分区表写入的普通记录小于一个数据页</w:t>
-            </w:r>
-          </w:p>
-        </w:tc>
-        <w:tc>
-          <w:tcPr>
-            <w:tcW w:w="1704" w:type="dxa"/>
-          </w:tcPr>
-          <w:p>
-            <w:pPr>
-              <w:rPr>
-                <w:rFonts w:asciiTheme="minorHAnsi" w:eastAsiaTheme="minorEastAsia" w:hAnsiTheme="minorHAnsi" w:cstheme="minorBidi"/>
-                <w:szCs w:val="22"/>
-              </w:rPr>
-            </w:pPr>
-            <w:r>
-              <w:rPr>
-                <w:rFonts w:asciiTheme="minorHAnsi" w:eastAsiaTheme="minorEastAsia" w:hAnsiTheme="minorHAnsi" w:cstheme="minorBidi" w:hint="eastAsia"/>
-                <w:szCs w:val="22"/>
-              </w:rPr>
-              <w:t>垂直分区表写入的普通记录等于一个数据页</w:t>
-            </w:r>
-          </w:p>
-        </w:tc>
-        <w:tc>
-          <w:tcPr>
-            <w:tcW w:w="1705" w:type="dxa"/>
+                <w:szCs w:val="22"/>
+              </w:rPr>
+            </w:pPr>
+            <w:r>
+              <w:rPr>
+                <w:rFonts w:asciiTheme="minorHAnsi" w:eastAsiaTheme="minorEastAsia" w:hAnsiTheme="minorHAnsi" w:cstheme="minorBidi" w:hint="eastAsia"/>
+                <w:szCs w:val="22"/>
+              </w:rPr>
+              <w:t>普通表写入的大对象记录大于多个大对象数据页</w:t>
+            </w:r>
+          </w:p>
+        </w:tc>
+      </w:tr>
+      <w:tr>
+        <w:tc>
+          <w:tcPr>
+            <w:tcW w:w="3510" w:type="dxa"/>
           </w:tcPr>
           <w:p>
             <w:pPr>
@@ -7021,37 +6812,65 @@
               <w:spacing w:line="240" w:lineRule="auto"/>
               <w:rPr>
                 <w:rFonts w:asciiTheme="minorHAnsi" w:eastAsiaTheme="minorEastAsia" w:hAnsiTheme="minorHAnsi" w:cstheme="minorBidi"/>
-                <w:szCs w:val="22"/>
-                <w:highlight w:val="yellow"/>
-              </w:rPr>
-            </w:pPr>
-            <w:r>
-              <w:rPr>
-                <w:rFonts w:asciiTheme="minorHAnsi" w:eastAsiaTheme="minorEastAsia" w:hAnsiTheme="minorHAnsi" w:cstheme="minorBidi" w:hint="eastAsia"/>
-                <w:szCs w:val="22"/>
-                <w:highlight w:val="yellow"/>
-              </w:rPr>
-              <w:t>垂直分区表写入的普通记录大于一个数据页</w:t>
-            </w:r>
-          </w:p>
-        </w:tc>
-        <w:tc>
-          <w:tcPr>
-            <w:tcW w:w="1705" w:type="dxa"/>
-          </w:tcPr>
-          <w:p>
-            <w:pPr>
-              <w:rPr>
-                <w:rFonts w:asciiTheme="minorHAnsi" w:eastAsiaTheme="minorEastAsia" w:hAnsiTheme="minorHAnsi" w:cstheme="minorBidi"/>
-                <w:szCs w:val="22"/>
-              </w:rPr>
-            </w:pPr>
-            <w:r>
-              <w:rPr>
-                <w:rFonts w:asciiTheme="minorHAnsi" w:eastAsiaTheme="minorEastAsia" w:hAnsiTheme="minorHAnsi" w:cstheme="minorBidi" w:hint="eastAsia"/>
-                <w:szCs w:val="22"/>
-              </w:rPr>
-              <w:t>垂直分区表写入的普通记录大于多个数据页</w:t>
+                <w:b/>
+                <w:szCs w:val="22"/>
+              </w:rPr>
+            </w:pPr>
+            <w:r>
+              <w:rPr>
+                <w:rFonts w:asciiTheme="minorHAnsi" w:eastAsiaTheme="minorEastAsia" w:hAnsiTheme="minorHAnsi" w:cstheme="minorBidi" w:hint="eastAsia"/>
+                <w:b/>
+                <w:szCs w:val="22"/>
+              </w:rPr>
+              <w:t>水平分区表写入大对象记录</w:t>
+            </w:r>
+            <w:r>
+              <w:rPr>
+                <w:rFonts w:asciiTheme="minorHAnsi" w:eastAsiaTheme="minorEastAsia" w:hAnsiTheme="minorHAnsi" w:cstheme="minorBidi" w:hint="eastAsia"/>
+                <w:b/>
+                <w:szCs w:val="22"/>
+                <w:highlight w:val="darkCyan"/>
+              </w:rPr>
+              <w:t>[</w:t>
+            </w:r>
+            <w:r>
+              <w:rPr>
+                <w:rFonts w:asciiTheme="minorHAnsi" w:eastAsiaTheme="minorEastAsia" w:hAnsiTheme="minorHAnsi" w:cstheme="minorBidi" w:hint="eastAsia"/>
+                <w:b/>
+                <w:szCs w:val="22"/>
+                <w:highlight w:val="darkCyan"/>
+              </w:rPr>
+              <w:t>写失败</w:t>
+            </w:r>
+            <w:r>
+              <w:rPr>
+                <w:rFonts w:asciiTheme="minorHAnsi" w:eastAsiaTheme="minorEastAsia" w:hAnsiTheme="minorHAnsi" w:cstheme="minorBidi" w:hint="eastAsia"/>
+                <w:b/>
+                <w:szCs w:val="22"/>
+              </w:rPr>
+              <w:t>]</w:t>
+            </w:r>
+          </w:p>
+        </w:tc>
+        <w:tc>
+          <w:tcPr>
+            <w:tcW w:w="5012" w:type="dxa"/>
+          </w:tcPr>
+          <w:p>
+            <w:pPr>
+              <w:rPr>
+                <w:rFonts w:asciiTheme="minorHAnsi" w:eastAsiaTheme="minorEastAsia" w:hAnsiTheme="minorHAnsi" w:cstheme="minorBidi"/>
+                <w:szCs w:val="22"/>
+                <w:highlight w:val="darkGray"/>
+              </w:rPr>
+            </w:pPr>
+            <w:r>
+              <w:rPr>
+                <w:rFonts w:asciiTheme="minorHAnsi" w:eastAsiaTheme="minorEastAsia" w:hAnsiTheme="minorHAnsi" w:cstheme="minorBidi" w:hint="eastAsia"/>
+                <w:szCs w:val="22"/>
+                <w:highlight w:val="darkGray"/>
+              </w:rPr>
+              <w:t>水平分区表写入的大对象记录大于多个大对象数据页</w:t>
             </w:r>
           </w:p>
         </w:tc>
@@ -7059,7 +6878,7 @@
       <w:tr>
         <w:tc>
           <w:tcPr>
-            <w:tcW w:w="1704" w:type="dxa"/>
+            <w:tcW w:w="3510" w:type="dxa"/>
           </w:tcPr>
           <w:p>
             <w:pPr>
@@ -7079,73 +6898,45 @@
                 <w:b/>
                 <w:szCs w:val="22"/>
               </w:rPr>
-              <w:t>混合分区表写入普通记录</w:t>
-            </w:r>
-          </w:p>
-        </w:tc>
-        <w:tc>
-          <w:tcPr>
-            <w:tcW w:w="1704" w:type="dxa"/>
-          </w:tcPr>
-          <w:p>
-            <w:pPr>
-              <w:rPr>
-                <w:rFonts w:asciiTheme="minorHAnsi" w:eastAsiaTheme="minorEastAsia" w:hAnsiTheme="minorHAnsi" w:cstheme="minorBidi"/>
-                <w:szCs w:val="22"/>
-              </w:rPr>
-            </w:pPr>
-            <w:r>
-              <w:rPr>
-                <w:rFonts w:asciiTheme="minorHAnsi" w:eastAsiaTheme="minorEastAsia" w:hAnsiTheme="minorHAnsi" w:cstheme="minorBidi" w:hint="eastAsia"/>
-                <w:szCs w:val="22"/>
-              </w:rPr>
-              <w:t>混合分区表写入的普通记录小于一个数据页</w:t>
-            </w:r>
-          </w:p>
-        </w:tc>
-        <w:tc>
-          <w:tcPr>
-            <w:tcW w:w="1704" w:type="dxa"/>
-          </w:tcPr>
-          <w:p>
-            <w:pPr>
-              <w:rPr>
-                <w:rFonts w:asciiTheme="minorHAnsi" w:eastAsiaTheme="minorEastAsia" w:hAnsiTheme="minorHAnsi" w:cstheme="minorBidi"/>
-                <w:szCs w:val="22"/>
-              </w:rPr>
-            </w:pPr>
-            <w:r>
-              <w:rPr>
-                <w:rFonts w:asciiTheme="minorHAnsi" w:eastAsiaTheme="minorEastAsia" w:hAnsiTheme="minorHAnsi" w:cstheme="minorBidi" w:hint="eastAsia"/>
-                <w:szCs w:val="22"/>
-              </w:rPr>
-              <w:t>混合分区表写入的普通记录等于一个数据页</w:t>
-            </w:r>
-          </w:p>
-        </w:tc>
-        <w:tc>
-          <w:tcPr>
-            <w:tcW w:w="1705" w:type="dxa"/>
-          </w:tcPr>
-          <w:p>
-            <w:pPr>
-              <w:rPr>
-                <w:rFonts w:asciiTheme="minorHAnsi" w:eastAsiaTheme="minorEastAsia" w:hAnsiTheme="minorHAnsi" w:cstheme="minorBidi"/>
-                <w:szCs w:val="22"/>
-              </w:rPr>
-            </w:pPr>
-            <w:r>
-              <w:rPr>
-                <w:rFonts w:asciiTheme="minorHAnsi" w:eastAsiaTheme="minorEastAsia" w:hAnsiTheme="minorHAnsi" w:cstheme="minorBidi" w:hint="eastAsia"/>
-                <w:szCs w:val="22"/>
-              </w:rPr>
-              <w:t>混合分区表写入的普通记录大于一个数据页</w:t>
-            </w:r>
-          </w:p>
-        </w:tc>
-        <w:tc>
-          <w:tcPr>
-            <w:tcW w:w="1705" w:type="dxa"/>
+              <w:t>垂直分区表写入大对象记录</w:t>
+            </w:r>
+            <w:r>
+              <w:rPr>
+                <w:rFonts w:asciiTheme="minorHAnsi" w:eastAsiaTheme="minorEastAsia" w:hAnsiTheme="minorHAnsi" w:cstheme="minorBidi" w:hint="eastAsia"/>
+                <w:b/>
+                <w:szCs w:val="22"/>
+              </w:rPr>
+              <w:t>[domain]</w:t>
+            </w:r>
+          </w:p>
+        </w:tc>
+        <w:tc>
+          <w:tcPr>
+            <w:tcW w:w="5012" w:type="dxa"/>
+          </w:tcPr>
+          <w:p>
+            <w:pPr>
+              <w:rPr>
+                <w:rFonts w:asciiTheme="minorHAnsi" w:eastAsiaTheme="minorEastAsia" w:hAnsiTheme="minorHAnsi" w:cstheme="minorBidi"/>
+                <w:szCs w:val="22"/>
+                <w:highlight w:val="yellow"/>
+              </w:rPr>
+            </w:pPr>
+            <w:r>
+              <w:rPr>
+                <w:rFonts w:asciiTheme="minorHAnsi" w:eastAsiaTheme="minorEastAsia" w:hAnsiTheme="minorHAnsi" w:cstheme="minorBidi" w:hint="eastAsia"/>
+                <w:szCs w:val="22"/>
+                <w:highlight w:val="yellow"/>
+              </w:rPr>
+              <w:t>垂直分区表写入的大对象记录大于多个大对象数据页</w:t>
+            </w:r>
+          </w:p>
+        </w:tc>
+      </w:tr>
+      <w:tr>
+        <w:tc>
+          <w:tcPr>
+            <w:tcW w:w="3510" w:type="dxa"/>
           </w:tcPr>
           <w:p>
             <w:pPr>
@@ -7155,6 +6946,28 @@
               <w:spacing w:line="240" w:lineRule="auto"/>
               <w:rPr>
                 <w:rFonts w:asciiTheme="minorHAnsi" w:eastAsiaTheme="minorEastAsia" w:hAnsiTheme="minorHAnsi" w:cstheme="minorBidi"/>
+                <w:b/>
+                <w:szCs w:val="22"/>
+              </w:rPr>
+            </w:pPr>
+            <w:r>
+              <w:rPr>
+                <w:rFonts w:asciiTheme="minorHAnsi" w:eastAsiaTheme="minorEastAsia" w:hAnsiTheme="minorHAnsi" w:cstheme="minorBidi" w:hint="eastAsia"/>
+                <w:b/>
+                <w:szCs w:val="22"/>
+              </w:rPr>
+              <w:t>混合分区表写入大对象记录</w:t>
+            </w:r>
+          </w:p>
+        </w:tc>
+        <w:tc>
+          <w:tcPr>
+            <w:tcW w:w="5012" w:type="dxa"/>
+          </w:tcPr>
+          <w:p>
+            <w:pPr>
+              <w:rPr>
+                <w:rFonts w:asciiTheme="minorHAnsi" w:eastAsiaTheme="minorEastAsia" w:hAnsiTheme="minorHAnsi" w:cstheme="minorBidi"/>
                 <w:szCs w:val="22"/>
                 <w:highlight w:val="yellow"/>
               </w:rPr>
@@ -7165,7 +6978,7 @@
                 <w:szCs w:val="22"/>
                 <w:highlight w:val="yellow"/>
               </w:rPr>
-              <w:t>混合分区表写入的普通记录大于多个数据页</w:t>
+              <w:t>混合分区表写入的大对象记录大于多个大对象数据页</w:t>
             </w:r>
           </w:p>
         </w:tc>
@@ -7173,7 +6986,7 @@
       <w:tr>
         <w:tc>
           <w:tcPr>
-            <w:tcW w:w="1704" w:type="dxa"/>
+            <w:tcW w:w="3510" w:type="dxa"/>
           </w:tcPr>
           <w:p>
             <w:pPr>
@@ -7193,73 +7006,37 @@
                 <w:b/>
                 <w:szCs w:val="22"/>
               </w:rPr>
-              <w:t>普通表写入大对象记录</w:t>
-            </w:r>
-          </w:p>
-        </w:tc>
-        <w:tc>
-          <w:tcPr>
-            <w:tcW w:w="1704" w:type="dxa"/>
-          </w:tcPr>
-          <w:p>
-            <w:pPr>
-              <w:rPr>
-                <w:rFonts w:asciiTheme="minorHAnsi" w:eastAsiaTheme="minorEastAsia" w:hAnsiTheme="minorHAnsi" w:cstheme="minorBidi"/>
-                <w:szCs w:val="22"/>
-              </w:rPr>
-            </w:pPr>
-            <w:r>
-              <w:rPr>
-                <w:rFonts w:asciiTheme="minorHAnsi" w:eastAsiaTheme="minorEastAsia" w:hAnsiTheme="minorHAnsi" w:cstheme="minorBidi" w:hint="eastAsia"/>
-                <w:szCs w:val="22"/>
-              </w:rPr>
-              <w:t>普通表写入的大对象记录小于一个大对象数据页</w:t>
-            </w:r>
-          </w:p>
-        </w:tc>
-        <w:tc>
-          <w:tcPr>
-            <w:tcW w:w="1704" w:type="dxa"/>
-          </w:tcPr>
-          <w:p>
-            <w:pPr>
-              <w:rPr>
-                <w:rFonts w:asciiTheme="minorHAnsi" w:eastAsiaTheme="minorEastAsia" w:hAnsiTheme="minorHAnsi" w:cstheme="minorBidi"/>
-                <w:szCs w:val="22"/>
-              </w:rPr>
-            </w:pPr>
-            <w:r>
-              <w:rPr>
-                <w:rFonts w:asciiTheme="minorHAnsi" w:eastAsiaTheme="minorEastAsia" w:hAnsiTheme="minorHAnsi" w:cstheme="minorBidi" w:hint="eastAsia"/>
-                <w:szCs w:val="22"/>
-              </w:rPr>
-              <w:t>普通表写入的大对象记录等于一个大对象数据页</w:t>
-            </w:r>
-          </w:p>
-        </w:tc>
-        <w:tc>
-          <w:tcPr>
-            <w:tcW w:w="1705" w:type="dxa"/>
-          </w:tcPr>
-          <w:p>
-            <w:pPr>
-              <w:rPr>
-                <w:rFonts w:asciiTheme="minorHAnsi" w:eastAsiaTheme="minorEastAsia" w:hAnsiTheme="minorHAnsi" w:cstheme="minorBidi"/>
-                <w:szCs w:val="22"/>
-              </w:rPr>
-            </w:pPr>
-            <w:r>
-              <w:rPr>
-                <w:rFonts w:asciiTheme="minorHAnsi" w:eastAsiaTheme="minorEastAsia" w:hAnsiTheme="minorHAnsi" w:cstheme="minorBidi" w:hint="eastAsia"/>
-                <w:szCs w:val="22"/>
-              </w:rPr>
-              <w:t>普通表写入的大对象记录大于一个大对象数据页</w:t>
-            </w:r>
-          </w:p>
-        </w:tc>
-        <w:tc>
-          <w:tcPr>
-            <w:tcW w:w="1705" w:type="dxa"/>
+              <w:t>普通表中写入普通记录和大对象记录</w:t>
+            </w:r>
+          </w:p>
+        </w:tc>
+        <w:tc>
+          <w:tcPr>
+            <w:tcW w:w="5012" w:type="dxa"/>
+          </w:tcPr>
+          <w:p>
+            <w:pPr>
+              <w:rPr>
+                <w:rFonts w:asciiTheme="minorHAnsi" w:eastAsiaTheme="minorEastAsia" w:hAnsiTheme="minorHAnsi" w:cstheme="minorBidi"/>
+                <w:szCs w:val="22"/>
+                <w:highlight w:val="yellow"/>
+              </w:rPr>
+            </w:pPr>
+            <w:r>
+              <w:rPr>
+                <w:rFonts w:asciiTheme="minorHAnsi" w:eastAsiaTheme="minorEastAsia" w:hAnsiTheme="minorHAnsi" w:cstheme="minorBidi" w:hint="eastAsia"/>
+                <w:szCs w:val="22"/>
+                <w:highlight w:val="yellow"/>
+              </w:rPr>
+              <w:t>普通表写入的普通记录和大对象记录大于多个相应的数据页</w:t>
+            </w:r>
+          </w:p>
+        </w:tc>
+      </w:tr>
+      <w:tr>
+        <w:tc>
+          <w:tcPr>
+            <w:tcW w:w="3510" w:type="dxa"/>
           </w:tcPr>
           <w:p>
             <w:pPr>
@@ -7269,17 +7046,37 @@
               <w:spacing w:line="240" w:lineRule="auto"/>
               <w:rPr>
                 <w:rFonts w:asciiTheme="minorHAnsi" w:eastAsiaTheme="minorEastAsia" w:hAnsiTheme="minorHAnsi" w:cstheme="minorBidi"/>
-                <w:szCs w:val="22"/>
-                <w:highlight w:val="yellow"/>
-              </w:rPr>
-            </w:pPr>
-            <w:r>
-              <w:rPr>
-                <w:rFonts w:asciiTheme="minorHAnsi" w:eastAsiaTheme="minorEastAsia" w:hAnsiTheme="minorHAnsi" w:cstheme="minorBidi" w:hint="eastAsia"/>
-                <w:szCs w:val="22"/>
-                <w:highlight w:val="yellow"/>
-              </w:rPr>
-              <w:t>普通表写入的大对象记录大于多个大对象数据页</w:t>
+                <w:b/>
+                <w:szCs w:val="22"/>
+              </w:rPr>
+            </w:pPr>
+            <w:r>
+              <w:rPr>
+                <w:rFonts w:asciiTheme="minorHAnsi" w:eastAsiaTheme="minorEastAsia" w:hAnsiTheme="minorHAnsi" w:cstheme="minorBidi" w:hint="eastAsia"/>
+                <w:b/>
+                <w:szCs w:val="22"/>
+              </w:rPr>
+              <w:t>水平分区表中写入普通记录和大对象记录</w:t>
+            </w:r>
+          </w:p>
+        </w:tc>
+        <w:tc>
+          <w:tcPr>
+            <w:tcW w:w="5012" w:type="dxa"/>
+          </w:tcPr>
+          <w:p>
+            <w:pPr>
+              <w:rPr>
+                <w:rFonts w:asciiTheme="minorHAnsi" w:eastAsiaTheme="minorEastAsia" w:hAnsiTheme="minorHAnsi" w:cstheme="minorBidi"/>
+                <w:szCs w:val="22"/>
+              </w:rPr>
+            </w:pPr>
+            <w:r>
+              <w:rPr>
+                <w:rFonts w:asciiTheme="minorHAnsi" w:eastAsiaTheme="minorEastAsia" w:hAnsiTheme="minorHAnsi" w:cstheme="minorBidi" w:hint="eastAsia"/>
+                <w:szCs w:val="22"/>
+              </w:rPr>
+              <w:t>水平分区表写入的普通记录和大对象记录大于多个相应的数据页</w:t>
             </w:r>
           </w:p>
         </w:tc>
@@ -7287,7 +7084,7 @@
       <w:tr>
         <w:tc>
           <w:tcPr>
-            <w:tcW w:w="1704" w:type="dxa"/>
+            <w:tcW w:w="3510" w:type="dxa"/>
           </w:tcPr>
           <w:p>
             <w:pPr>
@@ -7307,53 +7104,35 @@
                 <w:b/>
                 <w:szCs w:val="22"/>
               </w:rPr>
-              <w:t>水平分区表写入大对象记录</w:t>
-            </w:r>
-          </w:p>
-        </w:tc>
-        <w:tc>
-          <w:tcPr>
-            <w:tcW w:w="1704" w:type="dxa"/>
-          </w:tcPr>
-          <w:p>
-            <w:pPr>
-              <w:rPr>
-                <w:rFonts w:asciiTheme="minorHAnsi" w:eastAsiaTheme="minorEastAsia" w:hAnsiTheme="minorHAnsi" w:cstheme="minorBidi"/>
-                <w:szCs w:val="22"/>
-              </w:rPr>
-            </w:pPr>
-            <w:r>
-              <w:rPr>
-                <w:rFonts w:asciiTheme="minorHAnsi" w:eastAsiaTheme="minorEastAsia" w:hAnsiTheme="minorHAnsi" w:cstheme="minorBidi" w:hint="eastAsia"/>
-                <w:szCs w:val="22"/>
-              </w:rPr>
-              <w:t>水平分区表写入的大对象记录小于一个大对象数据页</w:t>
-            </w:r>
-          </w:p>
-        </w:tc>
-        <w:tc>
-          <w:tcPr>
-            <w:tcW w:w="1704" w:type="dxa"/>
-          </w:tcPr>
-          <w:p>
-            <w:pPr>
-              <w:rPr>
-                <w:rFonts w:asciiTheme="minorHAnsi" w:eastAsiaTheme="minorEastAsia" w:hAnsiTheme="minorHAnsi" w:cstheme="minorBidi"/>
-                <w:szCs w:val="22"/>
-              </w:rPr>
-            </w:pPr>
-            <w:r>
-              <w:rPr>
-                <w:rFonts w:asciiTheme="minorHAnsi" w:eastAsiaTheme="minorEastAsia" w:hAnsiTheme="minorHAnsi" w:cstheme="minorBidi" w:hint="eastAsia"/>
-                <w:szCs w:val="22"/>
-              </w:rPr>
-              <w:t>水平分区表写入的大对象记录等于一个大对象数据页</w:t>
-            </w:r>
-          </w:p>
-        </w:tc>
-        <w:tc>
-          <w:tcPr>
-            <w:tcW w:w="1705" w:type="dxa"/>
+              <w:t>垂直分区表中写入普通记录和大对象记录</w:t>
+            </w:r>
+          </w:p>
+        </w:tc>
+        <w:tc>
+          <w:tcPr>
+            <w:tcW w:w="5012" w:type="dxa"/>
+          </w:tcPr>
+          <w:p>
+            <w:pPr>
+              <w:rPr>
+                <w:rFonts w:asciiTheme="minorHAnsi" w:eastAsiaTheme="minorEastAsia" w:hAnsiTheme="minorHAnsi" w:cstheme="minorBidi"/>
+                <w:szCs w:val="22"/>
+              </w:rPr>
+            </w:pPr>
+            <w:r>
+              <w:rPr>
+                <w:rFonts w:asciiTheme="minorHAnsi" w:eastAsiaTheme="minorEastAsia" w:hAnsiTheme="minorHAnsi" w:cstheme="minorBidi" w:hint="eastAsia"/>
+                <w:szCs w:val="22"/>
+              </w:rPr>
+              <w:t>垂直分区表写入的普通记录和大对象记录大于多个相应的数据页</w:t>
+            </w:r>
+          </w:p>
+        </w:tc>
+      </w:tr>
+      <w:tr>
+        <w:tc>
+          <w:tcPr>
+            <w:tcW w:w="3510" w:type="dxa"/>
           </w:tcPr>
           <w:p>
             <w:pPr>
@@ -7363,45 +7142,31 @@
               <w:spacing w:line="240" w:lineRule="auto"/>
               <w:rPr>
                 <w:rFonts w:asciiTheme="minorHAnsi" w:eastAsiaTheme="minorEastAsia" w:hAnsiTheme="minorHAnsi" w:cstheme="minorBidi"/>
-                <w:szCs w:val="22"/>
-                <w:highlight w:val="yellow"/>
-              </w:rPr>
-            </w:pPr>
-            <w:r>
-              <w:rPr>
-                <w:rFonts w:asciiTheme="minorHAnsi" w:eastAsiaTheme="minorEastAsia" w:hAnsiTheme="minorHAnsi" w:cstheme="minorBidi" w:hint="eastAsia"/>
-                <w:szCs w:val="22"/>
-                <w:highlight w:val="yellow"/>
-              </w:rPr>
-              <w:t>水平分区表写入的大对象记录大于一个大对象数据页</w:t>
-            </w:r>
-          </w:p>
-        </w:tc>
-        <w:tc>
-          <w:tcPr>
-            <w:tcW w:w="1705" w:type="dxa"/>
-          </w:tcPr>
-          <w:p>
-            <w:pPr>
-              <w:rPr>
-                <w:rFonts w:asciiTheme="minorHAnsi" w:eastAsiaTheme="minorEastAsia" w:hAnsiTheme="minorHAnsi" w:cstheme="minorBidi"/>
-                <w:szCs w:val="22"/>
-              </w:rPr>
-            </w:pPr>
-            <w:r>
-              <w:rPr>
-                <w:rFonts w:asciiTheme="minorHAnsi" w:eastAsiaTheme="minorEastAsia" w:hAnsiTheme="minorHAnsi" w:cstheme="minorBidi" w:hint="eastAsia"/>
-                <w:szCs w:val="22"/>
-              </w:rPr>
-              <w:t>水平分区表写入的大对象记录大于多个大对象数据页</w:t>
-            </w:r>
-          </w:p>
-        </w:tc>
-      </w:tr>
-      <w:tr>
-        <w:tc>
-          <w:tcPr>
-            <w:tcW w:w="1704" w:type="dxa"/>
+                <w:b/>
+                <w:szCs w:val="22"/>
+              </w:rPr>
+            </w:pPr>
+            <w:r>
+              <w:rPr>
+                <w:rFonts w:asciiTheme="minorHAnsi" w:eastAsiaTheme="minorEastAsia" w:hAnsiTheme="minorHAnsi" w:cstheme="minorBidi" w:hint="eastAsia"/>
+                <w:b/>
+                <w:szCs w:val="22"/>
+              </w:rPr>
+              <w:t>混合分区表中写入普通记录和大对象记录</w:t>
+            </w:r>
+            <w:r>
+              <w:rPr>
+                <w:rFonts w:asciiTheme="minorHAnsi" w:eastAsiaTheme="minorEastAsia" w:hAnsiTheme="minorHAnsi" w:cstheme="minorBidi" w:hint="eastAsia"/>
+                <w:b/>
+                <w:szCs w:val="22"/>
+              </w:rPr>
+              <w:t>[domain]</w:t>
+            </w:r>
+          </w:p>
+        </w:tc>
+        <w:tc>
+          <w:tcPr>
+            <w:tcW w:w="5012" w:type="dxa"/>
           </w:tcPr>
           <w:p>
             <w:pPr>
@@ -7411,709 +7176,6 @@
               <w:spacing w:line="240" w:lineRule="auto"/>
               <w:rPr>
                 <w:rFonts w:asciiTheme="minorHAnsi" w:eastAsiaTheme="minorEastAsia" w:hAnsiTheme="minorHAnsi" w:cstheme="minorBidi"/>
-                <w:b/>
-                <w:szCs w:val="22"/>
-              </w:rPr>
-            </w:pPr>
-            <w:r>
-              <w:rPr>
-                <w:rFonts w:asciiTheme="minorHAnsi" w:eastAsiaTheme="minorEastAsia" w:hAnsiTheme="minorHAnsi" w:cstheme="minorBidi" w:hint="eastAsia"/>
-                <w:b/>
-                <w:szCs w:val="22"/>
-              </w:rPr>
-              <w:t>垂直分区表写入大对象记录</w:t>
-            </w:r>
-          </w:p>
-        </w:tc>
-        <w:tc>
-          <w:tcPr>
-            <w:tcW w:w="1704" w:type="dxa"/>
-          </w:tcPr>
-          <w:p>
-            <w:pPr>
-              <w:rPr>
-                <w:rFonts w:asciiTheme="minorHAnsi" w:eastAsiaTheme="minorEastAsia" w:hAnsiTheme="minorHAnsi" w:cstheme="minorBidi"/>
-                <w:szCs w:val="22"/>
-              </w:rPr>
-            </w:pPr>
-            <w:r>
-              <w:rPr>
-                <w:rFonts w:asciiTheme="minorHAnsi" w:eastAsiaTheme="minorEastAsia" w:hAnsiTheme="minorHAnsi" w:cstheme="minorBidi" w:hint="eastAsia"/>
-                <w:szCs w:val="22"/>
-              </w:rPr>
-              <w:t>垂直分区表写入的大对象记录小于一个大对象数据页</w:t>
-            </w:r>
-          </w:p>
-        </w:tc>
-        <w:tc>
-          <w:tcPr>
-            <w:tcW w:w="1704" w:type="dxa"/>
-          </w:tcPr>
-          <w:p>
-            <w:pPr>
-              <w:autoSpaceDE/>
-              <w:autoSpaceDN/>
-              <w:adjustRightInd/>
-              <w:spacing w:line="240" w:lineRule="auto"/>
-              <w:rPr>
-                <w:rFonts w:asciiTheme="minorHAnsi" w:eastAsiaTheme="minorEastAsia" w:hAnsiTheme="minorHAnsi" w:cstheme="minorBidi"/>
-                <w:szCs w:val="22"/>
-                <w:highlight w:val="yellow"/>
-              </w:rPr>
-            </w:pPr>
-            <w:r>
-              <w:rPr>
-                <w:rFonts w:asciiTheme="minorHAnsi" w:eastAsiaTheme="minorEastAsia" w:hAnsiTheme="minorHAnsi" w:cstheme="minorBidi" w:hint="eastAsia"/>
-                <w:szCs w:val="22"/>
-                <w:highlight w:val="yellow"/>
-              </w:rPr>
-              <w:t>垂直分区表写入的大对象记录等于一个大对象数据页</w:t>
-            </w:r>
-          </w:p>
-        </w:tc>
-        <w:tc>
-          <w:tcPr>
-            <w:tcW w:w="1705" w:type="dxa"/>
-          </w:tcPr>
-          <w:p>
-            <w:pPr>
-              <w:rPr>
-                <w:rFonts w:asciiTheme="minorHAnsi" w:eastAsiaTheme="minorEastAsia" w:hAnsiTheme="minorHAnsi" w:cstheme="minorBidi"/>
-                <w:szCs w:val="22"/>
-              </w:rPr>
-            </w:pPr>
-            <w:r>
-              <w:rPr>
-                <w:rFonts w:asciiTheme="minorHAnsi" w:eastAsiaTheme="minorEastAsia" w:hAnsiTheme="minorHAnsi" w:cstheme="minorBidi" w:hint="eastAsia"/>
-                <w:szCs w:val="22"/>
-              </w:rPr>
-              <w:t>垂直分区表写入的大对象记录大于一个大对象数据页</w:t>
-            </w:r>
-          </w:p>
-        </w:tc>
-        <w:tc>
-          <w:tcPr>
-            <w:tcW w:w="1705" w:type="dxa"/>
-          </w:tcPr>
-          <w:p>
-            <w:pPr>
-              <w:rPr>
-                <w:rFonts w:asciiTheme="minorHAnsi" w:eastAsiaTheme="minorEastAsia" w:hAnsiTheme="minorHAnsi" w:cstheme="minorBidi"/>
-                <w:szCs w:val="22"/>
-              </w:rPr>
-            </w:pPr>
-            <w:r>
-              <w:rPr>
-                <w:rFonts w:asciiTheme="minorHAnsi" w:eastAsiaTheme="minorEastAsia" w:hAnsiTheme="minorHAnsi" w:cstheme="minorBidi" w:hint="eastAsia"/>
-                <w:szCs w:val="22"/>
-              </w:rPr>
-              <w:t>垂直分区表写入的大对象记录大于多个大对象数据页</w:t>
-            </w:r>
-          </w:p>
-        </w:tc>
-      </w:tr>
-      <w:tr>
-        <w:tc>
-          <w:tcPr>
-            <w:tcW w:w="1704" w:type="dxa"/>
-          </w:tcPr>
-          <w:p>
-            <w:pPr>
-              <w:autoSpaceDE/>
-              <w:autoSpaceDN/>
-              <w:adjustRightInd/>
-              <w:spacing w:line="240" w:lineRule="auto"/>
-              <w:rPr>
-                <w:rFonts w:asciiTheme="minorHAnsi" w:eastAsiaTheme="minorEastAsia" w:hAnsiTheme="minorHAnsi" w:cstheme="minorBidi"/>
-                <w:b/>
-                <w:szCs w:val="22"/>
-              </w:rPr>
-            </w:pPr>
-            <w:r>
-              <w:rPr>
-                <w:rFonts w:asciiTheme="minorHAnsi" w:eastAsiaTheme="minorEastAsia" w:hAnsiTheme="minorHAnsi" w:cstheme="minorBidi" w:hint="eastAsia"/>
-                <w:b/>
-                <w:szCs w:val="22"/>
-              </w:rPr>
-              <w:t>混合分区表写入大对象记录</w:t>
-            </w:r>
-          </w:p>
-        </w:tc>
-        <w:tc>
-          <w:tcPr>
-            <w:tcW w:w="1704" w:type="dxa"/>
-          </w:tcPr>
-          <w:p>
-            <w:pPr>
-              <w:autoSpaceDE/>
-              <w:autoSpaceDN/>
-              <w:adjustRightInd/>
-              <w:spacing w:line="240" w:lineRule="auto"/>
-              <w:rPr>
-                <w:rFonts w:asciiTheme="minorHAnsi" w:eastAsiaTheme="minorEastAsia" w:hAnsiTheme="minorHAnsi" w:cstheme="minorBidi"/>
-                <w:szCs w:val="22"/>
-                <w:highlight w:val="yellow"/>
-              </w:rPr>
-            </w:pPr>
-            <w:r>
-              <w:rPr>
-                <w:rFonts w:asciiTheme="minorHAnsi" w:eastAsiaTheme="minorEastAsia" w:hAnsiTheme="minorHAnsi" w:cstheme="minorBidi" w:hint="eastAsia"/>
-                <w:szCs w:val="22"/>
-                <w:highlight w:val="yellow"/>
-              </w:rPr>
-              <w:t>混合分区表写入的大对象记录小于一个大对象数据页</w:t>
-            </w:r>
-          </w:p>
-        </w:tc>
-        <w:tc>
-          <w:tcPr>
-            <w:tcW w:w="1704" w:type="dxa"/>
-          </w:tcPr>
-          <w:p>
-            <w:pPr>
-              <w:rPr>
-                <w:rFonts w:asciiTheme="minorHAnsi" w:eastAsiaTheme="minorEastAsia" w:hAnsiTheme="minorHAnsi" w:cstheme="minorBidi"/>
-                <w:szCs w:val="22"/>
-              </w:rPr>
-            </w:pPr>
-            <w:r>
-              <w:rPr>
-                <w:rFonts w:asciiTheme="minorHAnsi" w:eastAsiaTheme="minorEastAsia" w:hAnsiTheme="minorHAnsi" w:cstheme="minorBidi" w:hint="eastAsia"/>
-                <w:szCs w:val="22"/>
-              </w:rPr>
-              <w:t>混合分区表写入的大对象记录等于一个大对象数据页</w:t>
-            </w:r>
-          </w:p>
-        </w:tc>
-        <w:tc>
-          <w:tcPr>
-            <w:tcW w:w="1705" w:type="dxa"/>
-          </w:tcPr>
-          <w:p>
-            <w:pPr>
-              <w:rPr>
-                <w:rFonts w:asciiTheme="minorHAnsi" w:eastAsiaTheme="minorEastAsia" w:hAnsiTheme="minorHAnsi" w:cstheme="minorBidi"/>
-                <w:szCs w:val="22"/>
-              </w:rPr>
-            </w:pPr>
-            <w:r>
-              <w:rPr>
-                <w:rFonts w:asciiTheme="minorHAnsi" w:eastAsiaTheme="minorEastAsia" w:hAnsiTheme="minorHAnsi" w:cstheme="minorBidi" w:hint="eastAsia"/>
-                <w:szCs w:val="22"/>
-              </w:rPr>
-              <w:t>混合分区表写入的大对象记录大于一个大对象数据页</w:t>
-            </w:r>
-          </w:p>
-        </w:tc>
-        <w:tc>
-          <w:tcPr>
-            <w:tcW w:w="1705" w:type="dxa"/>
-          </w:tcPr>
-          <w:p>
-            <w:pPr>
-              <w:rPr>
-                <w:rFonts w:asciiTheme="minorHAnsi" w:eastAsiaTheme="minorEastAsia" w:hAnsiTheme="minorHAnsi" w:cstheme="minorBidi"/>
-                <w:szCs w:val="22"/>
-              </w:rPr>
-            </w:pPr>
-            <w:r>
-              <w:rPr>
-                <w:rFonts w:asciiTheme="minorHAnsi" w:eastAsiaTheme="minorEastAsia" w:hAnsiTheme="minorHAnsi" w:cstheme="minorBidi" w:hint="eastAsia"/>
-                <w:szCs w:val="22"/>
-              </w:rPr>
-              <w:t>混合分区表写入的大对象记录大于多个大对象数据页</w:t>
-            </w:r>
-          </w:p>
-        </w:tc>
-      </w:tr>
-      <w:tr>
-        <w:tc>
-          <w:tcPr>
-            <w:tcW w:w="1704" w:type="dxa"/>
-          </w:tcPr>
-          <w:p>
-            <w:pPr>
-              <w:autoSpaceDE/>
-              <w:autoSpaceDN/>
-              <w:adjustRightInd/>
-              <w:spacing w:line="240" w:lineRule="auto"/>
-              <w:rPr>
-                <w:rFonts w:asciiTheme="minorHAnsi" w:eastAsiaTheme="minorEastAsia" w:hAnsiTheme="minorHAnsi" w:cstheme="minorBidi"/>
-                <w:b/>
-                <w:szCs w:val="22"/>
-              </w:rPr>
-            </w:pPr>
-            <w:r>
-              <w:rPr>
-                <w:rFonts w:asciiTheme="minorHAnsi" w:eastAsiaTheme="minorEastAsia" w:hAnsiTheme="minorHAnsi" w:cstheme="minorBidi" w:hint="eastAsia"/>
-                <w:b/>
-                <w:szCs w:val="22"/>
-              </w:rPr>
-              <w:t>普通表中写入普通记录和大对象记录</w:t>
-            </w:r>
-          </w:p>
-        </w:tc>
-        <w:tc>
-          <w:tcPr>
-            <w:tcW w:w="1704" w:type="dxa"/>
-          </w:tcPr>
-          <w:p>
-            <w:pPr>
-              <w:rPr>
-                <w:rFonts w:asciiTheme="minorHAnsi" w:eastAsiaTheme="minorEastAsia" w:hAnsiTheme="minorHAnsi" w:cstheme="minorBidi"/>
-                <w:szCs w:val="22"/>
-              </w:rPr>
-            </w:pPr>
-            <w:r>
-              <w:rPr>
-                <w:rFonts w:asciiTheme="minorHAnsi" w:eastAsiaTheme="minorEastAsia" w:hAnsiTheme="minorHAnsi" w:cstheme="minorBidi" w:hint="eastAsia"/>
-                <w:szCs w:val="22"/>
-              </w:rPr>
-              <w:t>普通表写入的普通记录和大对象记录小于相应的数据页</w:t>
-            </w:r>
-          </w:p>
-        </w:tc>
-        <w:tc>
-          <w:tcPr>
-            <w:tcW w:w="1704" w:type="dxa"/>
-          </w:tcPr>
-          <w:p>
-            <w:pPr>
-              <w:autoSpaceDE/>
-              <w:autoSpaceDN/>
-              <w:adjustRightInd/>
-              <w:spacing w:line="240" w:lineRule="auto"/>
-              <w:rPr>
-                <w:rFonts w:asciiTheme="minorHAnsi" w:eastAsiaTheme="minorEastAsia" w:hAnsiTheme="minorHAnsi" w:cstheme="minorBidi"/>
-                <w:szCs w:val="22"/>
-                <w:highlight w:val="yellow"/>
-              </w:rPr>
-            </w:pPr>
-            <w:r>
-              <w:rPr>
-                <w:rFonts w:asciiTheme="minorHAnsi" w:eastAsiaTheme="minorEastAsia" w:hAnsiTheme="minorHAnsi" w:cstheme="minorBidi" w:hint="eastAsia"/>
-                <w:szCs w:val="22"/>
-                <w:highlight w:val="yellow"/>
-              </w:rPr>
-              <w:t>普通表写入的普通记录和大对象记录等于相应的数据页</w:t>
-            </w:r>
-          </w:p>
-        </w:tc>
-        <w:tc>
-          <w:tcPr>
-            <w:tcW w:w="1705" w:type="dxa"/>
-          </w:tcPr>
-          <w:p>
-            <w:pPr>
-              <w:rPr>
-                <w:rFonts w:asciiTheme="minorHAnsi" w:eastAsiaTheme="minorEastAsia" w:hAnsiTheme="minorHAnsi" w:cstheme="minorBidi"/>
-                <w:szCs w:val="22"/>
-              </w:rPr>
-            </w:pPr>
-            <w:r>
-              <w:rPr>
-                <w:rFonts w:asciiTheme="minorHAnsi" w:eastAsiaTheme="minorEastAsia" w:hAnsiTheme="minorHAnsi" w:cstheme="minorBidi" w:hint="eastAsia"/>
-                <w:szCs w:val="22"/>
-              </w:rPr>
-              <w:t>普通表写入的普通记录和大对象记录大于相应的数据页</w:t>
-            </w:r>
-          </w:p>
-        </w:tc>
-        <w:tc>
-          <w:tcPr>
-            <w:tcW w:w="1705" w:type="dxa"/>
-          </w:tcPr>
-          <w:p>
-            <w:pPr>
-              <w:rPr>
-                <w:rFonts w:asciiTheme="minorHAnsi" w:eastAsiaTheme="minorEastAsia" w:hAnsiTheme="minorHAnsi" w:cstheme="minorBidi"/>
-                <w:szCs w:val="22"/>
-              </w:rPr>
-            </w:pPr>
-            <w:r>
-              <w:rPr>
-                <w:rFonts w:asciiTheme="minorHAnsi" w:eastAsiaTheme="minorEastAsia" w:hAnsiTheme="minorHAnsi" w:cstheme="minorBidi" w:hint="eastAsia"/>
-                <w:szCs w:val="22"/>
-              </w:rPr>
-              <w:t>普通表写入的普通记录和大对象记录大于多个相应的数据页</w:t>
-            </w:r>
-          </w:p>
-        </w:tc>
-      </w:tr>
-      <w:tr>
-        <w:tc>
-          <w:tcPr>
-            <w:tcW w:w="1704" w:type="dxa"/>
-          </w:tcPr>
-          <w:p>
-            <w:pPr>
-              <w:autoSpaceDE/>
-              <w:autoSpaceDN/>
-              <w:adjustRightInd/>
-              <w:spacing w:line="240" w:lineRule="auto"/>
-              <w:rPr>
-                <w:rFonts w:asciiTheme="minorHAnsi" w:eastAsiaTheme="minorEastAsia" w:hAnsiTheme="minorHAnsi" w:cstheme="minorBidi"/>
-                <w:b/>
-                <w:szCs w:val="22"/>
-              </w:rPr>
-            </w:pPr>
-            <w:r>
-              <w:rPr>
-                <w:rFonts w:asciiTheme="minorHAnsi" w:eastAsiaTheme="minorEastAsia" w:hAnsiTheme="minorHAnsi" w:cstheme="minorBidi" w:hint="eastAsia"/>
-                <w:b/>
-                <w:szCs w:val="22"/>
-              </w:rPr>
-              <w:t>水平分区表中写入普通记录和大</w:t>
-            </w:r>
-            <w:r>
-              <w:rPr>
-                <w:rFonts w:asciiTheme="minorHAnsi" w:eastAsiaTheme="minorEastAsia" w:hAnsiTheme="minorHAnsi" w:cstheme="minorBidi" w:hint="eastAsia"/>
-                <w:b/>
-                <w:szCs w:val="22"/>
-              </w:rPr>
-              <w:lastRenderedPageBreak/>
-              <w:t>对象记录</w:t>
-            </w:r>
-          </w:p>
-        </w:tc>
-        <w:tc>
-          <w:tcPr>
-            <w:tcW w:w="1704" w:type="dxa"/>
-          </w:tcPr>
-          <w:p>
-            <w:pPr>
-              <w:rPr>
-                <w:rFonts w:asciiTheme="minorHAnsi" w:eastAsiaTheme="minorEastAsia" w:hAnsiTheme="minorHAnsi" w:cstheme="minorBidi"/>
-                <w:szCs w:val="22"/>
-              </w:rPr>
-            </w:pPr>
-            <w:r>
-              <w:rPr>
-                <w:rFonts w:asciiTheme="minorHAnsi" w:eastAsiaTheme="minorEastAsia" w:hAnsiTheme="minorHAnsi" w:cstheme="minorBidi" w:hint="eastAsia"/>
-                <w:szCs w:val="22"/>
-              </w:rPr>
-              <w:lastRenderedPageBreak/>
-              <w:t>水平分区表写入</w:t>
-            </w:r>
-            <w:r>
-              <w:rPr>
-                <w:rFonts w:asciiTheme="minorHAnsi" w:eastAsiaTheme="minorEastAsia" w:hAnsiTheme="minorHAnsi" w:cstheme="minorBidi" w:hint="eastAsia"/>
-                <w:szCs w:val="22"/>
-              </w:rPr>
-              <w:lastRenderedPageBreak/>
-              <w:t>的普通记录和大对象记录小于相应的数据页</w:t>
-            </w:r>
-          </w:p>
-        </w:tc>
-        <w:tc>
-          <w:tcPr>
-            <w:tcW w:w="1704" w:type="dxa"/>
-          </w:tcPr>
-          <w:p>
-            <w:pPr>
-              <w:rPr>
-                <w:rFonts w:asciiTheme="minorHAnsi" w:eastAsiaTheme="minorEastAsia" w:hAnsiTheme="minorHAnsi" w:cstheme="minorBidi"/>
-                <w:szCs w:val="22"/>
-              </w:rPr>
-            </w:pPr>
-            <w:r>
-              <w:rPr>
-                <w:rFonts w:asciiTheme="minorHAnsi" w:eastAsiaTheme="minorEastAsia" w:hAnsiTheme="minorHAnsi" w:cstheme="minorBidi" w:hint="eastAsia"/>
-                <w:szCs w:val="22"/>
-              </w:rPr>
-              <w:lastRenderedPageBreak/>
-              <w:t>水平分区表写入</w:t>
-            </w:r>
-            <w:r>
-              <w:rPr>
-                <w:rFonts w:asciiTheme="minorHAnsi" w:eastAsiaTheme="minorEastAsia" w:hAnsiTheme="minorHAnsi" w:cstheme="minorBidi" w:hint="eastAsia"/>
-                <w:szCs w:val="22"/>
-              </w:rPr>
-              <w:lastRenderedPageBreak/>
-              <w:t>的普通记录和大对象记录等于相应的数据页</w:t>
-            </w:r>
-          </w:p>
-        </w:tc>
-        <w:tc>
-          <w:tcPr>
-            <w:tcW w:w="1705" w:type="dxa"/>
-          </w:tcPr>
-          <w:p>
-            <w:pPr>
-              <w:autoSpaceDE/>
-              <w:autoSpaceDN/>
-              <w:adjustRightInd/>
-              <w:spacing w:line="240" w:lineRule="auto"/>
-              <w:rPr>
-                <w:rFonts w:asciiTheme="minorHAnsi" w:eastAsiaTheme="minorEastAsia" w:hAnsiTheme="minorHAnsi" w:cstheme="minorBidi"/>
-                <w:szCs w:val="22"/>
-                <w:highlight w:val="yellow"/>
-              </w:rPr>
-            </w:pPr>
-            <w:r>
-              <w:rPr>
-                <w:rFonts w:asciiTheme="minorHAnsi" w:eastAsiaTheme="minorEastAsia" w:hAnsiTheme="minorHAnsi" w:cstheme="minorBidi" w:hint="eastAsia"/>
-                <w:szCs w:val="22"/>
-                <w:highlight w:val="yellow"/>
-              </w:rPr>
-              <w:lastRenderedPageBreak/>
-              <w:t>水平分区表写入的普通记录和大</w:t>
-            </w:r>
-            <w:r>
-              <w:rPr>
-                <w:rFonts w:asciiTheme="minorHAnsi" w:eastAsiaTheme="minorEastAsia" w:hAnsiTheme="minorHAnsi" w:cstheme="minorBidi" w:hint="eastAsia"/>
-                <w:szCs w:val="22"/>
-                <w:highlight w:val="yellow"/>
-              </w:rPr>
-              <w:lastRenderedPageBreak/>
-              <w:t>对象记录大于相应的数据页</w:t>
-            </w:r>
-          </w:p>
-        </w:tc>
-        <w:tc>
-          <w:tcPr>
-            <w:tcW w:w="1705" w:type="dxa"/>
-          </w:tcPr>
-          <w:p>
-            <w:pPr>
-              <w:rPr>
-                <w:rFonts w:asciiTheme="minorHAnsi" w:eastAsiaTheme="minorEastAsia" w:hAnsiTheme="minorHAnsi" w:cstheme="minorBidi"/>
-                <w:szCs w:val="22"/>
-              </w:rPr>
-            </w:pPr>
-            <w:r>
-              <w:rPr>
-                <w:rFonts w:asciiTheme="minorHAnsi" w:eastAsiaTheme="minorEastAsia" w:hAnsiTheme="minorHAnsi" w:cstheme="minorBidi" w:hint="eastAsia"/>
-                <w:szCs w:val="22"/>
-              </w:rPr>
-              <w:lastRenderedPageBreak/>
-              <w:t>水平分区表写入</w:t>
-            </w:r>
-            <w:r>
-              <w:rPr>
-                <w:rFonts w:asciiTheme="minorHAnsi" w:eastAsiaTheme="minorEastAsia" w:hAnsiTheme="minorHAnsi" w:cstheme="minorBidi" w:hint="eastAsia"/>
-                <w:szCs w:val="22"/>
-              </w:rPr>
-              <w:lastRenderedPageBreak/>
-              <w:t>的普通记录和大对象记录大于多个相应的数据页</w:t>
-            </w:r>
-          </w:p>
-        </w:tc>
-      </w:tr>
-      <w:tr>
-        <w:tc>
-          <w:tcPr>
-            <w:tcW w:w="1704" w:type="dxa"/>
-          </w:tcPr>
-          <w:p>
-            <w:pPr>
-              <w:autoSpaceDE/>
-              <w:autoSpaceDN/>
-              <w:adjustRightInd/>
-              <w:spacing w:line="240" w:lineRule="auto"/>
-              <w:rPr>
-                <w:rFonts w:asciiTheme="minorHAnsi" w:eastAsiaTheme="minorEastAsia" w:hAnsiTheme="minorHAnsi" w:cstheme="minorBidi"/>
-                <w:b/>
-                <w:szCs w:val="22"/>
-              </w:rPr>
-            </w:pPr>
-            <w:r>
-              <w:rPr>
-                <w:rFonts w:asciiTheme="minorHAnsi" w:eastAsiaTheme="minorEastAsia" w:hAnsiTheme="minorHAnsi" w:cstheme="minorBidi" w:hint="eastAsia"/>
-                <w:b/>
-                <w:szCs w:val="22"/>
-              </w:rPr>
-              <w:lastRenderedPageBreak/>
-              <w:t>垂直分区表中写入普通记录和大对象记录</w:t>
-            </w:r>
-          </w:p>
-        </w:tc>
-        <w:tc>
-          <w:tcPr>
-            <w:tcW w:w="1704" w:type="dxa"/>
-          </w:tcPr>
-          <w:p>
-            <w:pPr>
-              <w:autoSpaceDE/>
-              <w:autoSpaceDN/>
-              <w:adjustRightInd/>
-              <w:spacing w:line="240" w:lineRule="auto"/>
-              <w:rPr>
-                <w:rFonts w:asciiTheme="minorHAnsi" w:eastAsiaTheme="minorEastAsia" w:hAnsiTheme="minorHAnsi" w:cstheme="minorBidi"/>
-                <w:szCs w:val="22"/>
-                <w:highlight w:val="yellow"/>
-              </w:rPr>
-            </w:pPr>
-            <w:r>
-              <w:rPr>
-                <w:rFonts w:asciiTheme="minorHAnsi" w:eastAsiaTheme="minorEastAsia" w:hAnsiTheme="minorHAnsi" w:cstheme="minorBidi" w:hint="eastAsia"/>
-                <w:szCs w:val="22"/>
-                <w:highlight w:val="yellow"/>
-              </w:rPr>
-              <w:t>垂直分区表写入的普通记录和大对象记录小于相应的数据页</w:t>
-            </w:r>
-          </w:p>
-        </w:tc>
-        <w:tc>
-          <w:tcPr>
-            <w:tcW w:w="1704" w:type="dxa"/>
-          </w:tcPr>
-          <w:p>
-            <w:pPr>
-              <w:rPr>
-                <w:rFonts w:asciiTheme="minorHAnsi" w:eastAsiaTheme="minorEastAsia" w:hAnsiTheme="minorHAnsi" w:cstheme="minorBidi"/>
-                <w:szCs w:val="22"/>
-              </w:rPr>
-            </w:pPr>
-            <w:r>
-              <w:rPr>
-                <w:rFonts w:asciiTheme="minorHAnsi" w:eastAsiaTheme="minorEastAsia" w:hAnsiTheme="minorHAnsi" w:cstheme="minorBidi" w:hint="eastAsia"/>
-                <w:szCs w:val="22"/>
-              </w:rPr>
-              <w:t>垂直分区表写入的普通记录和大对象记录等于相应的数据页</w:t>
-            </w:r>
-          </w:p>
-        </w:tc>
-        <w:tc>
-          <w:tcPr>
-            <w:tcW w:w="1705" w:type="dxa"/>
-          </w:tcPr>
-          <w:p>
-            <w:pPr>
-              <w:rPr>
-                <w:rFonts w:asciiTheme="minorHAnsi" w:eastAsiaTheme="minorEastAsia" w:hAnsiTheme="minorHAnsi" w:cstheme="minorBidi"/>
-                <w:szCs w:val="22"/>
-              </w:rPr>
-            </w:pPr>
-            <w:r>
-              <w:rPr>
-                <w:rFonts w:asciiTheme="minorHAnsi" w:eastAsiaTheme="minorEastAsia" w:hAnsiTheme="minorHAnsi" w:cstheme="minorBidi" w:hint="eastAsia"/>
-                <w:szCs w:val="22"/>
-              </w:rPr>
-              <w:t>垂直分区表写入的普通记录和大对象记录大于相应的数据页</w:t>
-            </w:r>
-          </w:p>
-        </w:tc>
-        <w:tc>
-          <w:tcPr>
-            <w:tcW w:w="1705" w:type="dxa"/>
-          </w:tcPr>
-          <w:p>
-            <w:pPr>
-              <w:rPr>
-                <w:rFonts w:asciiTheme="minorHAnsi" w:eastAsiaTheme="minorEastAsia" w:hAnsiTheme="minorHAnsi" w:cstheme="minorBidi"/>
-                <w:szCs w:val="22"/>
-              </w:rPr>
-            </w:pPr>
-            <w:r>
-              <w:rPr>
-                <w:rFonts w:asciiTheme="minorHAnsi" w:eastAsiaTheme="minorEastAsia" w:hAnsiTheme="minorHAnsi" w:cstheme="minorBidi" w:hint="eastAsia"/>
-                <w:szCs w:val="22"/>
-              </w:rPr>
-              <w:t>垂直分区表写入的普通记录和大对象记录大于多个相应的数据页</w:t>
-            </w:r>
-          </w:p>
-        </w:tc>
-      </w:tr>
-      <w:tr>
-        <w:tc>
-          <w:tcPr>
-            <w:tcW w:w="1704" w:type="dxa"/>
-          </w:tcPr>
-          <w:p>
-            <w:pPr>
-              <w:autoSpaceDE/>
-              <w:autoSpaceDN/>
-              <w:adjustRightInd/>
-              <w:spacing w:line="240" w:lineRule="auto"/>
-              <w:rPr>
-                <w:rFonts w:asciiTheme="minorHAnsi" w:eastAsiaTheme="minorEastAsia" w:hAnsiTheme="minorHAnsi" w:cstheme="minorBidi"/>
-                <w:b/>
-                <w:szCs w:val="22"/>
-              </w:rPr>
-            </w:pPr>
-            <w:r>
-              <w:rPr>
-                <w:rFonts w:asciiTheme="minorHAnsi" w:eastAsiaTheme="minorEastAsia" w:hAnsiTheme="minorHAnsi" w:cstheme="minorBidi" w:hint="eastAsia"/>
-                <w:b/>
-                <w:szCs w:val="22"/>
-              </w:rPr>
-              <w:t>混合分区表中写入普通记录和大对象记录</w:t>
-            </w:r>
-          </w:p>
-        </w:tc>
-        <w:tc>
-          <w:tcPr>
-            <w:tcW w:w="1704" w:type="dxa"/>
-          </w:tcPr>
-          <w:p>
-            <w:pPr>
-              <w:rPr>
-                <w:rFonts w:asciiTheme="minorHAnsi" w:eastAsiaTheme="minorEastAsia" w:hAnsiTheme="minorHAnsi" w:cstheme="minorBidi"/>
-                <w:szCs w:val="22"/>
-              </w:rPr>
-            </w:pPr>
-            <w:r>
-              <w:rPr>
-                <w:rFonts w:asciiTheme="minorHAnsi" w:eastAsiaTheme="minorEastAsia" w:hAnsiTheme="minorHAnsi" w:cstheme="minorBidi" w:hint="eastAsia"/>
-                <w:szCs w:val="22"/>
-              </w:rPr>
-              <w:t>混合分区表写入的普通记录和大对象记录小于相应的数据页</w:t>
-            </w:r>
-          </w:p>
-        </w:tc>
-        <w:tc>
-          <w:tcPr>
-            <w:tcW w:w="1704" w:type="dxa"/>
-          </w:tcPr>
-          <w:p>
-            <w:pPr>
-              <w:rPr>
-                <w:rFonts w:asciiTheme="minorHAnsi" w:eastAsiaTheme="minorEastAsia" w:hAnsiTheme="minorHAnsi" w:cstheme="minorBidi"/>
-                <w:szCs w:val="22"/>
-              </w:rPr>
-            </w:pPr>
-            <w:r>
-              <w:rPr>
-                <w:rFonts w:asciiTheme="minorHAnsi" w:eastAsiaTheme="minorEastAsia" w:hAnsiTheme="minorHAnsi" w:cstheme="minorBidi" w:hint="eastAsia"/>
-                <w:szCs w:val="22"/>
-              </w:rPr>
-              <w:t>混合分区表写入的普通记录和大对象记录等于相应的数据页</w:t>
-            </w:r>
-          </w:p>
-        </w:tc>
-        <w:tc>
-          <w:tcPr>
-            <w:tcW w:w="1705" w:type="dxa"/>
-          </w:tcPr>
-          <w:p>
-            <w:pPr>
-              <w:rPr>
-                <w:rFonts w:asciiTheme="minorHAnsi" w:eastAsiaTheme="minorEastAsia" w:hAnsiTheme="minorHAnsi" w:cstheme="minorBidi"/>
-                <w:szCs w:val="22"/>
-              </w:rPr>
-            </w:pPr>
-            <w:r>
-              <w:rPr>
-                <w:rFonts w:asciiTheme="minorHAnsi" w:eastAsiaTheme="minorEastAsia" w:hAnsiTheme="minorHAnsi" w:cstheme="minorBidi" w:hint="eastAsia"/>
-                <w:szCs w:val="22"/>
-              </w:rPr>
-              <w:t>混合分区表写入的普通记录和大对象记录大于相应的数据页</w:t>
-            </w:r>
-          </w:p>
-        </w:tc>
-        <w:tc>
-          <w:tcPr>
-            <w:tcW w:w="1705" w:type="dxa"/>
-          </w:tcPr>
-          <w:p>
-            <w:pPr>
-              <w:autoSpaceDE/>
-              <w:autoSpaceDN/>
-              <w:adjustRightInd/>
-              <w:spacing w:line="240" w:lineRule="auto"/>
-              <w:rPr>
-                <w:rFonts w:asciiTheme="minorHAnsi" w:eastAsiaTheme="minorEastAsia" w:hAnsiTheme="minorHAnsi" w:cstheme="minorBidi"/>
                 <w:szCs w:val="22"/>
                 <w:highlight w:val="yellow"/>
               </w:rPr>
@@ -8133,7 +7195,7 @@
     <w:p>
       <w:pPr>
         <w:rPr>
-          <w:rFonts w:asciiTheme="minorHAnsi" w:eastAsiaTheme="minorEastAsia" w:hAnsiTheme="minorHAnsi" w:cstheme="minorBidi" w:hint="eastAsia"/>
+          <w:rFonts w:asciiTheme="minorHAnsi" w:eastAsiaTheme="minorEastAsia" w:hAnsiTheme="minorHAnsi" w:cstheme="minorBidi"/>
           <w:szCs w:val="22"/>
         </w:rPr>
       </w:pPr>
@@ -8142,7 +7204,7 @@
       <w:pPr>
         <w:ind w:firstLineChars="200" w:firstLine="420"/>
         <w:rPr>
-          <w:rFonts w:asciiTheme="minorHAnsi" w:eastAsiaTheme="minorEastAsia" w:hAnsiTheme="minorHAnsi" w:cstheme="minorBidi" w:hint="eastAsia"/>
+          <w:rFonts w:asciiTheme="minorHAnsi" w:eastAsiaTheme="minorEastAsia" w:hAnsiTheme="minorHAnsi" w:cstheme="minorBidi"/>
           <w:b/>
           <w:szCs w:val="22"/>
         </w:rPr>
@@ -8243,7 +7305,7 @@
       <w:pPr>
         <w:ind w:firstLineChars="200" w:firstLine="422"/>
         <w:rPr>
-          <w:rFonts w:asciiTheme="minorHAnsi" w:eastAsiaTheme="minorEastAsia" w:hAnsiTheme="minorHAnsi" w:cstheme="minorBidi" w:hint="eastAsia"/>
+          <w:rFonts w:asciiTheme="minorHAnsi" w:eastAsiaTheme="minorEastAsia" w:hAnsiTheme="minorHAnsi" w:cstheme="minorBidi"/>
           <w:szCs w:val="22"/>
         </w:rPr>
       </w:pPr>
@@ -8323,14 +7385,28 @@
           <w:rFonts w:asciiTheme="minorHAnsi" w:eastAsiaTheme="minorEastAsia" w:hAnsiTheme="minorHAnsi" w:cstheme="minorBidi" w:hint="eastAsia"/>
           <w:szCs w:val="22"/>
         </w:rPr>
-        <w:t>环境下跑。</w:t>
+        <w:t>环境下跑</w:t>
+      </w:r>
+      <w:r>
+        <w:rPr>
+          <w:rFonts w:asciiTheme="minorHAnsi" w:eastAsiaTheme="minorEastAsia" w:hAnsiTheme="minorHAnsi" w:cstheme="minorBidi" w:hint="eastAsia"/>
+          <w:szCs w:val="22"/>
+        </w:rPr>
+        <w:t>，主要为主机与集群</w:t>
+      </w:r>
+      <w:r>
+        <w:rPr>
+          <w:rFonts w:asciiTheme="minorHAnsi" w:eastAsiaTheme="minorEastAsia" w:hAnsiTheme="minorHAnsi" w:cstheme="minorBidi" w:hint="eastAsia"/>
+          <w:szCs w:val="22"/>
+        </w:rPr>
+        <w:t>。</w:t>
       </w:r>
     </w:p>
     <w:p>
       <w:pPr>
         <w:ind w:firstLineChars="200" w:firstLine="422"/>
         <w:rPr>
-          <w:rFonts w:asciiTheme="minorHAnsi" w:eastAsiaTheme="minorEastAsia" w:hAnsiTheme="minorHAnsi" w:cstheme="minorBidi" w:hint="eastAsia"/>
+          <w:rFonts w:asciiTheme="minorHAnsi" w:eastAsiaTheme="minorEastAsia" w:hAnsiTheme="minorHAnsi" w:cstheme="minorBidi"/>
           <w:szCs w:val="22"/>
         </w:rPr>
       </w:pPr>
@@ -8424,7 +7500,7 @@
       <w:pPr>
         <w:ind w:firstLineChars="200" w:firstLine="422"/>
         <w:rPr>
-          <w:rFonts w:asciiTheme="minorHAnsi" w:eastAsiaTheme="minorEastAsia" w:hAnsiTheme="minorHAnsi" w:cstheme="minorBidi" w:hint="eastAsia"/>
+          <w:rFonts w:asciiTheme="minorHAnsi" w:eastAsiaTheme="minorEastAsia" w:hAnsiTheme="minorHAnsi" w:cstheme="minorBidi"/>
           <w:szCs w:val="22"/>
         </w:rPr>
       </w:pPr>
@@ -8462,7 +7538,7 @@
       <w:pPr>
         <w:ind w:firstLineChars="200" w:firstLine="422"/>
         <w:rPr>
-          <w:rFonts w:asciiTheme="minorHAnsi" w:eastAsiaTheme="minorEastAsia" w:hAnsiTheme="minorHAnsi" w:cstheme="minorBidi" w:hint="eastAsia"/>
+          <w:rFonts w:asciiTheme="minorHAnsi" w:eastAsiaTheme="minorEastAsia" w:hAnsiTheme="minorHAnsi" w:cstheme="minorBidi"/>
           <w:szCs w:val="22"/>
         </w:rPr>
       </w:pPr>
@@ -8570,7 +7646,7 @@
       <w:pPr>
         <w:ind w:firstLineChars="200" w:firstLine="422"/>
         <w:rPr>
-          <w:rFonts w:asciiTheme="minorHAnsi" w:eastAsiaTheme="minorEastAsia" w:hAnsiTheme="minorHAnsi" w:cstheme="minorBidi" w:hint="eastAsia"/>
+          <w:rFonts w:asciiTheme="minorHAnsi" w:eastAsiaTheme="minorEastAsia" w:hAnsiTheme="minorHAnsi" w:cstheme="minorBidi"/>
           <w:szCs w:val="22"/>
         </w:rPr>
       </w:pPr>
@@ -8682,7 +7758,7 @@
               <w:adjustRightInd/>
               <w:spacing w:line="240" w:lineRule="auto"/>
               <w:rPr>
-                <w:rFonts w:asciiTheme="minorHAnsi" w:eastAsiaTheme="minorEastAsia" w:hAnsiTheme="minorHAnsi" w:cstheme="minorBidi" w:hint="eastAsia"/>
+                <w:rFonts w:asciiTheme="minorHAnsi" w:eastAsiaTheme="minorEastAsia" w:hAnsiTheme="minorHAnsi" w:cstheme="minorBidi"/>
                 <w:b/>
                 <w:szCs w:val="22"/>
               </w:rPr>
@@ -8704,7 +7780,7 @@
           <w:p>
             <w:pPr>
               <w:rPr>
-                <w:rFonts w:asciiTheme="minorHAnsi" w:eastAsiaTheme="minorEastAsia" w:hAnsiTheme="minorHAnsi" w:cstheme="minorBidi" w:hint="eastAsia"/>
+                <w:rFonts w:asciiTheme="minorHAnsi" w:eastAsiaTheme="minorEastAsia" w:hAnsiTheme="minorHAnsi" w:cstheme="minorBidi"/>
                 <w:b/>
                 <w:szCs w:val="22"/>
               </w:rPr>
@@ -8726,7 +7802,7 @@
           <w:p>
             <w:pPr>
               <w:rPr>
-                <w:rFonts w:asciiTheme="minorHAnsi" w:eastAsiaTheme="minorEastAsia" w:hAnsiTheme="minorHAnsi" w:cstheme="minorBidi" w:hint="eastAsia"/>
+                <w:rFonts w:asciiTheme="minorHAnsi" w:eastAsiaTheme="minorEastAsia" w:hAnsiTheme="minorHAnsi" w:cstheme="minorBidi"/>
                 <w:b/>
                 <w:szCs w:val="22"/>
               </w:rPr>
@@ -8748,7 +7824,7 @@
           <w:p>
             <w:pPr>
               <w:rPr>
-                <w:rFonts w:asciiTheme="minorHAnsi" w:eastAsiaTheme="minorEastAsia" w:hAnsiTheme="minorHAnsi" w:cstheme="minorBidi" w:hint="eastAsia"/>
+                <w:rFonts w:asciiTheme="minorHAnsi" w:eastAsiaTheme="minorEastAsia" w:hAnsiTheme="minorHAnsi" w:cstheme="minorBidi"/>
                 <w:b/>
                 <w:szCs w:val="22"/>
               </w:rPr>
@@ -8771,7 +7847,7 @@
           <w:p>
             <w:pPr>
               <w:rPr>
-                <w:rFonts w:asciiTheme="minorHAnsi" w:eastAsiaTheme="minorEastAsia" w:hAnsiTheme="minorHAnsi" w:cstheme="minorBidi" w:hint="eastAsia"/>
+                <w:rFonts w:asciiTheme="minorHAnsi" w:eastAsiaTheme="minorEastAsia" w:hAnsiTheme="minorHAnsi" w:cstheme="minorBidi"/>
                 <w:b/>
                 <w:szCs w:val="22"/>
               </w:rPr>
@@ -8796,7 +7872,7 @@
           <w:p>
             <w:pPr>
               <w:rPr>
-                <w:rFonts w:asciiTheme="minorHAnsi" w:eastAsiaTheme="minorEastAsia" w:hAnsiTheme="minorHAnsi" w:cstheme="minorBidi" w:hint="eastAsia"/>
+                <w:rFonts w:asciiTheme="minorHAnsi" w:eastAsiaTheme="minorEastAsia" w:hAnsiTheme="minorHAnsi" w:cstheme="minorBidi"/>
                 <w:szCs w:val="22"/>
               </w:rPr>
             </w:pPr>
@@ -8816,16 +7892,16 @@
           <w:p>
             <w:pPr>
               <w:rPr>
-                <w:rFonts w:asciiTheme="minorHAnsi" w:eastAsiaTheme="minorEastAsia" w:hAnsiTheme="minorHAnsi" w:cstheme="minorBidi" w:hint="eastAsia"/>
-                <w:szCs w:val="22"/>
-              </w:rPr>
-            </w:pPr>
-            <w:r>
-              <w:rPr>
-                <w:rFonts w:asciiTheme="minorHAnsi" w:eastAsiaTheme="minorEastAsia" w:hAnsiTheme="minorHAnsi" w:cstheme="minorBidi" w:hint="eastAsia"/>
-                <w:szCs w:val="22"/>
-              </w:rPr>
-              <w:t>存储过程</w:t>
+                <w:rFonts w:asciiTheme="minorHAnsi" w:eastAsiaTheme="minorEastAsia" w:hAnsiTheme="minorHAnsi" w:cstheme="minorBidi"/>
+                <w:szCs w:val="22"/>
+              </w:rPr>
+            </w:pPr>
+            <w:r>
+              <w:rPr>
+                <w:rFonts w:asciiTheme="minorHAnsi" w:eastAsiaTheme="minorEastAsia" w:hAnsiTheme="minorHAnsi" w:cstheme="minorBidi" w:hint="eastAsia"/>
+                <w:szCs w:val="22"/>
+              </w:rPr>
+              <w:t>回滚</w:t>
             </w:r>
           </w:p>
         </w:tc>
@@ -8947,16 +8023,24 @@
           <w:p>
             <w:pPr>
               <w:rPr>
-                <w:rFonts w:asciiTheme="minorHAnsi" w:eastAsiaTheme="minorEastAsia" w:hAnsiTheme="minorHAnsi" w:cstheme="minorBidi" w:hint="eastAsia"/>
-                <w:szCs w:val="22"/>
-              </w:rPr>
-            </w:pPr>
-            <w:r>
-              <w:rPr>
-                <w:rFonts w:asciiTheme="minorHAnsi" w:eastAsiaTheme="minorEastAsia" w:hAnsiTheme="minorHAnsi" w:cstheme="minorBidi" w:hint="eastAsia"/>
-                <w:szCs w:val="22"/>
-              </w:rPr>
-              <w:t>集群</w:t>
+                <w:rFonts w:asciiTheme="minorHAnsi" w:eastAsiaTheme="minorEastAsia" w:hAnsiTheme="minorHAnsi" w:cstheme="minorBidi"/>
+                <w:szCs w:val="22"/>
+              </w:rPr>
+            </w:pPr>
+            <w:r>
+              <w:rPr>
+                <w:rFonts w:asciiTheme="minorHAnsi" w:eastAsiaTheme="minorEastAsia" w:hAnsiTheme="minorHAnsi" w:cstheme="minorBidi" w:hint="eastAsia"/>
+                <w:szCs w:val="22"/>
+              </w:rPr>
+              <w:t>集</w:t>
+            </w:r>
+            <w:r>
+              <w:rPr>
+                <w:rFonts w:asciiTheme="minorHAnsi" w:eastAsiaTheme="minorEastAsia" w:hAnsiTheme="minorHAnsi" w:cstheme="minorBidi" w:hint="eastAsia"/>
+                <w:szCs w:val="22"/>
+              </w:rPr>
+              <w:lastRenderedPageBreak/>
+              <w:t>群</w:t>
             </w:r>
           </w:p>
         </w:tc>
@@ -8967,16 +8051,17 @@
           <w:p>
             <w:pPr>
               <w:rPr>
-                <w:rFonts w:asciiTheme="minorHAnsi" w:eastAsiaTheme="minorEastAsia" w:hAnsiTheme="minorHAnsi" w:cstheme="minorBidi" w:hint="eastAsia"/>
-                <w:szCs w:val="22"/>
-              </w:rPr>
-            </w:pPr>
-            <w:r>
-              <w:rPr>
-                <w:rFonts w:asciiTheme="minorHAnsi" w:eastAsiaTheme="minorEastAsia" w:hAnsiTheme="minorHAnsi" w:cstheme="minorBidi" w:hint="eastAsia"/>
-                <w:szCs w:val="22"/>
-              </w:rPr>
-              <w:t>1</w:t>
+                <w:rFonts w:asciiTheme="minorHAnsi" w:eastAsiaTheme="minorEastAsia" w:hAnsiTheme="minorHAnsi" w:cstheme="minorBidi"/>
+                <w:szCs w:val="22"/>
+              </w:rPr>
+            </w:pPr>
+            <w:r>
+              <w:rPr>
+                <w:rFonts w:asciiTheme="minorHAnsi" w:eastAsiaTheme="minorEastAsia" w:hAnsiTheme="minorHAnsi" w:cstheme="minorBidi" w:hint="eastAsia"/>
+                <w:szCs w:val="22"/>
+              </w:rPr>
+              <w:lastRenderedPageBreak/>
+              <w:t>3</w:t>
             </w:r>
             <w:r>
               <w:rPr>
@@ -8990,7 +8075,7 @@
                 <w:rFonts w:asciiTheme="minorHAnsi" w:eastAsiaTheme="minorEastAsia" w:hAnsiTheme="minorHAnsi" w:cstheme="minorBidi" w:hint="eastAsia"/>
                 <w:szCs w:val="22"/>
               </w:rPr>
-              <w:t>1</w:t>
+              <w:t>3</w:t>
             </w:r>
             <w:r>
               <w:rPr>
@@ -9008,16 +8093,16 @@
           <w:p>
             <w:pPr>
               <w:rPr>
-                <w:rFonts w:asciiTheme="minorHAnsi" w:eastAsiaTheme="minorEastAsia" w:hAnsiTheme="minorHAnsi" w:cstheme="minorBidi" w:hint="eastAsia"/>
-                <w:szCs w:val="22"/>
-              </w:rPr>
-            </w:pPr>
-            <w:r>
-              <w:rPr>
-                <w:rFonts w:asciiTheme="minorHAnsi" w:eastAsiaTheme="minorEastAsia" w:hAnsiTheme="minorHAnsi" w:cstheme="minorBidi" w:hint="eastAsia"/>
-                <w:szCs w:val="22"/>
-              </w:rPr>
-              <w:t>域</w:t>
+                <w:rFonts w:asciiTheme="minorHAnsi" w:eastAsiaTheme="minorEastAsia" w:hAnsiTheme="minorHAnsi" w:cstheme="minorBidi"/>
+                <w:szCs w:val="22"/>
+              </w:rPr>
+            </w:pPr>
+            <w:r>
+              <w:rPr>
+                <w:rFonts w:asciiTheme="minorHAnsi" w:eastAsiaTheme="minorEastAsia" w:hAnsiTheme="minorHAnsi" w:cstheme="minorBidi" w:hint="eastAsia"/>
+                <w:szCs w:val="22"/>
+              </w:rPr>
+              <w:t>索引</w:t>
             </w:r>
           </w:p>
         </w:tc>
@@ -9052,34 +8137,6 @@
                 <w:szCs w:val="22"/>
               </w:rPr>
             </w:pPr>
-            <w:r>
-              <w:rPr>
-                <w:rFonts w:asciiTheme="minorHAnsi" w:eastAsiaTheme="minorEastAsia" w:hAnsiTheme="minorHAnsi" w:cstheme="minorBidi" w:hint="eastAsia"/>
-                <w:szCs w:val="22"/>
-              </w:rPr>
-              <w:t>truncate</w:t>
-            </w:r>
-            <w:r>
-              <w:rPr>
-                <w:rFonts w:asciiTheme="minorHAnsi" w:eastAsiaTheme="minorEastAsia" w:hAnsiTheme="minorHAnsi" w:cstheme="minorBidi" w:hint="eastAsia"/>
-                <w:szCs w:val="22"/>
-              </w:rPr>
-              <w:t>与</w:t>
-            </w:r>
-            <w:r>
-              <w:rPr>
-                <w:rFonts w:asciiTheme="minorHAnsi" w:eastAsiaTheme="minorEastAsia" w:hAnsiTheme="minorHAnsi" w:cstheme="minorBidi" w:hint="eastAsia"/>
-                <w:szCs w:val="22"/>
-              </w:rPr>
-              <w:t>dropCL</w:t>
-            </w:r>
-            <w:r>
-              <w:rPr>
-                <w:rFonts w:asciiTheme="minorHAnsi" w:eastAsiaTheme="minorEastAsia" w:hAnsiTheme="minorHAnsi" w:cstheme="minorBidi" w:hint="eastAsia"/>
-                <w:szCs w:val="22"/>
-              </w:rPr>
-              <w:t>性能对比</w:t>
-            </w:r>
           </w:p>
         </w:tc>
         <w:tc>
@@ -9132,7 +8189,7 @@
           <w:p>
             <w:pPr>
               <w:rPr>
-                <w:rFonts w:asciiTheme="minorHAnsi" w:eastAsiaTheme="minorEastAsia" w:hAnsiTheme="minorHAnsi" w:cstheme="minorBidi" w:hint="eastAsia"/>
+                <w:rFonts w:asciiTheme="minorHAnsi" w:eastAsiaTheme="minorEastAsia" w:hAnsiTheme="minorHAnsi" w:cstheme="minorBidi"/>
                 <w:szCs w:val="22"/>
               </w:rPr>
             </w:pPr>
@@ -9145,38 +8202,10 @@
           <w:p>
             <w:pPr>
               <w:rPr>
-                <w:rFonts w:asciiTheme="minorHAnsi" w:eastAsiaTheme="minorEastAsia" w:hAnsiTheme="minorHAnsi" w:cstheme="minorBidi" w:hint="eastAsia"/>
-                <w:szCs w:val="22"/>
-              </w:rPr>
-            </w:pPr>
-            <w:r>
-              <w:rPr>
-                <w:rFonts w:asciiTheme="minorHAnsi" w:eastAsiaTheme="minorEastAsia" w:hAnsiTheme="minorHAnsi" w:cstheme="minorBidi" w:hint="eastAsia"/>
-                <w:szCs w:val="22"/>
-              </w:rPr>
-              <w:t>1</w:t>
-            </w:r>
-            <w:r>
-              <w:rPr>
-                <w:rFonts w:asciiTheme="minorHAnsi" w:eastAsiaTheme="minorEastAsia" w:hAnsiTheme="minorHAnsi" w:cstheme="minorBidi" w:hint="eastAsia"/>
-                <w:szCs w:val="22"/>
-              </w:rPr>
-              <w:t>组</w:t>
-            </w:r>
-            <w:r>
-              <w:rPr>
-                <w:rFonts w:asciiTheme="minorHAnsi" w:eastAsiaTheme="minorEastAsia" w:hAnsiTheme="minorHAnsi" w:cstheme="minorBidi" w:hint="eastAsia"/>
-                <w:szCs w:val="22"/>
-              </w:rPr>
-              <w:t>3</w:t>
-            </w:r>
-            <w:r>
-              <w:rPr>
-                <w:rFonts w:asciiTheme="minorHAnsi" w:eastAsiaTheme="minorEastAsia" w:hAnsiTheme="minorHAnsi" w:cstheme="minorBidi" w:hint="eastAsia"/>
-                <w:szCs w:val="22"/>
-              </w:rPr>
-              <w:t>节点</w:t>
-            </w:r>
+                <w:rFonts w:asciiTheme="minorHAnsi" w:eastAsiaTheme="minorEastAsia" w:hAnsiTheme="minorHAnsi" w:cstheme="minorBidi"/>
+                <w:szCs w:val="22"/>
+              </w:rPr>
+            </w:pPr>
           </w:p>
         </w:tc>
         <w:tc>
@@ -9186,17 +8215,10 @@
           <w:p>
             <w:pPr>
               <w:rPr>
-                <w:rFonts w:asciiTheme="minorHAnsi" w:eastAsiaTheme="minorEastAsia" w:hAnsiTheme="minorHAnsi" w:cstheme="minorBidi" w:hint="eastAsia"/>
-                <w:szCs w:val="22"/>
-              </w:rPr>
-            </w:pPr>
-            <w:r>
-              <w:rPr>
-                <w:rFonts w:asciiTheme="minorHAnsi" w:eastAsiaTheme="minorEastAsia" w:hAnsiTheme="minorHAnsi" w:cstheme="minorBidi" w:hint="eastAsia"/>
-                <w:szCs w:val="22"/>
-              </w:rPr>
-              <w:t>回滚</w:t>
-            </w:r>
+                <w:rFonts w:asciiTheme="minorHAnsi" w:eastAsiaTheme="minorEastAsia" w:hAnsiTheme="minorHAnsi" w:cstheme="minorBidi"/>
+                <w:szCs w:val="22"/>
+              </w:rPr>
+            </w:pPr>
           </w:p>
         </w:tc>
         <w:tc>
@@ -9215,14 +8237,7 @@
                 <w:rFonts w:asciiTheme="minorHAnsi" w:eastAsiaTheme="minorEastAsia" w:hAnsiTheme="minorHAnsi" w:cstheme="minorBidi" w:hint="eastAsia"/>
                 <w:szCs w:val="22"/>
               </w:rPr>
-              <w:t>J</w:t>
-            </w:r>
-            <w:r>
-              <w:rPr>
-                <w:rFonts w:asciiTheme="minorHAnsi" w:eastAsiaTheme="minorEastAsia" w:hAnsiTheme="minorHAnsi" w:cstheme="minorBidi" w:hint="eastAsia"/>
-                <w:szCs w:val="22"/>
-              </w:rPr>
-              <w:t>ava</w:t>
+              <w:t>Java</w:t>
             </w:r>
           </w:p>
         </w:tc>
@@ -9233,7 +8248,7 @@
           <w:p>
             <w:pPr>
               <w:rPr>
-                <w:rFonts w:asciiTheme="minorHAnsi" w:eastAsiaTheme="minorEastAsia" w:hAnsiTheme="minorHAnsi" w:cstheme="minorBidi" w:hint="eastAsia"/>
+                <w:rFonts w:asciiTheme="minorHAnsi" w:eastAsiaTheme="minorEastAsia" w:hAnsiTheme="minorHAnsi" w:cstheme="minorBidi"/>
                 <w:b/>
                 <w:szCs w:val="22"/>
               </w:rPr>
@@ -9297,7 +8312,7 @@
           <w:p>
             <w:pPr>
               <w:rPr>
-                <w:rFonts w:asciiTheme="minorHAnsi" w:eastAsiaTheme="minorEastAsia" w:hAnsiTheme="minorHAnsi" w:cstheme="minorBidi" w:hint="eastAsia"/>
+                <w:rFonts w:asciiTheme="minorHAnsi" w:eastAsiaTheme="minorEastAsia" w:hAnsiTheme="minorHAnsi" w:cstheme="minorBidi"/>
                 <w:szCs w:val="22"/>
               </w:rPr>
             </w:pPr>
@@ -9310,38 +8325,10 @@
           <w:p>
             <w:pPr>
               <w:rPr>
-                <w:rFonts w:asciiTheme="minorHAnsi" w:eastAsiaTheme="minorEastAsia" w:hAnsiTheme="minorHAnsi" w:cstheme="minorBidi" w:hint="eastAsia"/>
-                <w:szCs w:val="22"/>
-              </w:rPr>
-            </w:pPr>
-            <w:r>
-              <w:rPr>
-                <w:rFonts w:asciiTheme="minorHAnsi" w:eastAsiaTheme="minorEastAsia" w:hAnsiTheme="minorHAnsi" w:cstheme="minorBidi" w:hint="eastAsia"/>
-                <w:szCs w:val="22"/>
-              </w:rPr>
-              <w:t>3</w:t>
-            </w:r>
-            <w:r>
-              <w:rPr>
-                <w:rFonts w:asciiTheme="minorHAnsi" w:eastAsiaTheme="minorEastAsia" w:hAnsiTheme="minorHAnsi" w:cstheme="minorBidi" w:hint="eastAsia"/>
-                <w:szCs w:val="22"/>
-              </w:rPr>
-              <w:t>组</w:t>
-            </w:r>
-            <w:r>
-              <w:rPr>
-                <w:rFonts w:asciiTheme="minorHAnsi" w:eastAsiaTheme="minorEastAsia" w:hAnsiTheme="minorHAnsi" w:cstheme="minorBidi" w:hint="eastAsia"/>
-                <w:szCs w:val="22"/>
-              </w:rPr>
-              <w:t>3</w:t>
-            </w:r>
-            <w:r>
-              <w:rPr>
-                <w:rFonts w:asciiTheme="minorHAnsi" w:eastAsiaTheme="minorEastAsia" w:hAnsiTheme="minorHAnsi" w:cstheme="minorBidi" w:hint="eastAsia"/>
-                <w:szCs w:val="22"/>
-              </w:rPr>
-              <w:t>节点</w:t>
-            </w:r>
+                <w:rFonts w:asciiTheme="minorHAnsi" w:eastAsiaTheme="minorEastAsia" w:hAnsiTheme="minorHAnsi" w:cstheme="minorBidi"/>
+                <w:szCs w:val="22"/>
+              </w:rPr>
+            </w:pPr>
           </w:p>
         </w:tc>
         <w:tc>
@@ -9351,17 +8338,10 @@
           <w:p>
             <w:pPr>
               <w:rPr>
-                <w:rFonts w:asciiTheme="minorHAnsi" w:eastAsiaTheme="minorEastAsia" w:hAnsiTheme="minorHAnsi" w:cstheme="minorBidi" w:hint="eastAsia"/>
-                <w:szCs w:val="22"/>
-              </w:rPr>
-            </w:pPr>
-            <w:r>
-              <w:rPr>
-                <w:rFonts w:asciiTheme="minorHAnsi" w:eastAsiaTheme="minorEastAsia" w:hAnsiTheme="minorHAnsi" w:cstheme="minorBidi" w:hint="eastAsia"/>
-                <w:szCs w:val="22"/>
-              </w:rPr>
-              <w:t>索引</w:t>
-            </w:r>
+                <w:rFonts w:asciiTheme="minorHAnsi" w:eastAsiaTheme="minorEastAsia" w:hAnsiTheme="minorHAnsi" w:cstheme="minorBidi"/>
+                <w:szCs w:val="22"/>
+              </w:rPr>
+            </w:pPr>
           </w:p>
         </w:tc>
         <w:tc>
@@ -9391,7 +8371,7 @@
           <w:p>
             <w:pPr>
               <w:rPr>
-                <w:rFonts w:asciiTheme="minorHAnsi" w:eastAsiaTheme="minorEastAsia" w:hAnsiTheme="minorHAnsi" w:cstheme="minorBidi" w:hint="eastAsia"/>
+                <w:rFonts w:asciiTheme="minorHAnsi" w:eastAsiaTheme="minorEastAsia" w:hAnsiTheme="minorHAnsi" w:cstheme="minorBidi"/>
                 <w:b/>
                 <w:szCs w:val="22"/>
               </w:rPr>
@@ -9414,7 +8394,7 @@
                 <w:rFonts w:asciiTheme="minorHAnsi" w:eastAsiaTheme="minorEastAsia" w:hAnsiTheme="minorHAnsi" w:cstheme="minorBidi" w:hint="eastAsia"/>
                 <w:szCs w:val="22"/>
               </w:rPr>
-              <w:t>truncate+truncate</w:t>
+              <w:t>insert+truncate</w:t>
             </w:r>
           </w:p>
         </w:tc>
@@ -9448,7 +8428,7 @@
           <w:p>
             <w:pPr>
               <w:rPr>
-                <w:rFonts w:asciiTheme="minorHAnsi" w:eastAsiaTheme="minorEastAsia" w:hAnsiTheme="minorHAnsi" w:cstheme="minorBidi" w:hint="eastAsia"/>
+                <w:rFonts w:asciiTheme="minorHAnsi" w:eastAsiaTheme="minorEastAsia" w:hAnsiTheme="minorHAnsi" w:cstheme="minorBidi"/>
                 <w:szCs w:val="22"/>
               </w:rPr>
             </w:pPr>
@@ -9461,38 +8441,10 @@
           <w:p>
             <w:pPr>
               <w:rPr>
-                <w:rFonts w:asciiTheme="minorHAnsi" w:eastAsiaTheme="minorEastAsia" w:hAnsiTheme="minorHAnsi" w:cstheme="minorBidi" w:hint="eastAsia"/>
-                <w:szCs w:val="22"/>
-              </w:rPr>
-            </w:pPr>
-            <w:r>
-              <w:rPr>
-                <w:rFonts w:asciiTheme="minorHAnsi" w:eastAsiaTheme="minorEastAsia" w:hAnsiTheme="minorHAnsi" w:cstheme="minorBidi" w:hint="eastAsia"/>
-                <w:szCs w:val="22"/>
-              </w:rPr>
-              <w:t>5</w:t>
-            </w:r>
-            <w:r>
-              <w:rPr>
-                <w:rFonts w:asciiTheme="minorHAnsi" w:eastAsiaTheme="minorEastAsia" w:hAnsiTheme="minorHAnsi" w:cstheme="minorBidi" w:hint="eastAsia"/>
-                <w:szCs w:val="22"/>
-              </w:rPr>
-              <w:t>组</w:t>
-            </w:r>
-            <w:r>
-              <w:rPr>
-                <w:rFonts w:asciiTheme="minorHAnsi" w:eastAsiaTheme="minorEastAsia" w:hAnsiTheme="minorHAnsi" w:cstheme="minorBidi" w:hint="eastAsia"/>
-                <w:szCs w:val="22"/>
-              </w:rPr>
-              <w:t>7</w:t>
-            </w:r>
-            <w:r>
-              <w:rPr>
-                <w:rFonts w:asciiTheme="minorHAnsi" w:eastAsiaTheme="minorEastAsia" w:hAnsiTheme="minorHAnsi" w:cstheme="minorBidi" w:hint="eastAsia"/>
-                <w:szCs w:val="22"/>
-              </w:rPr>
-              <w:t>节点</w:t>
-            </w:r>
+                <w:rFonts w:asciiTheme="minorHAnsi" w:eastAsiaTheme="minorEastAsia" w:hAnsiTheme="minorHAnsi" w:cstheme="minorBidi"/>
+                <w:szCs w:val="22"/>
+              </w:rPr>
+            </w:pPr>
           </w:p>
         </w:tc>
         <w:tc>
@@ -9502,17 +8454,10 @@
           <w:p>
             <w:pPr>
               <w:rPr>
-                <w:rFonts w:asciiTheme="minorHAnsi" w:eastAsiaTheme="minorEastAsia" w:hAnsiTheme="minorHAnsi" w:cstheme="minorBidi" w:hint="eastAsia"/>
-                <w:szCs w:val="22"/>
-              </w:rPr>
-            </w:pPr>
-            <w:r>
-              <w:rPr>
-                <w:rFonts w:asciiTheme="minorHAnsi" w:eastAsiaTheme="minorEastAsia" w:hAnsiTheme="minorHAnsi" w:cstheme="minorBidi" w:hint="eastAsia"/>
-                <w:szCs w:val="22"/>
-              </w:rPr>
-              <w:t>域</w:t>
-            </w:r>
+                <w:rFonts w:asciiTheme="minorHAnsi" w:eastAsiaTheme="minorEastAsia" w:hAnsiTheme="minorHAnsi" w:cstheme="minorBidi"/>
+                <w:szCs w:val="22"/>
+              </w:rPr>
+            </w:pPr>
           </w:p>
         </w:tc>
         <w:tc>
@@ -9531,7 +8476,14 @@
                 <w:rFonts w:asciiTheme="minorHAnsi" w:eastAsiaTheme="minorEastAsia" w:hAnsiTheme="minorHAnsi" w:cstheme="minorBidi" w:hint="eastAsia"/>
                 <w:szCs w:val="22"/>
               </w:rPr>
-              <w:t>PHP</w:t>
+              <w:t>PHP[L</w:t>
+            </w:r>
+            <w:r>
+              <w:rPr>
+                <w:rFonts w:asciiTheme="minorHAnsi" w:eastAsiaTheme="minorEastAsia" w:hAnsiTheme="minorHAnsi" w:cstheme="minorBidi" w:hint="eastAsia"/>
+                <w:szCs w:val="22"/>
+              </w:rPr>
+              <w:t>]</w:t>
             </w:r>
           </w:p>
         </w:tc>
@@ -9542,7 +8494,7 @@
           <w:p>
             <w:pPr>
               <w:rPr>
-                <w:rFonts w:asciiTheme="minorHAnsi" w:eastAsiaTheme="minorEastAsia" w:hAnsiTheme="minorHAnsi" w:cstheme="minorBidi" w:hint="eastAsia"/>
+                <w:rFonts w:asciiTheme="minorHAnsi" w:eastAsiaTheme="minorEastAsia" w:hAnsiTheme="minorHAnsi" w:cstheme="minorBidi"/>
                 <w:b/>
                 <w:szCs w:val="22"/>
               </w:rPr>
@@ -9565,7 +8517,14 @@
                 <w:rFonts w:asciiTheme="minorHAnsi" w:eastAsiaTheme="minorEastAsia" w:hAnsiTheme="minorHAnsi" w:cstheme="minorBidi" w:hint="eastAsia"/>
                 <w:szCs w:val="22"/>
               </w:rPr>
-              <w:t>insert+truncate</w:t>
+              <w:t>truncate</w:t>
+            </w:r>
+            <w:r>
+              <w:rPr>
+                <w:rFonts w:asciiTheme="minorHAnsi" w:eastAsiaTheme="minorEastAsia" w:hAnsiTheme="minorHAnsi" w:cstheme="minorBidi" w:hint="eastAsia"/>
+                <w:szCs w:val="22"/>
+              </w:rPr>
+              <w:t>+truncate</w:t>
             </w:r>
           </w:p>
         </w:tc>
@@ -9598,7 +8557,7 @@
           <w:p>
             <w:pPr>
               <w:rPr>
-                <w:rFonts w:asciiTheme="minorHAnsi" w:eastAsiaTheme="minorEastAsia" w:hAnsiTheme="minorHAnsi" w:cstheme="minorBidi" w:hint="eastAsia"/>
+                <w:rFonts w:asciiTheme="minorHAnsi" w:eastAsiaTheme="minorEastAsia" w:hAnsiTheme="minorHAnsi" w:cstheme="minorBidi"/>
                 <w:szCs w:val="22"/>
               </w:rPr>
             </w:pPr>
@@ -9611,7 +8570,7 @@
           <w:p>
             <w:pPr>
               <w:rPr>
-                <w:rFonts w:asciiTheme="minorHAnsi" w:eastAsiaTheme="minorEastAsia" w:hAnsiTheme="minorHAnsi" w:cstheme="minorBidi" w:hint="eastAsia"/>
+                <w:rFonts w:asciiTheme="minorHAnsi" w:eastAsiaTheme="minorEastAsia" w:hAnsiTheme="minorHAnsi" w:cstheme="minorBidi"/>
                 <w:szCs w:val="22"/>
               </w:rPr>
             </w:pPr>
@@ -9624,7 +8583,7 @@
           <w:p>
             <w:pPr>
               <w:rPr>
-                <w:rFonts w:asciiTheme="minorHAnsi" w:eastAsiaTheme="minorEastAsia" w:hAnsiTheme="minorHAnsi" w:cstheme="minorBidi" w:hint="eastAsia"/>
+                <w:rFonts w:asciiTheme="minorHAnsi" w:eastAsiaTheme="minorEastAsia" w:hAnsiTheme="minorHAnsi" w:cstheme="minorBidi"/>
                 <w:szCs w:val="22"/>
               </w:rPr>
             </w:pPr>
@@ -9641,13 +8600,6 @@
                 <w:szCs w:val="22"/>
               </w:rPr>
             </w:pPr>
-            <w:r>
-              <w:rPr>
-                <w:rFonts w:asciiTheme="minorHAnsi" w:eastAsiaTheme="minorEastAsia" w:hAnsiTheme="minorHAnsi" w:cstheme="minorBidi" w:hint="eastAsia"/>
-                <w:szCs w:val="22"/>
-              </w:rPr>
-              <w:t>C++</w:t>
-            </w:r>
           </w:p>
         </w:tc>
         <w:tc>
@@ -9657,7 +8609,7 @@
           <w:p>
             <w:pPr>
               <w:rPr>
-                <w:rFonts w:asciiTheme="minorHAnsi" w:eastAsiaTheme="minorEastAsia" w:hAnsiTheme="minorHAnsi" w:cstheme="minorBidi" w:hint="eastAsia"/>
+                <w:rFonts w:asciiTheme="minorHAnsi" w:eastAsiaTheme="minorEastAsia" w:hAnsiTheme="minorHAnsi" w:cstheme="minorBidi"/>
                 <w:b/>
                 <w:szCs w:val="22"/>
               </w:rPr>
@@ -9775,7 +8727,7 @@
     <w:p>
       <w:pPr>
         <w:rPr>
-          <w:rFonts w:asciiTheme="minorHAnsi" w:eastAsiaTheme="minorEastAsia" w:hAnsiTheme="minorHAnsi" w:cstheme="minorBidi" w:hint="eastAsia"/>
+          <w:rFonts w:asciiTheme="minorHAnsi" w:eastAsiaTheme="minorEastAsia" w:hAnsiTheme="minorHAnsi" w:cstheme="minorBidi"/>
           <w:szCs w:val="22"/>
         </w:rPr>
       </w:pPr>
@@ -9804,7 +8756,7 @@
     <w:p>
       <w:pPr>
         <w:rPr>
-          <w:rFonts w:asciiTheme="minorHAnsi" w:eastAsiaTheme="minorEastAsia" w:hAnsiTheme="minorHAnsi" w:cstheme="minorBidi" w:hint="eastAsia"/>
+          <w:rFonts w:asciiTheme="minorHAnsi" w:eastAsiaTheme="minorEastAsia" w:hAnsiTheme="minorHAnsi" w:cstheme="minorBidi"/>
           <w:szCs w:val="22"/>
         </w:rPr>
       </w:pPr>
@@ -9872,6 +8824,16 @@
             <w:r>
               <w:rPr>
                 <w:rFonts w:asciiTheme="minorHAnsi" w:eastAsiaTheme="minorEastAsia" w:hAnsiTheme="minorHAnsi" w:cstheme="minorBidi" w:hint="eastAsia"/>
+                <w:b/>
+                <w:sz w:val="32"/>
+                <w:szCs w:val="32"/>
+                <w:vertAlign w:val="subscript"/>
+              </w:rPr>
+              <w:t>集</w:t>
+            </w:r>
+            <w:r>
+              <w:rPr>
+                <w:rFonts w:asciiTheme="minorHAnsi" w:eastAsiaTheme="minorEastAsia" w:hAnsiTheme="minorHAnsi" w:cstheme="minorBidi" w:hint="eastAsia"/>
                 <w:sz w:val="32"/>
                 <w:szCs w:val="32"/>
                 <w:vertAlign w:val="subscript"/>
@@ -9968,6 +8930,133 @@
           </w:tcPr>
           <w:p>
             <w:pPr>
+              <w:rPr>
+                <w:rFonts w:asciiTheme="minorHAnsi" w:eastAsiaTheme="minorEastAsia" w:hAnsiTheme="minorHAnsi" w:cstheme="minorBidi"/>
+                <w:szCs w:val="22"/>
+                <w:highlight w:val="yellow"/>
+              </w:rPr>
+            </w:pPr>
+            <w:r>
+              <w:rPr>
+                <w:rFonts w:asciiTheme="minorHAnsi" w:eastAsiaTheme="minorEastAsia" w:hAnsiTheme="minorHAnsi" w:cstheme="minorBidi" w:hint="eastAsia"/>
+                <w:szCs w:val="22"/>
+                <w:highlight w:val="yellow"/>
+              </w:rPr>
+              <w:t>水平分区表写入的普通记录大于多个数据页</w:t>
+            </w:r>
+          </w:p>
+        </w:tc>
+        <w:tc>
+          <w:tcPr>
+            <w:tcW w:w="1276" w:type="dxa"/>
+          </w:tcPr>
+          <w:p>
+            <w:pPr>
+              <w:rPr>
+                <w:rFonts w:asciiTheme="minorHAnsi" w:eastAsiaTheme="minorEastAsia" w:hAnsiTheme="minorHAnsi" w:cstheme="minorBidi"/>
+                <w:szCs w:val="22"/>
+              </w:rPr>
+            </w:pPr>
+            <w:r>
+              <w:rPr>
+                <w:rFonts w:asciiTheme="minorHAnsi" w:eastAsiaTheme="minorEastAsia" w:hAnsiTheme="minorHAnsi" w:cstheme="minorBidi" w:hint="eastAsia"/>
+                <w:szCs w:val="22"/>
+              </w:rPr>
+              <w:t>√</w:t>
+            </w:r>
+          </w:p>
+        </w:tc>
+        <w:tc>
+          <w:tcPr>
+            <w:tcW w:w="3001" w:type="dxa"/>
+          </w:tcPr>
+          <w:p>
+            <w:pPr>
+              <w:rPr>
+                <w:rFonts w:asciiTheme="minorHAnsi" w:eastAsiaTheme="minorEastAsia" w:hAnsiTheme="minorHAnsi" w:cstheme="minorBidi"/>
+                <w:szCs w:val="22"/>
+              </w:rPr>
+            </w:pPr>
+            <w:r>
+              <w:rPr>
+                <w:rFonts w:asciiTheme="minorHAnsi" w:eastAsiaTheme="minorEastAsia" w:hAnsiTheme="minorHAnsi" w:cstheme="minorBidi" w:hint="eastAsia"/>
+                <w:szCs w:val="22"/>
+              </w:rPr>
+              <w:t>清除数据成功，回收数据页成功</w:t>
+            </w:r>
+          </w:p>
+        </w:tc>
+      </w:tr>
+      <w:tr>
+        <w:tc>
+          <w:tcPr>
+            <w:tcW w:w="4219" w:type="dxa"/>
+          </w:tcPr>
+          <w:p>
+            <w:pPr>
+              <w:rPr>
+                <w:rFonts w:asciiTheme="minorHAnsi" w:eastAsiaTheme="minorEastAsia" w:hAnsiTheme="minorHAnsi" w:cstheme="minorBidi"/>
+                <w:szCs w:val="22"/>
+              </w:rPr>
+            </w:pPr>
+            <w:r>
+              <w:rPr>
+                <w:rFonts w:asciiTheme="minorHAnsi" w:eastAsiaTheme="minorEastAsia" w:hAnsiTheme="minorHAnsi" w:cstheme="minorBidi" w:hint="eastAsia"/>
+                <w:szCs w:val="22"/>
+                <w:highlight w:val="yellow"/>
+              </w:rPr>
+              <w:t>垂直分区表写入的普通记录大于多个数据页</w:t>
+            </w:r>
+          </w:p>
+        </w:tc>
+        <w:tc>
+          <w:tcPr>
+            <w:tcW w:w="1276" w:type="dxa"/>
+          </w:tcPr>
+          <w:p>
+            <w:pPr>
+              <w:rPr>
+                <w:rFonts w:asciiTheme="minorHAnsi" w:eastAsiaTheme="minorEastAsia" w:hAnsiTheme="minorHAnsi" w:cstheme="minorBidi"/>
+                <w:szCs w:val="22"/>
+              </w:rPr>
+            </w:pPr>
+            <w:r>
+              <w:rPr>
+                <w:rFonts w:asciiTheme="minorHAnsi" w:eastAsiaTheme="minorEastAsia" w:hAnsiTheme="minorHAnsi" w:cstheme="minorBidi" w:hint="eastAsia"/>
+                <w:szCs w:val="22"/>
+              </w:rPr>
+              <w:t>√</w:t>
+            </w:r>
+          </w:p>
+        </w:tc>
+        <w:tc>
+          <w:tcPr>
+            <w:tcW w:w="3001" w:type="dxa"/>
+          </w:tcPr>
+          <w:p>
+            <w:pPr>
+              <w:rPr>
+                <w:rFonts w:asciiTheme="minorHAnsi" w:eastAsiaTheme="minorEastAsia" w:hAnsiTheme="minorHAnsi" w:cstheme="minorBidi"/>
+                <w:szCs w:val="22"/>
+              </w:rPr>
+            </w:pPr>
+            <w:r>
+              <w:rPr>
+                <w:rFonts w:asciiTheme="minorHAnsi" w:eastAsiaTheme="minorEastAsia" w:hAnsiTheme="minorHAnsi" w:cstheme="minorBidi" w:hint="eastAsia"/>
+                <w:szCs w:val="22"/>
+              </w:rPr>
+              <w:t>清除数据成功，回收数据页成功</w:t>
+            </w:r>
+          </w:p>
+        </w:tc>
+      </w:tr>
+      <w:tr>
+        <w:tc>
+          <w:tcPr>
+            <w:tcW w:w="4219" w:type="dxa"/>
+          </w:tcPr>
+          <w:p>
+            <w:pPr>
               <w:autoSpaceDE/>
               <w:autoSpaceDN/>
               <w:adjustRightInd/>
@@ -9984,7 +9073,199 @@
                 <w:szCs w:val="22"/>
                 <w:highlight w:val="yellow"/>
               </w:rPr>
-              <w:t>普通表写入的普通记录小于一个数据页</w:t>
+              <w:t>混合分区表写入的普通记录大于多个数据页</w:t>
+            </w:r>
+          </w:p>
+        </w:tc>
+        <w:tc>
+          <w:tcPr>
+            <w:tcW w:w="1276" w:type="dxa"/>
+          </w:tcPr>
+          <w:p>
+            <w:pPr>
+              <w:rPr>
+                <w:rFonts w:asciiTheme="minorHAnsi" w:eastAsiaTheme="minorEastAsia" w:hAnsiTheme="minorHAnsi" w:cstheme="minorBidi"/>
+                <w:szCs w:val="22"/>
+              </w:rPr>
+            </w:pPr>
+            <w:r>
+              <w:rPr>
+                <w:rFonts w:asciiTheme="minorHAnsi" w:eastAsiaTheme="minorEastAsia" w:hAnsiTheme="minorHAnsi" w:cstheme="minorBidi" w:hint="eastAsia"/>
+                <w:szCs w:val="22"/>
+              </w:rPr>
+              <w:t>√</w:t>
+            </w:r>
+          </w:p>
+        </w:tc>
+        <w:tc>
+          <w:tcPr>
+            <w:tcW w:w="3001" w:type="dxa"/>
+          </w:tcPr>
+          <w:p>
+            <w:pPr>
+              <w:rPr>
+                <w:rFonts w:asciiTheme="minorHAnsi" w:eastAsiaTheme="minorEastAsia" w:hAnsiTheme="minorHAnsi" w:cstheme="minorBidi"/>
+                <w:szCs w:val="22"/>
+              </w:rPr>
+            </w:pPr>
+            <w:r>
+              <w:rPr>
+                <w:rFonts w:asciiTheme="minorHAnsi" w:eastAsiaTheme="minorEastAsia" w:hAnsiTheme="minorHAnsi" w:cstheme="minorBidi" w:hint="eastAsia"/>
+                <w:szCs w:val="22"/>
+              </w:rPr>
+              <w:t>清除数据成功，回收数据页成功</w:t>
+            </w:r>
+          </w:p>
+        </w:tc>
+      </w:tr>
+      <w:tr>
+        <w:tc>
+          <w:tcPr>
+            <w:tcW w:w="4219" w:type="dxa"/>
+          </w:tcPr>
+          <w:p>
+            <w:pPr>
+              <w:rPr>
+                <w:rFonts w:asciiTheme="minorHAnsi" w:eastAsiaTheme="minorEastAsia" w:hAnsiTheme="minorHAnsi" w:cstheme="minorBidi"/>
+                <w:szCs w:val="22"/>
+                <w:highlight w:val="yellow"/>
+              </w:rPr>
+            </w:pPr>
+            <w:r>
+              <w:rPr>
+                <w:rFonts w:asciiTheme="minorHAnsi" w:eastAsiaTheme="minorEastAsia" w:hAnsiTheme="minorHAnsi" w:cstheme="minorBidi" w:hint="eastAsia"/>
+                <w:szCs w:val="22"/>
+                <w:highlight w:val="yellow"/>
+              </w:rPr>
+              <w:t>垂直分区表写入的大对象记录大于多个大对象数据页</w:t>
+            </w:r>
+          </w:p>
+        </w:tc>
+        <w:tc>
+          <w:tcPr>
+            <w:tcW w:w="1276" w:type="dxa"/>
+          </w:tcPr>
+          <w:p>
+            <w:pPr>
+              <w:rPr>
+                <w:rFonts w:asciiTheme="minorHAnsi" w:eastAsiaTheme="minorEastAsia" w:hAnsiTheme="minorHAnsi" w:cstheme="minorBidi"/>
+                <w:szCs w:val="22"/>
+              </w:rPr>
+            </w:pPr>
+            <w:r>
+              <w:rPr>
+                <w:rFonts w:asciiTheme="minorHAnsi" w:eastAsiaTheme="minorEastAsia" w:hAnsiTheme="minorHAnsi" w:cstheme="minorBidi" w:hint="eastAsia"/>
+                <w:szCs w:val="22"/>
+              </w:rPr>
+              <w:t>√</w:t>
+            </w:r>
+          </w:p>
+        </w:tc>
+        <w:tc>
+          <w:tcPr>
+            <w:tcW w:w="3001" w:type="dxa"/>
+          </w:tcPr>
+          <w:p>
+            <w:pPr>
+              <w:rPr>
+                <w:rFonts w:asciiTheme="minorHAnsi" w:eastAsiaTheme="minorEastAsia" w:hAnsiTheme="minorHAnsi" w:cstheme="minorBidi"/>
+                <w:szCs w:val="22"/>
+              </w:rPr>
+            </w:pPr>
+            <w:r>
+              <w:rPr>
+                <w:rFonts w:asciiTheme="minorHAnsi" w:eastAsiaTheme="minorEastAsia" w:hAnsiTheme="minorHAnsi" w:cstheme="minorBidi" w:hint="eastAsia"/>
+                <w:szCs w:val="22"/>
+              </w:rPr>
+              <w:t>清除数据成功，回收数据页成功</w:t>
+            </w:r>
+          </w:p>
+        </w:tc>
+      </w:tr>
+      <w:tr>
+        <w:tc>
+          <w:tcPr>
+            <w:tcW w:w="4219" w:type="dxa"/>
+          </w:tcPr>
+          <w:p>
+            <w:pPr>
+              <w:rPr>
+                <w:rFonts w:asciiTheme="minorHAnsi" w:eastAsiaTheme="minorEastAsia" w:hAnsiTheme="minorHAnsi" w:cstheme="minorBidi"/>
+                <w:szCs w:val="22"/>
+                <w:highlight w:val="yellow"/>
+              </w:rPr>
+            </w:pPr>
+            <w:r>
+              <w:rPr>
+                <w:rFonts w:asciiTheme="minorHAnsi" w:eastAsiaTheme="minorEastAsia" w:hAnsiTheme="minorHAnsi" w:cstheme="minorBidi" w:hint="eastAsia"/>
+                <w:szCs w:val="22"/>
+                <w:highlight w:val="yellow"/>
+              </w:rPr>
+              <w:t>混合分区表写入的大对象记录大于多个大对象数据页</w:t>
+            </w:r>
+          </w:p>
+        </w:tc>
+        <w:tc>
+          <w:tcPr>
+            <w:tcW w:w="1276" w:type="dxa"/>
+          </w:tcPr>
+          <w:p>
+            <w:pPr>
+              <w:rPr>
+                <w:rFonts w:asciiTheme="minorHAnsi" w:eastAsiaTheme="minorEastAsia" w:hAnsiTheme="minorHAnsi" w:cstheme="minorBidi"/>
+                <w:szCs w:val="22"/>
+              </w:rPr>
+            </w:pPr>
+            <w:r>
+              <w:rPr>
+                <w:rFonts w:asciiTheme="minorHAnsi" w:eastAsiaTheme="minorEastAsia" w:hAnsiTheme="minorHAnsi" w:cstheme="minorBidi" w:hint="eastAsia"/>
+                <w:szCs w:val="22"/>
+              </w:rPr>
+              <w:t>√</w:t>
+            </w:r>
+          </w:p>
+        </w:tc>
+        <w:tc>
+          <w:tcPr>
+            <w:tcW w:w="3001" w:type="dxa"/>
+          </w:tcPr>
+          <w:p>
+            <w:pPr>
+              <w:rPr>
+                <w:rFonts w:asciiTheme="minorHAnsi" w:eastAsiaTheme="minorEastAsia" w:hAnsiTheme="minorHAnsi" w:cstheme="minorBidi"/>
+                <w:szCs w:val="22"/>
+              </w:rPr>
+            </w:pPr>
+            <w:r>
+              <w:rPr>
+                <w:rFonts w:asciiTheme="minorHAnsi" w:eastAsiaTheme="minorEastAsia" w:hAnsiTheme="minorHAnsi" w:cstheme="minorBidi" w:hint="eastAsia"/>
+                <w:szCs w:val="22"/>
+              </w:rPr>
+              <w:t>清除数据成功，回收数据页成功</w:t>
+            </w:r>
+          </w:p>
+        </w:tc>
+      </w:tr>
+      <w:tr>
+        <w:tc>
+          <w:tcPr>
+            <w:tcW w:w="4219" w:type="dxa"/>
+          </w:tcPr>
+          <w:p>
+            <w:pPr>
+              <w:rPr>
+                <w:rFonts w:asciiTheme="minorHAnsi" w:eastAsiaTheme="minorEastAsia" w:hAnsiTheme="minorHAnsi" w:cstheme="minorBidi"/>
+                <w:szCs w:val="22"/>
+                <w:highlight w:val="yellow"/>
+              </w:rPr>
+            </w:pPr>
+            <w:r>
+              <w:rPr>
+                <w:rFonts w:asciiTheme="minorHAnsi" w:eastAsiaTheme="minorEastAsia" w:hAnsiTheme="minorHAnsi" w:cstheme="minorBidi" w:hint="eastAsia"/>
+                <w:szCs w:val="22"/>
+                <w:highlight w:val="yellow"/>
+              </w:rPr>
+              <w:t>普通表写入的普通记录和大对象记录大于多个相应的数据页</w:t>
             </w:r>
           </w:p>
         </w:tc>
@@ -10052,686 +9333,6 @@
                 <w:szCs w:val="22"/>
                 <w:highlight w:val="yellow"/>
               </w:rPr>
-              <w:t>水平分区表写入的普通记录等于一个数据页</w:t>
-            </w:r>
-          </w:p>
-        </w:tc>
-        <w:tc>
-          <w:tcPr>
-            <w:tcW w:w="1276" w:type="dxa"/>
-          </w:tcPr>
-          <w:p>
-            <w:pPr>
-              <w:rPr>
-                <w:rFonts w:asciiTheme="minorHAnsi" w:eastAsiaTheme="minorEastAsia" w:hAnsiTheme="minorHAnsi" w:cstheme="minorBidi"/>
-                <w:szCs w:val="22"/>
-              </w:rPr>
-            </w:pPr>
-            <w:r>
-              <w:rPr>
-                <w:rFonts w:asciiTheme="minorHAnsi" w:eastAsiaTheme="minorEastAsia" w:hAnsiTheme="minorHAnsi" w:cstheme="minorBidi" w:hint="eastAsia"/>
-                <w:szCs w:val="22"/>
-              </w:rPr>
-              <w:t>√</w:t>
-            </w:r>
-          </w:p>
-        </w:tc>
-        <w:tc>
-          <w:tcPr>
-            <w:tcW w:w="3001" w:type="dxa"/>
-          </w:tcPr>
-          <w:p>
-            <w:pPr>
-              <w:rPr>
-                <w:rFonts w:asciiTheme="minorHAnsi" w:eastAsiaTheme="minorEastAsia" w:hAnsiTheme="minorHAnsi" w:cstheme="minorBidi"/>
-                <w:szCs w:val="22"/>
-              </w:rPr>
-            </w:pPr>
-            <w:r>
-              <w:rPr>
-                <w:rFonts w:asciiTheme="minorHAnsi" w:eastAsiaTheme="minorEastAsia" w:hAnsiTheme="minorHAnsi" w:cstheme="minorBidi" w:hint="eastAsia"/>
-                <w:szCs w:val="22"/>
-              </w:rPr>
-              <w:t>清除数据成功，回收数据页成功</w:t>
-            </w:r>
-          </w:p>
-        </w:tc>
-      </w:tr>
-      <w:tr>
-        <w:tc>
-          <w:tcPr>
-            <w:tcW w:w="4219" w:type="dxa"/>
-          </w:tcPr>
-          <w:p>
-            <w:pPr>
-              <w:autoSpaceDE/>
-              <w:autoSpaceDN/>
-              <w:adjustRightInd/>
-              <w:spacing w:line="240" w:lineRule="auto"/>
-              <w:rPr>
-                <w:rFonts w:asciiTheme="minorHAnsi" w:eastAsiaTheme="minorEastAsia" w:hAnsiTheme="minorHAnsi" w:cstheme="minorBidi"/>
-                <w:szCs w:val="22"/>
-                <w:highlight w:val="yellow"/>
-              </w:rPr>
-            </w:pPr>
-            <w:r>
-              <w:rPr>
-                <w:rFonts w:asciiTheme="minorHAnsi" w:eastAsiaTheme="minorEastAsia" w:hAnsiTheme="minorHAnsi" w:cstheme="minorBidi" w:hint="eastAsia"/>
-                <w:szCs w:val="22"/>
-                <w:highlight w:val="yellow"/>
-              </w:rPr>
-              <w:t>垂直分区表写入的普通记录大于一个数据页</w:t>
-            </w:r>
-          </w:p>
-        </w:tc>
-        <w:tc>
-          <w:tcPr>
-            <w:tcW w:w="1276" w:type="dxa"/>
-          </w:tcPr>
-          <w:p>
-            <w:pPr>
-              <w:rPr>
-                <w:rFonts w:asciiTheme="minorHAnsi" w:eastAsiaTheme="minorEastAsia" w:hAnsiTheme="minorHAnsi" w:cstheme="minorBidi"/>
-                <w:szCs w:val="22"/>
-              </w:rPr>
-            </w:pPr>
-            <w:r>
-              <w:rPr>
-                <w:rFonts w:asciiTheme="minorHAnsi" w:eastAsiaTheme="minorEastAsia" w:hAnsiTheme="minorHAnsi" w:cstheme="minorBidi" w:hint="eastAsia"/>
-                <w:szCs w:val="22"/>
-              </w:rPr>
-              <w:t>√</w:t>
-            </w:r>
-          </w:p>
-        </w:tc>
-        <w:tc>
-          <w:tcPr>
-            <w:tcW w:w="3001" w:type="dxa"/>
-          </w:tcPr>
-          <w:p>
-            <w:pPr>
-              <w:rPr>
-                <w:rFonts w:asciiTheme="minorHAnsi" w:eastAsiaTheme="minorEastAsia" w:hAnsiTheme="minorHAnsi" w:cstheme="minorBidi"/>
-                <w:szCs w:val="22"/>
-              </w:rPr>
-            </w:pPr>
-            <w:r>
-              <w:rPr>
-                <w:rFonts w:asciiTheme="minorHAnsi" w:eastAsiaTheme="minorEastAsia" w:hAnsiTheme="minorHAnsi" w:cstheme="minorBidi" w:hint="eastAsia"/>
-                <w:szCs w:val="22"/>
-              </w:rPr>
-              <w:t>清除数据成功，回收数据页成功</w:t>
-            </w:r>
-          </w:p>
-        </w:tc>
-      </w:tr>
-      <w:tr>
-        <w:tc>
-          <w:tcPr>
-            <w:tcW w:w="4219" w:type="dxa"/>
-          </w:tcPr>
-          <w:p>
-            <w:pPr>
-              <w:autoSpaceDE/>
-              <w:autoSpaceDN/>
-              <w:adjustRightInd/>
-              <w:spacing w:line="240" w:lineRule="auto"/>
-              <w:rPr>
-                <w:rFonts w:asciiTheme="minorHAnsi" w:eastAsiaTheme="minorEastAsia" w:hAnsiTheme="minorHAnsi" w:cstheme="minorBidi"/>
-                <w:szCs w:val="22"/>
-                <w:highlight w:val="yellow"/>
-              </w:rPr>
-            </w:pPr>
-            <w:r>
-              <w:rPr>
-                <w:rFonts w:asciiTheme="minorHAnsi" w:eastAsiaTheme="minorEastAsia" w:hAnsiTheme="minorHAnsi" w:cstheme="minorBidi" w:hint="eastAsia"/>
-                <w:szCs w:val="22"/>
-                <w:highlight w:val="yellow"/>
-              </w:rPr>
-              <w:t>混合分区表写入的普通记录大于多个数据页</w:t>
-            </w:r>
-          </w:p>
-        </w:tc>
-        <w:tc>
-          <w:tcPr>
-            <w:tcW w:w="1276" w:type="dxa"/>
-          </w:tcPr>
-          <w:p>
-            <w:pPr>
-              <w:rPr>
-                <w:rFonts w:asciiTheme="minorHAnsi" w:eastAsiaTheme="minorEastAsia" w:hAnsiTheme="minorHAnsi" w:cstheme="minorBidi"/>
-                <w:szCs w:val="22"/>
-              </w:rPr>
-            </w:pPr>
-            <w:r>
-              <w:rPr>
-                <w:rFonts w:asciiTheme="minorHAnsi" w:eastAsiaTheme="minorEastAsia" w:hAnsiTheme="minorHAnsi" w:cstheme="minorBidi" w:hint="eastAsia"/>
-                <w:szCs w:val="22"/>
-              </w:rPr>
-              <w:t>√</w:t>
-            </w:r>
-          </w:p>
-        </w:tc>
-        <w:tc>
-          <w:tcPr>
-            <w:tcW w:w="3001" w:type="dxa"/>
-          </w:tcPr>
-          <w:p>
-            <w:pPr>
-              <w:rPr>
-                <w:rFonts w:asciiTheme="minorHAnsi" w:eastAsiaTheme="minorEastAsia" w:hAnsiTheme="minorHAnsi" w:cstheme="minorBidi"/>
-                <w:szCs w:val="22"/>
-              </w:rPr>
-            </w:pPr>
-            <w:r>
-              <w:rPr>
-                <w:rFonts w:asciiTheme="minorHAnsi" w:eastAsiaTheme="minorEastAsia" w:hAnsiTheme="minorHAnsi" w:cstheme="minorBidi" w:hint="eastAsia"/>
-                <w:szCs w:val="22"/>
-              </w:rPr>
-              <w:t>清除数据成功，回收数据页成功</w:t>
-            </w:r>
-          </w:p>
-        </w:tc>
-      </w:tr>
-      <w:tr>
-        <w:tc>
-          <w:tcPr>
-            <w:tcW w:w="4219" w:type="dxa"/>
-          </w:tcPr>
-          <w:p>
-            <w:pPr>
-              <w:autoSpaceDE/>
-              <w:autoSpaceDN/>
-              <w:adjustRightInd/>
-              <w:spacing w:line="240" w:lineRule="auto"/>
-              <w:rPr>
-                <w:rFonts w:asciiTheme="minorHAnsi" w:eastAsiaTheme="minorEastAsia" w:hAnsiTheme="minorHAnsi" w:cstheme="minorBidi"/>
-                <w:szCs w:val="22"/>
-                <w:highlight w:val="yellow"/>
-              </w:rPr>
-            </w:pPr>
-            <w:r>
-              <w:rPr>
-                <w:rFonts w:asciiTheme="minorHAnsi" w:eastAsiaTheme="minorEastAsia" w:hAnsiTheme="minorHAnsi" w:cstheme="minorBidi" w:hint="eastAsia"/>
-                <w:szCs w:val="22"/>
-                <w:highlight w:val="yellow"/>
-              </w:rPr>
-              <w:t>普通表写入的大对象记录大于多个大对象数据页</w:t>
-            </w:r>
-          </w:p>
-        </w:tc>
-        <w:tc>
-          <w:tcPr>
-            <w:tcW w:w="1276" w:type="dxa"/>
-          </w:tcPr>
-          <w:p>
-            <w:pPr>
-              <w:rPr>
-                <w:rFonts w:asciiTheme="minorHAnsi" w:eastAsiaTheme="minorEastAsia" w:hAnsiTheme="minorHAnsi" w:cstheme="minorBidi"/>
-                <w:szCs w:val="22"/>
-              </w:rPr>
-            </w:pPr>
-            <w:r>
-              <w:rPr>
-                <w:rFonts w:asciiTheme="minorHAnsi" w:eastAsiaTheme="minorEastAsia" w:hAnsiTheme="minorHAnsi" w:cstheme="minorBidi" w:hint="eastAsia"/>
-                <w:szCs w:val="22"/>
-              </w:rPr>
-              <w:t>√</w:t>
-            </w:r>
-          </w:p>
-        </w:tc>
-        <w:tc>
-          <w:tcPr>
-            <w:tcW w:w="3001" w:type="dxa"/>
-          </w:tcPr>
-          <w:p>
-            <w:pPr>
-              <w:rPr>
-                <w:rFonts w:asciiTheme="minorHAnsi" w:eastAsiaTheme="minorEastAsia" w:hAnsiTheme="minorHAnsi" w:cstheme="minorBidi"/>
-                <w:szCs w:val="22"/>
-              </w:rPr>
-            </w:pPr>
-            <w:r>
-              <w:rPr>
-                <w:rFonts w:asciiTheme="minorHAnsi" w:eastAsiaTheme="minorEastAsia" w:hAnsiTheme="minorHAnsi" w:cstheme="minorBidi" w:hint="eastAsia"/>
-                <w:szCs w:val="22"/>
-              </w:rPr>
-              <w:t>清除数据成功，回收数据页成功</w:t>
-            </w:r>
-          </w:p>
-        </w:tc>
-      </w:tr>
-      <w:tr>
-        <w:tc>
-          <w:tcPr>
-            <w:tcW w:w="4219" w:type="dxa"/>
-          </w:tcPr>
-          <w:p>
-            <w:pPr>
-              <w:autoSpaceDE/>
-              <w:autoSpaceDN/>
-              <w:adjustRightInd/>
-              <w:spacing w:line="240" w:lineRule="auto"/>
-              <w:rPr>
-                <w:rFonts w:asciiTheme="minorHAnsi" w:eastAsiaTheme="minorEastAsia" w:hAnsiTheme="minorHAnsi" w:cstheme="minorBidi"/>
-                <w:szCs w:val="22"/>
-                <w:highlight w:val="yellow"/>
-              </w:rPr>
-            </w:pPr>
-            <w:r>
-              <w:rPr>
-                <w:rFonts w:asciiTheme="minorHAnsi" w:eastAsiaTheme="minorEastAsia" w:hAnsiTheme="minorHAnsi" w:cstheme="minorBidi" w:hint="eastAsia"/>
-                <w:szCs w:val="22"/>
-                <w:highlight w:val="yellow"/>
-              </w:rPr>
-              <w:t>水平分区表写入的大对象记录大于一个大对象数据页</w:t>
-            </w:r>
-          </w:p>
-        </w:tc>
-        <w:tc>
-          <w:tcPr>
-            <w:tcW w:w="1276" w:type="dxa"/>
-          </w:tcPr>
-          <w:p>
-            <w:pPr>
-              <w:rPr>
-                <w:rFonts w:asciiTheme="minorHAnsi" w:eastAsiaTheme="minorEastAsia" w:hAnsiTheme="minorHAnsi" w:cstheme="minorBidi"/>
-                <w:szCs w:val="22"/>
-              </w:rPr>
-            </w:pPr>
-            <w:r>
-              <w:rPr>
-                <w:rFonts w:asciiTheme="minorHAnsi" w:eastAsiaTheme="minorEastAsia" w:hAnsiTheme="minorHAnsi" w:cstheme="minorBidi" w:hint="eastAsia"/>
-                <w:szCs w:val="22"/>
-              </w:rPr>
-              <w:t>√</w:t>
-            </w:r>
-          </w:p>
-        </w:tc>
-        <w:tc>
-          <w:tcPr>
-            <w:tcW w:w="3001" w:type="dxa"/>
-          </w:tcPr>
-          <w:p>
-            <w:pPr>
-              <w:rPr>
-                <w:rFonts w:asciiTheme="minorHAnsi" w:eastAsiaTheme="minorEastAsia" w:hAnsiTheme="minorHAnsi" w:cstheme="minorBidi"/>
-                <w:szCs w:val="22"/>
-              </w:rPr>
-            </w:pPr>
-            <w:r>
-              <w:rPr>
-                <w:rFonts w:asciiTheme="minorHAnsi" w:eastAsiaTheme="minorEastAsia" w:hAnsiTheme="minorHAnsi" w:cstheme="minorBidi" w:hint="eastAsia"/>
-                <w:szCs w:val="22"/>
-              </w:rPr>
-              <w:t>清除数据成功，回收数据页成功</w:t>
-            </w:r>
-          </w:p>
-        </w:tc>
-      </w:tr>
-      <w:tr>
-        <w:tc>
-          <w:tcPr>
-            <w:tcW w:w="4219" w:type="dxa"/>
-          </w:tcPr>
-          <w:p>
-            <w:pPr>
-              <w:autoSpaceDE/>
-              <w:autoSpaceDN/>
-              <w:adjustRightInd/>
-              <w:spacing w:line="240" w:lineRule="auto"/>
-              <w:rPr>
-                <w:rFonts w:asciiTheme="minorHAnsi" w:eastAsiaTheme="minorEastAsia" w:hAnsiTheme="minorHAnsi" w:cstheme="minorBidi"/>
-                <w:szCs w:val="22"/>
-                <w:highlight w:val="yellow"/>
-              </w:rPr>
-            </w:pPr>
-            <w:r>
-              <w:rPr>
-                <w:rFonts w:asciiTheme="minorHAnsi" w:eastAsiaTheme="minorEastAsia" w:hAnsiTheme="minorHAnsi" w:cstheme="minorBidi" w:hint="eastAsia"/>
-                <w:szCs w:val="22"/>
-                <w:highlight w:val="yellow"/>
-              </w:rPr>
-              <w:t>垂直分区表写入的大对象记录等于一个大对象数据页</w:t>
-            </w:r>
-          </w:p>
-        </w:tc>
-        <w:tc>
-          <w:tcPr>
-            <w:tcW w:w="1276" w:type="dxa"/>
-          </w:tcPr>
-          <w:p>
-            <w:pPr>
-              <w:rPr>
-                <w:rFonts w:asciiTheme="minorHAnsi" w:eastAsiaTheme="minorEastAsia" w:hAnsiTheme="minorHAnsi" w:cstheme="minorBidi"/>
-                <w:szCs w:val="22"/>
-              </w:rPr>
-            </w:pPr>
-            <w:r>
-              <w:rPr>
-                <w:rFonts w:asciiTheme="minorHAnsi" w:eastAsiaTheme="minorEastAsia" w:hAnsiTheme="minorHAnsi" w:cstheme="minorBidi" w:hint="eastAsia"/>
-                <w:szCs w:val="22"/>
-              </w:rPr>
-              <w:t>√</w:t>
-            </w:r>
-          </w:p>
-        </w:tc>
-        <w:tc>
-          <w:tcPr>
-            <w:tcW w:w="3001" w:type="dxa"/>
-          </w:tcPr>
-          <w:p>
-            <w:pPr>
-              <w:rPr>
-                <w:rFonts w:asciiTheme="minorHAnsi" w:eastAsiaTheme="minorEastAsia" w:hAnsiTheme="minorHAnsi" w:cstheme="minorBidi"/>
-                <w:szCs w:val="22"/>
-              </w:rPr>
-            </w:pPr>
-            <w:r>
-              <w:rPr>
-                <w:rFonts w:asciiTheme="minorHAnsi" w:eastAsiaTheme="minorEastAsia" w:hAnsiTheme="minorHAnsi" w:cstheme="minorBidi" w:hint="eastAsia"/>
-                <w:szCs w:val="22"/>
-              </w:rPr>
-              <w:t>清除数据成功，回收数据页成功</w:t>
-            </w:r>
-          </w:p>
-        </w:tc>
-      </w:tr>
-      <w:tr>
-        <w:tc>
-          <w:tcPr>
-            <w:tcW w:w="4219" w:type="dxa"/>
-          </w:tcPr>
-          <w:p>
-            <w:pPr>
-              <w:autoSpaceDE/>
-              <w:autoSpaceDN/>
-              <w:adjustRightInd/>
-              <w:spacing w:line="240" w:lineRule="auto"/>
-              <w:rPr>
-                <w:rFonts w:asciiTheme="minorHAnsi" w:eastAsiaTheme="minorEastAsia" w:hAnsiTheme="minorHAnsi" w:cstheme="minorBidi"/>
-                <w:szCs w:val="22"/>
-                <w:highlight w:val="yellow"/>
-              </w:rPr>
-            </w:pPr>
-            <w:r>
-              <w:rPr>
-                <w:rFonts w:asciiTheme="minorHAnsi" w:eastAsiaTheme="minorEastAsia" w:hAnsiTheme="minorHAnsi" w:cstheme="minorBidi" w:hint="eastAsia"/>
-                <w:szCs w:val="22"/>
-                <w:highlight w:val="yellow"/>
-              </w:rPr>
-              <w:t>混合分区表写入的大对象记录小于一个大对象数据页</w:t>
-            </w:r>
-          </w:p>
-        </w:tc>
-        <w:tc>
-          <w:tcPr>
-            <w:tcW w:w="1276" w:type="dxa"/>
-          </w:tcPr>
-          <w:p>
-            <w:pPr>
-              <w:rPr>
-                <w:rFonts w:asciiTheme="minorHAnsi" w:eastAsiaTheme="minorEastAsia" w:hAnsiTheme="minorHAnsi" w:cstheme="minorBidi"/>
-                <w:szCs w:val="22"/>
-              </w:rPr>
-            </w:pPr>
-            <w:r>
-              <w:rPr>
-                <w:rFonts w:asciiTheme="minorHAnsi" w:eastAsiaTheme="minorEastAsia" w:hAnsiTheme="minorHAnsi" w:cstheme="minorBidi" w:hint="eastAsia"/>
-                <w:szCs w:val="22"/>
-              </w:rPr>
-              <w:t>√</w:t>
-            </w:r>
-          </w:p>
-        </w:tc>
-        <w:tc>
-          <w:tcPr>
-            <w:tcW w:w="3001" w:type="dxa"/>
-          </w:tcPr>
-          <w:p>
-            <w:pPr>
-              <w:rPr>
-                <w:rFonts w:asciiTheme="minorHAnsi" w:eastAsiaTheme="minorEastAsia" w:hAnsiTheme="minorHAnsi" w:cstheme="minorBidi"/>
-                <w:szCs w:val="22"/>
-              </w:rPr>
-            </w:pPr>
-            <w:r>
-              <w:rPr>
-                <w:rFonts w:asciiTheme="minorHAnsi" w:eastAsiaTheme="minorEastAsia" w:hAnsiTheme="minorHAnsi" w:cstheme="minorBidi" w:hint="eastAsia"/>
-                <w:szCs w:val="22"/>
-              </w:rPr>
-              <w:t>清除数据成功，回收数据页成功</w:t>
-            </w:r>
-          </w:p>
-        </w:tc>
-      </w:tr>
-      <w:tr>
-        <w:tc>
-          <w:tcPr>
-            <w:tcW w:w="4219" w:type="dxa"/>
-          </w:tcPr>
-          <w:p>
-            <w:pPr>
-              <w:autoSpaceDE/>
-              <w:autoSpaceDN/>
-              <w:adjustRightInd/>
-              <w:spacing w:line="240" w:lineRule="auto"/>
-              <w:rPr>
-                <w:rFonts w:asciiTheme="minorHAnsi" w:eastAsiaTheme="minorEastAsia" w:hAnsiTheme="minorHAnsi" w:cstheme="minorBidi"/>
-                <w:szCs w:val="22"/>
-                <w:highlight w:val="yellow"/>
-              </w:rPr>
-            </w:pPr>
-            <w:r>
-              <w:rPr>
-                <w:rFonts w:asciiTheme="minorHAnsi" w:eastAsiaTheme="minorEastAsia" w:hAnsiTheme="minorHAnsi" w:cstheme="minorBidi" w:hint="eastAsia"/>
-                <w:szCs w:val="22"/>
-                <w:highlight w:val="yellow"/>
-              </w:rPr>
-              <w:t>普通表写入的普通记录和大对象记录等于相应的数据页</w:t>
-            </w:r>
-          </w:p>
-        </w:tc>
-        <w:tc>
-          <w:tcPr>
-            <w:tcW w:w="1276" w:type="dxa"/>
-          </w:tcPr>
-          <w:p>
-            <w:pPr>
-              <w:rPr>
-                <w:rFonts w:asciiTheme="minorHAnsi" w:eastAsiaTheme="minorEastAsia" w:hAnsiTheme="minorHAnsi" w:cstheme="minorBidi"/>
-                <w:szCs w:val="22"/>
-              </w:rPr>
-            </w:pPr>
-            <w:r>
-              <w:rPr>
-                <w:rFonts w:asciiTheme="minorHAnsi" w:eastAsiaTheme="minorEastAsia" w:hAnsiTheme="minorHAnsi" w:cstheme="minorBidi" w:hint="eastAsia"/>
-                <w:szCs w:val="22"/>
-              </w:rPr>
-              <w:t>√</w:t>
-            </w:r>
-          </w:p>
-        </w:tc>
-        <w:tc>
-          <w:tcPr>
-            <w:tcW w:w="3001" w:type="dxa"/>
-          </w:tcPr>
-          <w:p>
-            <w:pPr>
-              <w:rPr>
-                <w:rFonts w:asciiTheme="minorHAnsi" w:eastAsiaTheme="minorEastAsia" w:hAnsiTheme="minorHAnsi" w:cstheme="minorBidi"/>
-                <w:szCs w:val="22"/>
-              </w:rPr>
-            </w:pPr>
-            <w:r>
-              <w:rPr>
-                <w:rFonts w:asciiTheme="minorHAnsi" w:eastAsiaTheme="minorEastAsia" w:hAnsiTheme="minorHAnsi" w:cstheme="minorBidi" w:hint="eastAsia"/>
-                <w:szCs w:val="22"/>
-              </w:rPr>
-              <w:t>清除数据成功，回收数据页成功</w:t>
-            </w:r>
-          </w:p>
-        </w:tc>
-      </w:tr>
-      <w:tr>
-        <w:tc>
-          <w:tcPr>
-            <w:tcW w:w="4219" w:type="dxa"/>
-          </w:tcPr>
-          <w:p>
-            <w:pPr>
-              <w:autoSpaceDE/>
-              <w:autoSpaceDN/>
-              <w:adjustRightInd/>
-              <w:spacing w:line="240" w:lineRule="auto"/>
-              <w:rPr>
-                <w:rFonts w:asciiTheme="minorHAnsi" w:eastAsiaTheme="minorEastAsia" w:hAnsiTheme="minorHAnsi" w:cstheme="minorBidi"/>
-                <w:szCs w:val="22"/>
-                <w:highlight w:val="yellow"/>
-              </w:rPr>
-            </w:pPr>
-            <w:r>
-              <w:rPr>
-                <w:rFonts w:asciiTheme="minorHAnsi" w:eastAsiaTheme="minorEastAsia" w:hAnsiTheme="minorHAnsi" w:cstheme="minorBidi" w:hint="eastAsia"/>
-                <w:szCs w:val="22"/>
-                <w:highlight w:val="yellow"/>
-              </w:rPr>
-              <w:t>水平分区表写入的普通记录和大对象记录大于相应的数据页</w:t>
-            </w:r>
-          </w:p>
-        </w:tc>
-        <w:tc>
-          <w:tcPr>
-            <w:tcW w:w="1276" w:type="dxa"/>
-          </w:tcPr>
-          <w:p>
-            <w:pPr>
-              <w:rPr>
-                <w:rFonts w:asciiTheme="minorHAnsi" w:eastAsiaTheme="minorEastAsia" w:hAnsiTheme="minorHAnsi" w:cstheme="minorBidi"/>
-                <w:szCs w:val="22"/>
-              </w:rPr>
-            </w:pPr>
-            <w:r>
-              <w:rPr>
-                <w:rFonts w:asciiTheme="minorHAnsi" w:eastAsiaTheme="minorEastAsia" w:hAnsiTheme="minorHAnsi" w:cstheme="minorBidi" w:hint="eastAsia"/>
-                <w:szCs w:val="22"/>
-              </w:rPr>
-              <w:t>√</w:t>
-            </w:r>
-          </w:p>
-        </w:tc>
-        <w:tc>
-          <w:tcPr>
-            <w:tcW w:w="3001" w:type="dxa"/>
-          </w:tcPr>
-          <w:p>
-            <w:pPr>
-              <w:rPr>
-                <w:rFonts w:asciiTheme="minorHAnsi" w:eastAsiaTheme="minorEastAsia" w:hAnsiTheme="minorHAnsi" w:cstheme="minorBidi"/>
-                <w:szCs w:val="22"/>
-              </w:rPr>
-            </w:pPr>
-            <w:r>
-              <w:rPr>
-                <w:rFonts w:asciiTheme="minorHAnsi" w:eastAsiaTheme="minorEastAsia" w:hAnsiTheme="minorHAnsi" w:cstheme="minorBidi" w:hint="eastAsia"/>
-                <w:szCs w:val="22"/>
-              </w:rPr>
-              <w:t>清除数据成功，回收数据页成功</w:t>
-            </w:r>
-          </w:p>
-        </w:tc>
-      </w:tr>
-      <w:tr>
-        <w:tc>
-          <w:tcPr>
-            <w:tcW w:w="4219" w:type="dxa"/>
-          </w:tcPr>
-          <w:p>
-            <w:pPr>
-              <w:autoSpaceDE/>
-              <w:autoSpaceDN/>
-              <w:adjustRightInd/>
-              <w:spacing w:line="240" w:lineRule="auto"/>
-              <w:rPr>
-                <w:rFonts w:asciiTheme="minorHAnsi" w:eastAsiaTheme="minorEastAsia" w:hAnsiTheme="minorHAnsi" w:cstheme="minorBidi"/>
-                <w:szCs w:val="22"/>
-                <w:highlight w:val="yellow"/>
-              </w:rPr>
-            </w:pPr>
-            <w:r>
-              <w:rPr>
-                <w:rFonts w:asciiTheme="minorHAnsi" w:eastAsiaTheme="minorEastAsia" w:hAnsiTheme="minorHAnsi" w:cstheme="minorBidi" w:hint="eastAsia"/>
-                <w:szCs w:val="22"/>
-                <w:highlight w:val="yellow"/>
-              </w:rPr>
-              <w:t>垂直分区表写入的普通记录和大对象记录小于相应的数据页</w:t>
-            </w:r>
-          </w:p>
-        </w:tc>
-        <w:tc>
-          <w:tcPr>
-            <w:tcW w:w="1276" w:type="dxa"/>
-          </w:tcPr>
-          <w:p>
-            <w:pPr>
-              <w:rPr>
-                <w:rFonts w:asciiTheme="minorHAnsi" w:eastAsiaTheme="minorEastAsia" w:hAnsiTheme="minorHAnsi" w:cstheme="minorBidi"/>
-                <w:szCs w:val="22"/>
-              </w:rPr>
-            </w:pPr>
-            <w:r>
-              <w:rPr>
-                <w:rFonts w:asciiTheme="minorHAnsi" w:eastAsiaTheme="minorEastAsia" w:hAnsiTheme="minorHAnsi" w:cstheme="minorBidi" w:hint="eastAsia"/>
-                <w:szCs w:val="22"/>
-              </w:rPr>
-              <w:t>√</w:t>
-            </w:r>
-          </w:p>
-        </w:tc>
-        <w:tc>
-          <w:tcPr>
-            <w:tcW w:w="3001" w:type="dxa"/>
-          </w:tcPr>
-          <w:p>
-            <w:pPr>
-              <w:rPr>
-                <w:rFonts w:asciiTheme="minorHAnsi" w:eastAsiaTheme="minorEastAsia" w:hAnsiTheme="minorHAnsi" w:cstheme="minorBidi"/>
-                <w:szCs w:val="22"/>
-              </w:rPr>
-            </w:pPr>
-            <w:r>
-              <w:rPr>
-                <w:rFonts w:asciiTheme="minorHAnsi" w:eastAsiaTheme="minorEastAsia" w:hAnsiTheme="minorHAnsi" w:cstheme="minorBidi" w:hint="eastAsia"/>
-                <w:szCs w:val="22"/>
-              </w:rPr>
-              <w:t>清除数据成功，回收数据页成功</w:t>
-            </w:r>
-          </w:p>
-        </w:tc>
-      </w:tr>
-      <w:tr>
-        <w:tc>
-          <w:tcPr>
-            <w:tcW w:w="4219" w:type="dxa"/>
-          </w:tcPr>
-          <w:p>
-            <w:pPr>
-              <w:autoSpaceDE/>
-              <w:autoSpaceDN/>
-              <w:adjustRightInd/>
-              <w:spacing w:line="240" w:lineRule="auto"/>
-              <w:rPr>
-                <w:rFonts w:asciiTheme="minorHAnsi" w:eastAsiaTheme="minorEastAsia" w:hAnsiTheme="minorHAnsi" w:cstheme="minorBidi"/>
-                <w:szCs w:val="22"/>
-                <w:highlight w:val="yellow"/>
-              </w:rPr>
-            </w:pPr>
-            <w:r>
-              <w:rPr>
-                <w:rFonts w:asciiTheme="minorHAnsi" w:eastAsiaTheme="minorEastAsia" w:hAnsiTheme="minorHAnsi" w:cstheme="minorBidi" w:hint="eastAsia"/>
-                <w:szCs w:val="22"/>
-                <w:highlight w:val="yellow"/>
-              </w:rPr>
               <w:t>混合分区表写入的普通记录和大对象记录大于多个相应的数据页</w:t>
             </w:r>
           </w:p>
@@ -10781,7 +9382,7 @@
     <w:p>
       <w:pPr>
         <w:rPr>
-          <w:rFonts w:asciiTheme="minorHAnsi" w:eastAsiaTheme="minorEastAsia" w:hAnsiTheme="minorHAnsi" w:cstheme="minorBidi" w:hint="eastAsia"/>
+          <w:rFonts w:asciiTheme="minorHAnsi" w:eastAsiaTheme="minorEastAsia" w:hAnsiTheme="minorHAnsi" w:cstheme="minorBidi"/>
           <w:szCs w:val="22"/>
         </w:rPr>
       </w:pPr>
@@ -10789,7 +9390,7 @@
     <w:p>
       <w:pPr>
         <w:rPr>
-          <w:rFonts w:asciiTheme="minorHAnsi" w:eastAsiaTheme="minorEastAsia" w:hAnsiTheme="minorHAnsi" w:cstheme="minorBidi" w:hint="eastAsia"/>
+          <w:rFonts w:asciiTheme="minorHAnsi" w:eastAsiaTheme="minorEastAsia" w:hAnsiTheme="minorHAnsi" w:cstheme="minorBidi"/>
           <w:szCs w:val="22"/>
         </w:rPr>
       </w:pPr>
@@ -10863,7 +9464,7 @@
           <w:p>
             <w:pPr>
               <w:rPr>
-                <w:rFonts w:asciiTheme="minorHAnsi" w:eastAsiaTheme="minorEastAsia" w:hAnsiTheme="minorHAnsi" w:cstheme="minorBidi" w:hint="eastAsia"/>
+                <w:rFonts w:asciiTheme="minorHAnsi" w:eastAsiaTheme="minorEastAsia" w:hAnsiTheme="minorHAnsi" w:cstheme="minorBidi"/>
                 <w:b/>
                 <w:szCs w:val="22"/>
               </w:rPr>
@@ -10874,7 +9475,6 @@
                 <w:b/>
                 <w:szCs w:val="22"/>
               </w:rPr>
-              <w:lastRenderedPageBreak/>
               <w:t>布置类型</w:t>
             </w:r>
           </w:p>
@@ -10886,7 +9486,7 @@
           <w:p>
             <w:pPr>
               <w:rPr>
-                <w:rFonts w:asciiTheme="minorHAnsi" w:eastAsiaTheme="minorEastAsia" w:hAnsiTheme="minorHAnsi" w:cstheme="minorBidi" w:hint="eastAsia"/>
+                <w:rFonts w:asciiTheme="minorHAnsi" w:eastAsiaTheme="minorEastAsia" w:hAnsiTheme="minorHAnsi" w:cstheme="minorBidi"/>
                 <w:b/>
                 <w:szCs w:val="22"/>
               </w:rPr>
@@ -10919,7 +9519,7 @@
           <w:p>
             <w:pPr>
               <w:rPr>
-                <w:rFonts w:asciiTheme="minorHAnsi" w:eastAsiaTheme="minorEastAsia" w:hAnsiTheme="minorHAnsi" w:cstheme="minorBidi" w:hint="eastAsia"/>
+                <w:rFonts w:asciiTheme="minorHAnsi" w:eastAsiaTheme="minorEastAsia" w:hAnsiTheme="minorHAnsi" w:cstheme="minorBidi"/>
                 <w:szCs w:val="22"/>
               </w:rPr>
             </w:pPr>
@@ -10939,7 +9539,7 @@
           <w:p>
             <w:pPr>
               <w:rPr>
-                <w:rFonts w:asciiTheme="minorHAnsi" w:eastAsiaTheme="minorEastAsia" w:hAnsiTheme="minorHAnsi" w:cstheme="minorBidi" w:hint="eastAsia"/>
+                <w:rFonts w:asciiTheme="minorHAnsi" w:eastAsiaTheme="minorEastAsia" w:hAnsiTheme="minorHAnsi" w:cstheme="minorBidi"/>
                 <w:szCs w:val="22"/>
               </w:rPr>
             </w:pPr>
@@ -10962,7 +9562,7 @@
           <w:p>
             <w:pPr>
               <w:rPr>
-                <w:rFonts w:asciiTheme="minorHAnsi" w:eastAsiaTheme="minorEastAsia" w:hAnsiTheme="minorHAnsi" w:cstheme="minorBidi" w:hint="eastAsia"/>
+                <w:rFonts w:asciiTheme="minorHAnsi" w:eastAsiaTheme="minorEastAsia" w:hAnsiTheme="minorHAnsi" w:cstheme="minorBidi"/>
                 <w:szCs w:val="22"/>
               </w:rPr>
             </w:pPr>
@@ -10982,7 +9582,7 @@
           <w:p>
             <w:pPr>
               <w:rPr>
-                <w:rFonts w:asciiTheme="minorHAnsi" w:eastAsiaTheme="minorEastAsia" w:hAnsiTheme="minorHAnsi" w:cstheme="minorBidi" w:hint="eastAsia"/>
+                <w:rFonts w:asciiTheme="minorHAnsi" w:eastAsiaTheme="minorEastAsia" w:hAnsiTheme="minorHAnsi" w:cstheme="minorBidi"/>
                 <w:szCs w:val="22"/>
               </w:rPr>
             </w:pPr>
@@ -11023,7 +9623,7 @@
           <w:p>
             <w:pPr>
               <w:rPr>
-                <w:rFonts w:asciiTheme="minorHAnsi" w:eastAsiaTheme="minorEastAsia" w:hAnsiTheme="minorHAnsi" w:cstheme="minorBidi" w:hint="eastAsia"/>
+                <w:rFonts w:asciiTheme="minorHAnsi" w:eastAsiaTheme="minorEastAsia" w:hAnsiTheme="minorHAnsi" w:cstheme="minorBidi"/>
                 <w:szCs w:val="22"/>
               </w:rPr>
             </w:pPr>
@@ -11046,7 +9646,7 @@
           <w:p>
             <w:pPr>
               <w:rPr>
-                <w:rFonts w:asciiTheme="minorHAnsi" w:eastAsiaTheme="minorEastAsia" w:hAnsiTheme="minorHAnsi" w:cstheme="minorBidi" w:hint="eastAsia"/>
+                <w:rFonts w:asciiTheme="minorHAnsi" w:eastAsiaTheme="minorEastAsia" w:hAnsiTheme="minorHAnsi" w:cstheme="minorBidi"/>
                 <w:szCs w:val="22"/>
               </w:rPr>
             </w:pPr>
@@ -11059,7 +9659,7 @@
           <w:p>
             <w:pPr>
               <w:rPr>
-                <w:rFonts w:asciiTheme="minorHAnsi" w:eastAsiaTheme="minorEastAsia" w:hAnsiTheme="minorHAnsi" w:cstheme="minorBidi" w:hint="eastAsia"/>
+                <w:rFonts w:asciiTheme="minorHAnsi" w:eastAsiaTheme="minorEastAsia" w:hAnsiTheme="minorHAnsi" w:cstheme="minorBidi"/>
                 <w:szCs w:val="22"/>
               </w:rPr>
             </w:pPr>
@@ -11100,7 +9700,7 @@
           <w:p>
             <w:pPr>
               <w:rPr>
-                <w:rFonts w:asciiTheme="minorHAnsi" w:eastAsiaTheme="minorEastAsia" w:hAnsiTheme="minorHAnsi" w:cstheme="minorBidi" w:hint="eastAsia"/>
+                <w:rFonts w:asciiTheme="minorHAnsi" w:eastAsiaTheme="minorEastAsia" w:hAnsiTheme="minorHAnsi" w:cstheme="minorBidi"/>
                 <w:szCs w:val="22"/>
               </w:rPr>
             </w:pPr>
@@ -11123,7 +9723,7 @@
           <w:p>
             <w:pPr>
               <w:rPr>
-                <w:rFonts w:asciiTheme="minorHAnsi" w:eastAsiaTheme="minorEastAsia" w:hAnsiTheme="minorHAnsi" w:cstheme="minorBidi" w:hint="eastAsia"/>
+                <w:rFonts w:asciiTheme="minorHAnsi" w:eastAsiaTheme="minorEastAsia" w:hAnsiTheme="minorHAnsi" w:cstheme="minorBidi"/>
                 <w:szCs w:val="22"/>
               </w:rPr>
             </w:pPr>
@@ -11136,7 +9736,7 @@
           <w:p>
             <w:pPr>
               <w:rPr>
-                <w:rFonts w:asciiTheme="minorHAnsi" w:eastAsiaTheme="minorEastAsia" w:hAnsiTheme="minorHAnsi" w:cstheme="minorBidi" w:hint="eastAsia"/>
+                <w:rFonts w:asciiTheme="minorHAnsi" w:eastAsiaTheme="minorEastAsia" w:hAnsiTheme="minorHAnsi" w:cstheme="minorBidi"/>
                 <w:szCs w:val="22"/>
               </w:rPr>
             </w:pPr>
@@ -11177,7 +9777,7 @@
           <w:p>
             <w:pPr>
               <w:rPr>
-                <w:rFonts w:asciiTheme="minorHAnsi" w:eastAsiaTheme="minorEastAsia" w:hAnsiTheme="minorHAnsi" w:cstheme="minorBidi" w:hint="eastAsia"/>
+                <w:rFonts w:asciiTheme="minorHAnsi" w:eastAsiaTheme="minorEastAsia" w:hAnsiTheme="minorHAnsi" w:cstheme="minorBidi"/>
                 <w:szCs w:val="22"/>
               </w:rPr>
             </w:pPr>
@@ -11200,7 +9800,7 @@
           <w:p>
             <w:pPr>
               <w:rPr>
-                <w:rFonts w:asciiTheme="minorHAnsi" w:eastAsiaTheme="minorEastAsia" w:hAnsiTheme="minorHAnsi" w:cstheme="minorBidi" w:hint="eastAsia"/>
+                <w:rFonts w:asciiTheme="minorHAnsi" w:eastAsiaTheme="minorEastAsia" w:hAnsiTheme="minorHAnsi" w:cstheme="minorBidi"/>
                 <w:szCs w:val="22"/>
               </w:rPr>
             </w:pPr>
@@ -11213,7 +9813,7 @@
           <w:p>
             <w:pPr>
               <w:rPr>
-                <w:rFonts w:asciiTheme="minorHAnsi" w:eastAsiaTheme="minorEastAsia" w:hAnsiTheme="minorHAnsi" w:cstheme="minorBidi" w:hint="eastAsia"/>
+                <w:rFonts w:asciiTheme="minorHAnsi" w:eastAsiaTheme="minorEastAsia" w:hAnsiTheme="minorHAnsi" w:cstheme="minorBidi"/>
                 <w:szCs w:val="22"/>
               </w:rPr>
             </w:pPr>
@@ -11254,7 +9854,7 @@
           <w:p>
             <w:pPr>
               <w:rPr>
-                <w:rFonts w:asciiTheme="minorHAnsi" w:eastAsiaTheme="minorEastAsia" w:hAnsiTheme="minorHAnsi" w:cstheme="minorBidi" w:hint="eastAsia"/>
+                <w:rFonts w:asciiTheme="minorHAnsi" w:eastAsiaTheme="minorEastAsia" w:hAnsiTheme="minorHAnsi" w:cstheme="minorBidi"/>
                 <w:szCs w:val="22"/>
               </w:rPr>
             </w:pPr>
@@ -11272,7 +9872,7 @@
     <w:p>
       <w:pPr>
         <w:rPr>
-          <w:rFonts w:asciiTheme="minorHAnsi" w:eastAsiaTheme="minorEastAsia" w:hAnsiTheme="minorHAnsi" w:cstheme="minorBidi" w:hint="eastAsia"/>
+          <w:rFonts w:asciiTheme="minorHAnsi" w:eastAsiaTheme="minorEastAsia" w:hAnsiTheme="minorHAnsi" w:cstheme="minorBidi"/>
           <w:szCs w:val="22"/>
         </w:rPr>
       </w:pPr>
@@ -11280,7 +9880,7 @@
     <w:p>
       <w:pPr>
         <w:rPr>
-          <w:rFonts w:asciiTheme="minorHAnsi" w:eastAsiaTheme="minorEastAsia" w:hAnsiTheme="minorHAnsi" w:cstheme="minorBidi" w:hint="eastAsia"/>
+          <w:rFonts w:asciiTheme="minorHAnsi" w:eastAsiaTheme="minorEastAsia" w:hAnsiTheme="minorHAnsi" w:cstheme="minorBidi"/>
           <w:szCs w:val="22"/>
         </w:rPr>
       </w:pPr>
@@ -11366,7 +9966,7 @@
           <w:p>
             <w:pPr>
               <w:rPr>
-                <w:rFonts w:asciiTheme="minorHAnsi" w:eastAsiaTheme="minorEastAsia" w:hAnsiTheme="minorHAnsi" w:cstheme="minorBidi" w:hint="eastAsia"/>
+                <w:rFonts w:asciiTheme="minorHAnsi" w:eastAsiaTheme="minorEastAsia" w:hAnsiTheme="minorHAnsi" w:cstheme="minorBidi"/>
                 <w:b/>
                 <w:szCs w:val="22"/>
               </w:rPr>
@@ -11388,7 +9988,7 @@
           <w:p>
             <w:pPr>
               <w:rPr>
-                <w:rFonts w:asciiTheme="minorHAnsi" w:eastAsiaTheme="minorEastAsia" w:hAnsiTheme="minorHAnsi" w:cstheme="minorBidi" w:hint="eastAsia"/>
+                <w:rFonts w:asciiTheme="minorHAnsi" w:eastAsiaTheme="minorEastAsia" w:hAnsiTheme="minorHAnsi" w:cstheme="minorBidi"/>
                 <w:b/>
                 <w:szCs w:val="22"/>
               </w:rPr>
@@ -11476,7 +10076,7 @@
           <w:p>
             <w:pPr>
               <w:rPr>
-                <w:rFonts w:asciiTheme="minorHAnsi" w:eastAsiaTheme="minorEastAsia" w:hAnsiTheme="minorHAnsi" w:cstheme="minorBidi" w:hint="eastAsia"/>
+                <w:rFonts w:asciiTheme="minorHAnsi" w:eastAsiaTheme="minorEastAsia" w:hAnsiTheme="minorHAnsi" w:cstheme="minorBidi"/>
                 <w:szCs w:val="22"/>
               </w:rPr>
             </w:pPr>
@@ -11496,7 +10096,7 @@
           <w:p>
             <w:pPr>
               <w:rPr>
-                <w:rFonts w:asciiTheme="minorHAnsi" w:eastAsiaTheme="minorEastAsia" w:hAnsiTheme="minorHAnsi" w:cstheme="minorBidi" w:hint="eastAsia"/>
+                <w:rFonts w:asciiTheme="minorHAnsi" w:eastAsiaTheme="minorEastAsia" w:hAnsiTheme="minorHAnsi" w:cstheme="minorBidi"/>
                 <w:szCs w:val="22"/>
               </w:rPr>
             </w:pPr>
@@ -11525,7 +10125,7 @@
           <w:p>
             <w:pPr>
               <w:rPr>
-                <w:rFonts w:asciiTheme="minorHAnsi" w:eastAsiaTheme="minorEastAsia" w:hAnsiTheme="minorHAnsi" w:cstheme="minorBidi" w:hint="eastAsia"/>
+                <w:rFonts w:asciiTheme="minorHAnsi" w:eastAsiaTheme="minorEastAsia" w:hAnsiTheme="minorHAnsi" w:cstheme="minorBidi"/>
                 <w:szCs w:val="22"/>
               </w:rPr>
             </w:pPr>
@@ -11545,7 +10145,7 @@
           <w:p>
             <w:pPr>
               <w:rPr>
-                <w:rFonts w:asciiTheme="minorHAnsi" w:eastAsiaTheme="minorEastAsia" w:hAnsiTheme="minorHAnsi" w:cstheme="minorBidi" w:hint="eastAsia"/>
+                <w:rFonts w:asciiTheme="minorHAnsi" w:eastAsiaTheme="minorEastAsia" w:hAnsiTheme="minorHAnsi" w:cstheme="minorBidi"/>
                 <w:szCs w:val="22"/>
               </w:rPr>
             </w:pPr>
@@ -11574,7 +10174,7 @@
           <w:p>
             <w:pPr>
               <w:rPr>
-                <w:rFonts w:asciiTheme="minorHAnsi" w:eastAsiaTheme="minorEastAsia" w:hAnsiTheme="minorHAnsi" w:cstheme="minorBidi" w:hint="eastAsia"/>
+                <w:rFonts w:asciiTheme="minorHAnsi" w:eastAsiaTheme="minorEastAsia" w:hAnsiTheme="minorHAnsi" w:cstheme="minorBidi"/>
                 <w:szCs w:val="22"/>
               </w:rPr>
             </w:pPr>
@@ -11594,7 +10194,7 @@
           <w:p>
             <w:pPr>
               <w:rPr>
-                <w:rFonts w:asciiTheme="minorHAnsi" w:eastAsiaTheme="minorEastAsia" w:hAnsiTheme="minorHAnsi" w:cstheme="minorBidi" w:hint="eastAsia"/>
+                <w:rFonts w:asciiTheme="minorHAnsi" w:eastAsiaTheme="minorEastAsia" w:hAnsiTheme="minorHAnsi" w:cstheme="minorBidi"/>
                 <w:szCs w:val="22"/>
               </w:rPr>
             </w:pPr>
@@ -11623,7 +10223,7 @@
           <w:p>
             <w:pPr>
               <w:rPr>
-                <w:rFonts w:asciiTheme="minorHAnsi" w:eastAsiaTheme="minorEastAsia" w:hAnsiTheme="minorHAnsi" w:cstheme="minorBidi" w:hint="eastAsia"/>
+                <w:rFonts w:asciiTheme="minorHAnsi" w:eastAsiaTheme="minorEastAsia" w:hAnsiTheme="minorHAnsi" w:cstheme="minorBidi"/>
                 <w:szCs w:val="22"/>
               </w:rPr>
             </w:pPr>
@@ -11643,7 +10243,7 @@
           <w:p>
             <w:pPr>
               <w:rPr>
-                <w:rFonts w:asciiTheme="minorHAnsi" w:eastAsiaTheme="minorEastAsia" w:hAnsiTheme="minorHAnsi" w:cstheme="minorBidi" w:hint="eastAsia"/>
+                <w:rFonts w:asciiTheme="minorHAnsi" w:eastAsiaTheme="minorEastAsia" w:hAnsiTheme="minorHAnsi" w:cstheme="minorBidi"/>
                 <w:szCs w:val="22"/>
               </w:rPr>
             </w:pPr>
@@ -11668,7 +10268,7 @@
     <w:p>
       <w:pPr>
         <w:rPr>
-          <w:rFonts w:asciiTheme="minorHAnsi" w:eastAsiaTheme="minorEastAsia" w:hAnsiTheme="minorHAnsi" w:cstheme="minorBidi" w:hint="eastAsia"/>
+          <w:rFonts w:asciiTheme="minorHAnsi" w:eastAsiaTheme="minorEastAsia" w:hAnsiTheme="minorHAnsi" w:cstheme="minorBidi"/>
           <w:szCs w:val="22"/>
         </w:rPr>
       </w:pPr>
@@ -11676,7 +10276,7 @@
     <w:p>
       <w:pPr>
         <w:rPr>
-          <w:rFonts w:asciiTheme="minorHAnsi" w:eastAsiaTheme="minorEastAsia" w:hAnsiTheme="minorHAnsi" w:cstheme="minorBidi" w:hint="eastAsia"/>
+          <w:rFonts w:asciiTheme="minorHAnsi" w:eastAsiaTheme="minorEastAsia" w:hAnsiTheme="minorHAnsi" w:cstheme="minorBidi"/>
           <w:szCs w:val="22"/>
         </w:rPr>
       </w:pPr>
@@ -11720,7 +10320,7 @@
           <w:p>
             <w:pPr>
               <w:rPr>
-                <w:rFonts w:asciiTheme="minorHAnsi" w:eastAsiaTheme="minorEastAsia" w:hAnsiTheme="minorHAnsi" w:cstheme="minorBidi" w:hint="eastAsia"/>
+                <w:rFonts w:asciiTheme="minorHAnsi" w:eastAsiaTheme="minorEastAsia" w:hAnsiTheme="minorHAnsi" w:cstheme="minorBidi"/>
                 <w:b/>
                 <w:szCs w:val="22"/>
               </w:rPr>
@@ -11742,7 +10342,7 @@
           <w:p>
             <w:pPr>
               <w:rPr>
-                <w:rFonts w:asciiTheme="minorHAnsi" w:eastAsiaTheme="minorEastAsia" w:hAnsiTheme="minorHAnsi" w:cstheme="minorBidi" w:hint="eastAsia"/>
+                <w:rFonts w:asciiTheme="minorHAnsi" w:eastAsiaTheme="minorEastAsia" w:hAnsiTheme="minorHAnsi" w:cstheme="minorBidi"/>
                 <w:b/>
                 <w:szCs w:val="22"/>
               </w:rPr>
@@ -11850,7 +10450,7 @@
           <w:p>
             <w:pPr>
               <w:rPr>
-                <w:rFonts w:asciiTheme="minorHAnsi" w:eastAsiaTheme="minorEastAsia" w:hAnsiTheme="minorHAnsi" w:cstheme="minorBidi" w:hint="eastAsia"/>
+                <w:rFonts w:asciiTheme="minorHAnsi" w:eastAsiaTheme="minorEastAsia" w:hAnsiTheme="minorHAnsi" w:cstheme="minorBidi"/>
                 <w:szCs w:val="22"/>
               </w:rPr>
             </w:pPr>
@@ -11920,7 +10520,7 @@
           <w:p>
             <w:pPr>
               <w:rPr>
-                <w:rFonts w:asciiTheme="minorHAnsi" w:eastAsiaTheme="minorEastAsia" w:hAnsiTheme="minorHAnsi" w:cstheme="minorBidi" w:hint="eastAsia"/>
+                <w:rFonts w:asciiTheme="minorHAnsi" w:eastAsiaTheme="minorEastAsia" w:hAnsiTheme="minorHAnsi" w:cstheme="minorBidi"/>
                 <w:szCs w:val="22"/>
               </w:rPr>
             </w:pPr>
@@ -11936,14 +10536,7 @@
                 <w:rFonts w:asciiTheme="minorHAnsi" w:eastAsiaTheme="minorEastAsia" w:hAnsiTheme="minorHAnsi" w:cstheme="minorBidi" w:hint="eastAsia"/>
                 <w:szCs w:val="22"/>
               </w:rPr>
-              <w:t>C</w:t>
-            </w:r>
-            <w:r>
-              <w:rPr>
-                <w:rFonts w:asciiTheme="minorHAnsi" w:eastAsiaTheme="minorEastAsia" w:hAnsiTheme="minorHAnsi" w:cstheme="minorBidi" w:hint="eastAsia"/>
-                <w:szCs w:val="22"/>
-              </w:rPr>
-              <w:t>++</w:t>
+              <w:t>C++</w:t>
             </w:r>
             <w:r>
               <w:rPr>
@@ -11986,14 +10579,7 @@
                 <w:rFonts w:asciiTheme="minorHAnsi" w:eastAsiaTheme="minorEastAsia" w:hAnsiTheme="minorHAnsi" w:cstheme="minorBidi" w:hint="eastAsia"/>
                 <w:szCs w:val="22"/>
               </w:rPr>
-              <w:t>J</w:t>
-            </w:r>
-            <w:r>
-              <w:rPr>
-                <w:rFonts w:asciiTheme="minorHAnsi" w:eastAsiaTheme="minorEastAsia" w:hAnsiTheme="minorHAnsi" w:cstheme="minorBidi" w:hint="eastAsia"/>
-                <w:szCs w:val="22"/>
-              </w:rPr>
-              <w:t>ava</w:t>
+              <w:t>Java</w:t>
             </w:r>
           </w:p>
         </w:tc>
@@ -12004,7 +10590,7 @@
           <w:p>
             <w:pPr>
               <w:rPr>
-                <w:rFonts w:asciiTheme="minorHAnsi" w:eastAsiaTheme="minorEastAsia" w:hAnsiTheme="minorHAnsi" w:cstheme="minorBidi" w:hint="eastAsia"/>
+                <w:rFonts w:asciiTheme="minorHAnsi" w:eastAsiaTheme="minorEastAsia" w:hAnsiTheme="minorHAnsi" w:cstheme="minorBidi"/>
                 <w:szCs w:val="22"/>
               </w:rPr>
             </w:pPr>
@@ -12074,7 +10660,7 @@
           <w:p>
             <w:pPr>
               <w:rPr>
-                <w:rFonts w:asciiTheme="minorHAnsi" w:eastAsiaTheme="minorEastAsia" w:hAnsiTheme="minorHAnsi" w:cstheme="minorBidi" w:hint="eastAsia"/>
+                <w:rFonts w:asciiTheme="minorHAnsi" w:eastAsiaTheme="minorEastAsia" w:hAnsiTheme="minorHAnsi" w:cstheme="minorBidi"/>
                 <w:szCs w:val="22"/>
               </w:rPr>
             </w:pPr>
@@ -12144,7 +10730,7 @@
           <w:p>
             <w:pPr>
               <w:rPr>
-                <w:rFonts w:asciiTheme="minorHAnsi" w:eastAsiaTheme="minorEastAsia" w:hAnsiTheme="minorHAnsi" w:cstheme="minorBidi" w:hint="eastAsia"/>
+                <w:rFonts w:asciiTheme="minorHAnsi" w:eastAsiaTheme="minorEastAsia" w:hAnsiTheme="minorHAnsi" w:cstheme="minorBidi"/>
                 <w:szCs w:val="22"/>
               </w:rPr>
             </w:pPr>
@@ -12190,7 +10776,7 @@
     <w:p>
       <w:pPr>
         <w:rPr>
-          <w:rFonts w:asciiTheme="minorHAnsi" w:eastAsiaTheme="minorEastAsia" w:hAnsiTheme="minorHAnsi" w:cstheme="minorBidi" w:hint="eastAsia"/>
+          <w:rFonts w:asciiTheme="minorHAnsi" w:eastAsiaTheme="minorEastAsia" w:hAnsiTheme="minorHAnsi" w:cstheme="minorBidi"/>
           <w:szCs w:val="22"/>
         </w:rPr>
       </w:pPr>
@@ -12198,7 +10784,7 @@
     <w:p>
       <w:pPr>
         <w:rPr>
-          <w:rFonts w:asciiTheme="minorHAnsi" w:eastAsiaTheme="minorEastAsia" w:hAnsiTheme="minorHAnsi" w:cstheme="minorBidi" w:hint="eastAsia"/>
+          <w:rFonts w:asciiTheme="minorHAnsi" w:eastAsiaTheme="minorEastAsia" w:hAnsiTheme="minorHAnsi" w:cstheme="minorBidi"/>
           <w:szCs w:val="22"/>
         </w:rPr>
       </w:pPr>
@@ -12277,7 +10863,7 @@
           <w:p>
             <w:pPr>
               <w:rPr>
-                <w:rFonts w:asciiTheme="minorHAnsi" w:eastAsiaTheme="minorEastAsia" w:hAnsiTheme="minorHAnsi" w:cstheme="minorBidi" w:hint="eastAsia"/>
+                <w:rFonts w:asciiTheme="minorHAnsi" w:eastAsiaTheme="minorEastAsia" w:hAnsiTheme="minorHAnsi" w:cstheme="minorBidi"/>
                 <w:b/>
                 <w:szCs w:val="22"/>
               </w:rPr>
@@ -12299,7 +10885,7 @@
           <w:p>
             <w:pPr>
               <w:rPr>
-                <w:rFonts w:asciiTheme="minorHAnsi" w:eastAsiaTheme="minorEastAsia" w:hAnsiTheme="minorHAnsi" w:cstheme="minorBidi" w:hint="eastAsia"/>
+                <w:rFonts w:asciiTheme="minorHAnsi" w:eastAsiaTheme="minorEastAsia" w:hAnsiTheme="minorHAnsi" w:cstheme="minorBidi"/>
                 <w:b/>
                 <w:szCs w:val="22"/>
               </w:rPr>
@@ -12414,7 +11000,7 @@
           <w:p>
             <w:pPr>
               <w:rPr>
-                <w:rFonts w:asciiTheme="minorHAnsi" w:eastAsiaTheme="minorEastAsia" w:hAnsiTheme="minorHAnsi" w:cstheme="minorBidi" w:hint="eastAsia"/>
+                <w:rFonts w:asciiTheme="minorHAnsi" w:eastAsiaTheme="minorEastAsia" w:hAnsiTheme="minorHAnsi" w:cstheme="minorBidi"/>
                 <w:szCs w:val="22"/>
               </w:rPr>
             </w:pPr>
@@ -12456,7 +11042,7 @@
           <w:p>
             <w:pPr>
               <w:rPr>
-                <w:rFonts w:asciiTheme="minorHAnsi" w:eastAsiaTheme="minorEastAsia" w:hAnsiTheme="minorHAnsi" w:cstheme="minorBidi" w:hint="eastAsia"/>
+                <w:rFonts w:asciiTheme="minorHAnsi" w:eastAsiaTheme="minorEastAsia" w:hAnsiTheme="minorHAnsi" w:cstheme="minorBidi"/>
                 <w:szCs w:val="22"/>
               </w:rPr>
             </w:pPr>
@@ -12505,7 +11091,7 @@
           <w:p>
             <w:pPr>
               <w:rPr>
-                <w:rFonts w:asciiTheme="minorHAnsi" w:eastAsiaTheme="minorEastAsia" w:hAnsiTheme="minorHAnsi" w:cstheme="minorBidi" w:hint="eastAsia"/>
+                <w:rFonts w:asciiTheme="minorHAnsi" w:eastAsiaTheme="minorEastAsia" w:hAnsiTheme="minorHAnsi" w:cstheme="minorBidi"/>
                 <w:szCs w:val="22"/>
               </w:rPr>
             </w:pPr>
@@ -12536,7 +11122,7 @@
                 <w:rFonts w:asciiTheme="minorHAnsi" w:eastAsiaTheme="minorEastAsia" w:hAnsiTheme="minorHAnsi" w:cstheme="minorBidi" w:hint="eastAsia"/>
                 <w:szCs w:val="22"/>
               </w:rPr>
-              <w:t>truncate+truncate</w:t>
+              <w:t>insert+truncate</w:t>
             </w:r>
           </w:p>
         </w:tc>
@@ -12547,7 +11133,7 @@
           <w:p>
             <w:pPr>
               <w:rPr>
-                <w:rFonts w:asciiTheme="minorHAnsi" w:eastAsiaTheme="minorEastAsia" w:hAnsiTheme="minorHAnsi" w:cstheme="minorBidi" w:hint="eastAsia"/>
+                <w:rFonts w:asciiTheme="minorHAnsi" w:eastAsiaTheme="minorEastAsia" w:hAnsiTheme="minorHAnsi" w:cstheme="minorBidi"/>
                 <w:szCs w:val="22"/>
               </w:rPr>
             </w:pPr>
@@ -12578,8 +11164,7 @@
                 <w:rFonts w:asciiTheme="minorHAnsi" w:eastAsiaTheme="minorEastAsia" w:hAnsiTheme="minorHAnsi" w:cstheme="minorBidi" w:hint="eastAsia"/>
                 <w:szCs w:val="22"/>
               </w:rPr>
-              <w:lastRenderedPageBreak/>
-              <w:t>insert+truncate</w:t>
+              <w:t>truncate+truncate</w:t>
             </w:r>
           </w:p>
         </w:tc>
@@ -12590,7 +11175,7 @@
           <w:p>
             <w:pPr>
               <w:rPr>
-                <w:rFonts w:asciiTheme="minorHAnsi" w:eastAsiaTheme="minorEastAsia" w:hAnsiTheme="minorHAnsi" w:cstheme="minorBidi" w:hint="eastAsia"/>
+                <w:rFonts w:asciiTheme="minorHAnsi" w:eastAsiaTheme="minorEastAsia" w:hAnsiTheme="minorHAnsi" w:cstheme="minorBidi"/>
                 <w:szCs w:val="22"/>
               </w:rPr>
             </w:pPr>
@@ -12632,7 +11217,7 @@
           <w:p>
             <w:pPr>
               <w:rPr>
-                <w:rFonts w:asciiTheme="minorHAnsi" w:eastAsiaTheme="minorEastAsia" w:hAnsiTheme="minorHAnsi" w:cstheme="minorBidi" w:hint="eastAsia"/>
+                <w:rFonts w:asciiTheme="minorHAnsi" w:eastAsiaTheme="minorEastAsia" w:hAnsiTheme="minorHAnsi" w:cstheme="minorBidi"/>
                 <w:szCs w:val="22"/>
               </w:rPr>
             </w:pPr>
@@ -12674,7 +11259,7 @@
           <w:p>
             <w:pPr>
               <w:rPr>
-                <w:rFonts w:asciiTheme="minorHAnsi" w:eastAsiaTheme="minorEastAsia" w:hAnsiTheme="minorHAnsi" w:cstheme="minorBidi" w:hint="eastAsia"/>
+                <w:rFonts w:asciiTheme="minorHAnsi" w:eastAsiaTheme="minorEastAsia" w:hAnsiTheme="minorHAnsi" w:cstheme="minorBidi"/>
                 <w:szCs w:val="22"/>
               </w:rPr>
             </w:pPr>
@@ -12716,7 +11301,7 @@
           <w:p>
             <w:pPr>
               <w:rPr>
-                <w:rFonts w:asciiTheme="minorHAnsi" w:eastAsiaTheme="minorEastAsia" w:hAnsiTheme="minorHAnsi" w:cstheme="minorBidi" w:hint="eastAsia"/>
+                <w:rFonts w:asciiTheme="minorHAnsi" w:eastAsiaTheme="minorEastAsia" w:hAnsiTheme="minorHAnsi" w:cstheme="minorBidi"/>
                 <w:szCs w:val="22"/>
               </w:rPr>
             </w:pPr>
@@ -12747,6 +11332,7 @@
                 <w:rFonts w:asciiTheme="minorHAnsi" w:eastAsiaTheme="minorEastAsia" w:hAnsiTheme="minorHAnsi" w:cstheme="minorBidi" w:hint="eastAsia"/>
                 <w:szCs w:val="22"/>
               </w:rPr>
+              <w:lastRenderedPageBreak/>
               <w:t>aggregate+truncate</w:t>
             </w:r>
           </w:p>
@@ -12758,7 +11344,7 @@
           <w:p>
             <w:pPr>
               <w:rPr>
-                <w:rFonts w:asciiTheme="minorHAnsi" w:eastAsiaTheme="minorEastAsia" w:hAnsiTheme="minorHAnsi" w:cstheme="minorBidi" w:hint="eastAsia"/>
+                <w:rFonts w:asciiTheme="minorHAnsi" w:eastAsiaTheme="minorEastAsia" w:hAnsiTheme="minorHAnsi" w:cstheme="minorBidi"/>
                 <w:szCs w:val="22"/>
               </w:rPr>
             </w:pPr>
@@ -12800,7 +11386,7 @@
           <w:p>
             <w:pPr>
               <w:rPr>
-                <w:rFonts w:asciiTheme="minorHAnsi" w:eastAsiaTheme="minorEastAsia" w:hAnsiTheme="minorHAnsi" w:cstheme="minorBidi" w:hint="eastAsia"/>
+                <w:rFonts w:asciiTheme="minorHAnsi" w:eastAsiaTheme="minorEastAsia" w:hAnsiTheme="minorHAnsi" w:cstheme="minorBidi"/>
                 <w:szCs w:val="22"/>
               </w:rPr>
             </w:pPr>
@@ -12842,7 +11428,7 @@
           <w:p>
             <w:pPr>
               <w:rPr>
-                <w:rFonts w:asciiTheme="minorHAnsi" w:eastAsiaTheme="minorEastAsia" w:hAnsiTheme="minorHAnsi" w:cstheme="minorBidi" w:hint="eastAsia"/>
+                <w:rFonts w:asciiTheme="minorHAnsi" w:eastAsiaTheme="minorEastAsia" w:hAnsiTheme="minorHAnsi" w:cstheme="minorBidi"/>
                 <w:szCs w:val="22"/>
               </w:rPr>
             </w:pPr>
@@ -12860,7 +11446,7 @@
     <w:p>
       <w:pPr>
         <w:rPr>
-          <w:rFonts w:asciiTheme="minorHAnsi" w:eastAsiaTheme="minorEastAsia" w:hAnsiTheme="minorHAnsi" w:cstheme="minorBidi" w:hint="eastAsia"/>
+          <w:rFonts w:asciiTheme="minorHAnsi" w:eastAsiaTheme="minorEastAsia" w:hAnsiTheme="minorHAnsi" w:cstheme="minorBidi"/>
           <w:szCs w:val="22"/>
         </w:rPr>
       </w:pPr>
@@ -12868,7 +11454,7 @@
     <w:p>
       <w:pPr>
         <w:rPr>
-          <w:rFonts w:asciiTheme="minorHAnsi" w:eastAsiaTheme="minorEastAsia" w:hAnsiTheme="minorHAnsi" w:cstheme="minorBidi" w:hint="eastAsia"/>
+          <w:rFonts w:asciiTheme="minorHAnsi" w:eastAsiaTheme="minorEastAsia" w:hAnsiTheme="minorHAnsi" w:cstheme="minorBidi"/>
           <w:szCs w:val="22"/>
         </w:rPr>
       </w:pPr>
@@ -12968,7 +11554,7 @@
           <w:p>
             <w:pPr>
               <w:rPr>
-                <w:rFonts w:asciiTheme="minorHAnsi" w:eastAsiaTheme="minorEastAsia" w:hAnsiTheme="minorHAnsi" w:cstheme="minorBidi" w:hint="eastAsia"/>
+                <w:rFonts w:asciiTheme="minorHAnsi" w:eastAsiaTheme="minorEastAsia" w:hAnsiTheme="minorHAnsi" w:cstheme="minorBidi"/>
                 <w:b/>
                 <w:szCs w:val="22"/>
               </w:rPr>
@@ -12990,7 +11576,7 @@
           <w:p>
             <w:pPr>
               <w:rPr>
-                <w:rFonts w:asciiTheme="minorHAnsi" w:eastAsiaTheme="minorEastAsia" w:hAnsiTheme="minorHAnsi" w:cstheme="minorBidi" w:hint="eastAsia"/>
+                <w:rFonts w:asciiTheme="minorHAnsi" w:eastAsiaTheme="minorEastAsia" w:hAnsiTheme="minorHAnsi" w:cstheme="minorBidi"/>
                 <w:b/>
                 <w:szCs w:val="22"/>
               </w:rPr>
@@ -13063,7 +11649,7 @@
           <w:p>
             <w:pPr>
               <w:rPr>
-                <w:rFonts w:asciiTheme="minorHAnsi" w:eastAsiaTheme="minorEastAsia" w:hAnsiTheme="minorHAnsi" w:cstheme="minorBidi" w:hint="eastAsia"/>
+                <w:rFonts w:asciiTheme="minorHAnsi" w:eastAsiaTheme="minorEastAsia" w:hAnsiTheme="minorHAnsi" w:cstheme="minorBidi"/>
                 <w:szCs w:val="22"/>
               </w:rPr>
             </w:pPr>
@@ -13147,7 +11733,7 @@
           <w:p>
             <w:pPr>
               <w:rPr>
-                <w:rFonts w:asciiTheme="minorHAnsi" w:eastAsiaTheme="minorEastAsia" w:hAnsiTheme="minorHAnsi" w:cstheme="minorBidi" w:hint="eastAsia"/>
+                <w:rFonts w:asciiTheme="minorHAnsi" w:eastAsiaTheme="minorEastAsia" w:hAnsiTheme="minorHAnsi" w:cstheme="minorBidi"/>
                 <w:szCs w:val="22"/>
               </w:rPr>
             </w:pPr>
@@ -13784,22 +12370,12 @@
             <w:ind w:firstLine="360"/>
           </w:pPr>
           <w:fldSimple w:instr=" TIME \@ &quot;yyyy-M-d&quot; ">
-            <w:ins w:id="19" w:author="huxiaojun" w:date="2015-05-14T17:36:00Z">
-              <w:r>
-                <w:rPr>
-                  <w:noProof/>
-                </w:rPr>
-                <w:t>2015-5-14</w:t>
-              </w:r>
-            </w:ins>
-            <w:del w:id="20" w:author="huxiaojun" w:date="2015-05-14T13:57:00Z">
-              <w:r>
-                <w:rPr>
-                  <w:noProof/>
-                </w:rPr>
-                <w:delText>2015-5-13</w:delText>
-              </w:r>
-            </w:del>
+            <w:r>
+              <w:rPr>
+                <w:noProof/>
+              </w:rPr>
+              <w:t>2015-5-15</w:t>
+            </w:r>
           </w:fldSimple>
         </w:p>
       </w:tc>
@@ -16672,19 +15248,6 @@
 </file>
 
 <file path=customXml/item1.xml><?xml version="1.0" encoding="utf-8"?>
-<b:Sources xmlns:b="http://schemas.openxmlformats.org/officeDocument/2006/bibliography" xmlns="http://schemas.openxmlformats.org/officeDocument/2006/bibliography" SelectedStyle="\APA.XSL" StyleName="APA"/>
-</file>
-
-<file path=customXml/item2.xml><?xml version="1.0" encoding="utf-8"?>
-<?mso-contentType ?>
-<FormTemplates xmlns="http://schemas.microsoft.com/sharepoint/v3/contenttype/forms">
-  <Display>DocumentLibraryForm</Display>
-  <Edit>DocumentLibraryForm</Edit>
-  <New>DocumentLibraryForm</New>
-</FormTemplates>
-</file>
-
-<file path=customXml/item3.xml><?xml version="1.0" encoding="utf-8"?>
 <ct:contentTypeSchema xmlns:ct="http://schemas.microsoft.com/office/2006/metadata/contentType" xmlns:ma="http://schemas.microsoft.com/office/2006/metadata/properties/metaAttributes" ct:_="" ma:_="" ma:contentTypeName="Document" ma:contentTypeID="0x010100C9D738FE56F9DD4F818CEE0622FC80C0" ma:contentTypeVersion="0" ma:contentTypeDescription="Create a new document." ma:contentTypeScope="" ma:versionID="c733d375e9f13075cc482d188b8bae2c">
   <xsd:schema xmlns:xsd="http://www.w3.org/2001/XMLSchema" xmlns:p="http://schemas.microsoft.com/office/2006/metadata/properties" targetNamespace="http://schemas.microsoft.com/office/2006/metadata/properties" ma:root="true" ma:fieldsID="4aeb20c0e3442673af7ee10786458764">
     <xsd:element name="properties">
@@ -16733,6 +15296,19 @@
 </ct:contentTypeSchema>
 </file>
 
+<file path=customXml/item2.xml><?xml version="1.0" encoding="utf-8"?>
+<?mso-contentType ?>
+<FormTemplates xmlns="http://schemas.microsoft.com/sharepoint/v3/contenttype/forms">
+  <Display>DocumentLibraryForm</Display>
+  <Edit>DocumentLibraryForm</Edit>
+  <New>DocumentLibraryForm</New>
+</FormTemplates>
+</file>
+
+<file path=customXml/item3.xml><?xml version="1.0" encoding="utf-8"?>
+<b:Sources xmlns:b="http://schemas.openxmlformats.org/officeDocument/2006/bibliography" xmlns="http://schemas.openxmlformats.org/officeDocument/2006/bibliography" SelectedStyle="\APA.XSL" StyleName="APA"/>
+</file>
+
 <file path=customXml/item4.xml><?xml version="1.0" encoding="utf-8"?>
 <p:properties xmlns:p="http://schemas.microsoft.com/office/2006/metadata/properties" xmlns:xsi="http://www.w3.org/2001/XMLSchema-instance">
   <documentManagement/>
@@ -16740,22 +15316,6 @@
 </file>
 
 <file path=customXml/itemProps1.xml><?xml version="1.0" encoding="utf-8"?>
-<ds:datastoreItem xmlns:ds="http://schemas.openxmlformats.org/officeDocument/2006/customXml" ds:itemID="{86265DB8-A148-4F49-8A30-21AD0CB6EB06}">
-  <ds:schemaRefs>
-    <ds:schemaRef ds:uri="http://schemas.openxmlformats.org/officeDocument/2006/bibliography"/>
-  </ds:schemaRefs>
-</ds:datastoreItem>
-</file>
-
-<file path=customXml/itemProps2.xml><?xml version="1.0" encoding="utf-8"?>
-<ds:datastoreItem xmlns:ds="http://schemas.openxmlformats.org/officeDocument/2006/customXml" ds:itemID="{9C2CE626-7193-49AD-BC45-D7AF4DFA65A4}">
-  <ds:schemaRefs>
-    <ds:schemaRef ds:uri="http://schemas.microsoft.com/sharepoint/v3/contenttype/forms"/>
-  </ds:schemaRefs>
-</ds:datastoreItem>
-</file>
-
-<file path=customXml/itemProps3.xml><?xml version="1.0" encoding="utf-8"?>
 <ds:datastoreItem xmlns:ds="http://schemas.openxmlformats.org/officeDocument/2006/customXml" ds:itemID="{94CFB702-9C76-4C98-BCB1-FF31686087A1}">
   <ds:schemaRefs>
     <ds:schemaRef ds:uri="http://schemas.microsoft.com/office/2006/metadata/contentType"/>
@@ -16770,6 +15330,22 @@
 </ds:datastoreItem>
 </file>
 
+<file path=customXml/itemProps2.xml><?xml version="1.0" encoding="utf-8"?>
+<ds:datastoreItem xmlns:ds="http://schemas.openxmlformats.org/officeDocument/2006/customXml" ds:itemID="{9C2CE626-7193-49AD-BC45-D7AF4DFA65A4}">
+  <ds:schemaRefs>
+    <ds:schemaRef ds:uri="http://schemas.microsoft.com/sharepoint/v3/contenttype/forms"/>
+  </ds:schemaRefs>
+</ds:datastoreItem>
+</file>
+
+<file path=customXml/itemProps3.xml><?xml version="1.0" encoding="utf-8"?>
+<ds:datastoreItem xmlns:ds="http://schemas.openxmlformats.org/officeDocument/2006/customXml" ds:itemID="{86265DB8-A148-4F49-8A30-21AD0CB6EB06}">
+  <ds:schemaRefs>
+    <ds:schemaRef ds:uri="http://schemas.openxmlformats.org/officeDocument/2006/bibliography"/>
+  </ds:schemaRefs>
+</ds:datastoreItem>
+</file>
+
 <file path=customXml/itemProps4.xml><?xml version="1.0" encoding="utf-8"?>
 <ds:datastoreItem xmlns:ds="http://schemas.openxmlformats.org/officeDocument/2006/customXml" ds:itemID="{283A67FA-FB68-40D1-A1FD-BD4AEE599422}">
   <ds:schemaRefs>
